--- a/manuscript/manuscript.docx
+++ b/manuscript/manuscript.docx
@@ -272,7 +272,7 @@
       </w:r>
     </w:p>
     <w:bookmarkEnd w:id="21"/>
-    <w:bookmarkStart w:id="22" w:name="introduction"/>
+    <w:bookmarkStart w:id="23" w:name="introduction"/>
     <w:p>
       <w:pPr>
         <w:pStyle w:val="Heading1"/>
@@ -286,7 +286,7 @@
         <w:pStyle w:val="FirstParagraph"/>
       </w:pPr>
       <w:r>
-        <w:t xml:space="preserve">As sessile organisms, many plant species rely on mobile animals to transfer their pollen. Whereas some plant species have co-evolved with a particular pollinator (xx; xx), many other species remain as a generalist to be visited by diverse pollinators. So far, x% of plant species are known to adopt such a generalized pollination system (Wilmer 2010), highlighting the ubiquitous nature of generalist flowers.</w:t>
+        <w:t xml:space="preserve">As sessile organisms, many plant species rely on mobile animals to transfer their pollen. Whereas some plant species have co-evolved with a particular pollinator, many other species remain as a generalist to be visited by diverse pollinators (Wilmer 2010). So far, it has been estimated that 80% of animal-pollinated species adopt such a generalized pollination system that can attract multiple visitors (Olesen et al. 2007; Wilmer 2010), highlighting the ubiquitous nature of generalist flowering plants.</w:t>
       </w:r>
     </w:p>
     <w:p>
@@ -294,7 +294,7 @@
         <w:pStyle w:val="BodyText"/>
       </w:pPr>
       <w:r>
-        <w:t xml:space="preserve">In the generalized pollination system, pollination effectiveness and/or efficiency have long been studied among multiple flower visitors (Ne’eman et al. 2010; xxx). It is well recognized that eusocial bees can carry plenty of pollen and thereby serve as a key pollinator (e.g., xx; yy; zz). However, quantitative surveys have shown that the abundant pollinators may not always be the best contributor to plant reproduction. For example, frequent visitors often revisit flowers within a single individual, resulting in substantial self-pollination called geitonogamy (de Jong 1993; Klinkhamer &amp; de Jong 1993; Karron et al. 1995). Genetic partenity analyses indeed showed that less frequent visitors, such as flower beetles and butteflies, can largely contribute to outcrossing rate (Broyles and Wyatt 1991; Matsuki et al. 2009). At interspecific levels, less frequent but long-flight pollinators sometimes play a critical role in interspecific pollen transfer (Waser 1982), leading to reproductive interference between closely related species (Takakura xxx). Thus, quantitative observation of multiple visitors provides a basis for inclusive understandings of plant reproduction in a generalized pollination system.</w:t>
+        <w:t xml:space="preserve">In the generalized pollination system, pollination effectiveness and/or efficiency have long been studied among multiple flower visitors (Waser 1982; Herrera 1990; Waser et al. 1996; Ne’eman et al. 2010). It is well recognized that eusocial bees can carry plenty of pollen and thereby serve as a key pollinator (e.g., Heinrich 1976; Waser 1982; Kandori 2002). However, quantitative surveys have shown that the abundant pollinators may not always be the best contributor to plant reproduction. For example, frequent visitors often revisit flowers within a single individual, resulting in substantial self-pollination called geitonogamy (de Jong 1993; Klinkhamer &amp; de Jong 1993; Karron et al. 1995). Genetic partenity analyses indeed showed that less frequent visitors, such as flower beetles and butteflies, can largely contribute to outcrossing rate (Broyles and Wyatt 1991; Matsuki et al. 2009). At interspecific levels, less frequent but long-flight pollinators may play a critical role in interspecific pollen transfer and consequent competition (Levin and Anderson 1970; Waser 1978; Takakura 2011; Johnson et al. 2022). Thus, quantitative observation of multiple visitors provides a basis for inclusive understandings of plant reproduction in a generalized pollination system.</w:t>
       </w:r>
     </w:p>
     <w:p>
@@ -318,7 +318,24 @@
         <w:t xml:space="preserve"> </w:t>
       </w:r>
       <w:r>
-        <w:t xml:space="preserve">comprise more than xx species, which are distributed across Asia and xx. This genus is often subjected to parmacological studies as it produces xxx. In ecological studies, seed dispersal has often been studied</w:t>
+        <w:t xml:space="preserve">comprise more than 30 species distributed worldwide. This genus is native to Asia and Africa, but also introduced to Middle-to-South America and Tropical-to-Subtropical Old World (POWO 2026:</w:t>
+      </w:r>
+      <w:r>
+        <w:t xml:space="preserve"> </w:t>
+      </w:r>
+      <w:hyperlink r:id="rId22">
+        <w:r>
+          <w:rPr>
+            <w:rStyle w:val="Hyperlink"/>
+          </w:rPr>
+          <w:t xml:space="preserve">https://powo.science.kew.org/</w:t>
+        </w:r>
+      </w:hyperlink>
+      <w:r>
+        <w:t xml:space="preserve"> </w:t>
+      </w:r>
+      <w:r>
+        <w:t xml:space="preserve">Retrieved 02 January 2026). Some</w:t>
       </w:r>
       <w:r>
         <w:t xml:space="preserve"> </w:t>
@@ -334,7 +351,38 @@
         <w:t xml:space="preserve"> </w:t>
       </w:r>
       <w:r>
-        <w:t xml:space="preserve">in as their seeds easily stick to mammal hairs (e.g., x, y, z). Population genetic structure and breeding system have been studied in widely distributed species, such as</w:t>
+        <w:t xml:space="preserve">species are known as medicinal and ornamental plants called</w:t>
+      </w:r>
+      <w:r>
+        <w:t xml:space="preserve"> </w:t>
+      </w:r>
+      <w:r>
+        <w:t xml:space="preserve">‘</w:t>
+      </w:r>
+      <w:r>
+        <w:t xml:space="preserve">chaff flower</w:t>
+      </w:r>
+      <w:r>
+        <w:t xml:space="preserve">’</w:t>
+      </w:r>
+      <w:r>
+        <w:t xml:space="preserve">, while others produce inconspicuous petalless flowers. Ecologists have often focused on their seed dispersal as the seeds of</w:t>
+      </w:r>
+      <w:r>
+        <w:t xml:space="preserve"> </w:t>
+      </w:r>
+      <w:r>
+        <w:rPr>
+          <w:iCs/>
+          <w:i/>
+        </w:rPr>
+        <w:t xml:space="preserve">Achyranthes</w:t>
+      </w:r>
+      <w:r>
+        <w:t xml:space="preserve"> </w:t>
+      </w:r>
+      <w:r>
+        <w:t xml:space="preserve">are easily attached to animal hairs (e.g., Bulllock and Primack 1977; De Lange et al. 2004). Some studies have examined the population genetic structure and breeding system in widely distributed species, such as Asian</w:t>
       </w:r>
       <w:r>
         <w:t xml:space="preserve"> </w:t>
@@ -366,7 +414,7 @@
         <w:t xml:space="preserve"> </w:t>
       </w:r>
       <w:r>
-        <w:t xml:space="preserve">(). The genetic structure and reproductive success are supposed to depend on pollination system. However, few have been conducted a quantitative survey of flower visitors in</w:t>
+        <w:t xml:space="preserve">(Shivanna et al. 2014; Yan et al. 2017). These genetic structures and reproductive success are supposed to depend on pollination system. However, there is little quantitative evidence of flower visitors in</w:t>
       </w:r>
       <w:r>
         <w:t xml:space="preserve"> </w:t>
@@ -406,8 +454,8 @@
         <w:t xml:space="preserve">was recurrently visited by diverse insects despite its inconspicuous petalless flowers. We also observed visiting patterns of two major visitors, Lycaenid butterflies and honeybees. Based on these observations, we briefly discuss how these insects can mediate plant-plant interactions at intraspecific and interspecific levels.</w:t>
       </w:r>
     </w:p>
-    <w:bookmarkEnd w:id="22"/>
-    <w:bookmarkStart w:id="30" w:name="materials-methods"/>
+    <w:bookmarkEnd w:id="23"/>
+    <w:bookmarkStart w:id="29" w:name="materials-methods"/>
     <w:p>
       <w:pPr>
         <w:pStyle w:val="Heading1"/>
@@ -416,13 +464,13 @@
         <w:t xml:space="preserve">Materials &amp; Methods</w:t>
       </w:r>
     </w:p>
-    <w:bookmarkStart w:id="23" w:name="study-plant-and-its-insect-visitors"/>
+    <w:bookmarkStart w:id="24" w:name="study-plant"/>
     <w:p>
       <w:pPr>
         <w:pStyle w:val="Heading2"/>
       </w:pPr>
       <w:r>
-        <w:t xml:space="preserve">Study plant and its insect visitors</w:t>
+        <w:t xml:space="preserve">Study plant</w:t>
       </w:r>
     </w:p>
     <w:p>
@@ -430,7 +478,177 @@
         <w:pStyle w:val="FirstParagraph"/>
       </w:pPr>
       <w:r>
-        <w:t xml:space="preserve">We used a perennial weed, Achyranthes aspera L. (Hinata-inokozuchi in Japanese) and their pollinators. Achyranthes aspera occur in sunny wastelands and are distributed throughout the main land of Japan. This species bloom small and inconspicuous flowers from late summer to autumn. Their seeds are easy to adhere to fur or cloth and dispersed by animals. In this study, the scientific name was referred to Clemants (2006).</w:t>
+        <w:t xml:space="preserve">We investigated</w:t>
+      </w:r>
+      <w:r>
+        <w:t xml:space="preserve"> </w:t>
+      </w:r>
+      <w:r>
+        <w:rPr>
+          <w:iCs/>
+          <w:i/>
+        </w:rPr>
+        <w:t xml:space="preserve">Achyranthes bidentata</w:t>
+      </w:r>
+      <w:r>
+        <w:t xml:space="preserve"> </w:t>
+      </w:r>
+      <w:r>
+        <w:t xml:space="preserve">Blume and their flower visitors. The native distribution range of this plant species is South to East Asia (POWO 2026). In Japan,</w:t>
+      </w:r>
+      <w:r>
+        <w:t xml:space="preserve"> </w:t>
+      </w:r>
+      <w:r>
+        <w:rPr>
+          <w:iCs/>
+          <w:i/>
+        </w:rPr>
+        <w:t xml:space="preserve">Achyranthes bidentata</w:t>
+      </w:r>
+      <w:r>
+        <w:t xml:space="preserve"> </w:t>
+      </w:r>
+      <w:r>
+        <w:t xml:space="preserve">often occurs in a sunny wasteland and bloom from late summer to autumn. Seeds are easy to adhere to aninmal fur or human clothes. Although there are several synonyms of</w:t>
+      </w:r>
+      <w:r>
+        <w:t xml:space="preserve"> </w:t>
+      </w:r>
+      <w:r>
+        <w:rPr>
+          <w:iCs/>
+          <w:i/>
+        </w:rPr>
+        <w:t xml:space="preserve">A. bidentata</w:t>
+      </w:r>
+      <w:r>
+        <w:t xml:space="preserve">, the Latin name of our study followed the Y-list of Japanese plants (Yonekura and Kajita 2007: last accessed on xxx). According to the Y-list,</w:t>
+      </w:r>
+      <w:r>
+        <w:t xml:space="preserve"> </w:t>
+      </w:r>
+      <w:r>
+        <w:rPr>
+          <w:iCs/>
+          <w:i/>
+        </w:rPr>
+        <w:t xml:space="preserve">A. bidentata</w:t>
+      </w:r>
+      <w:r>
+        <w:t xml:space="preserve"> </w:t>
+      </w:r>
+      <w:r>
+        <w:t xml:space="preserve">have xx subspecies and yy synonyms. For further clarifications, our study plant was so-called</w:t>
+      </w:r>
+      <w:r>
+        <w:t xml:space="preserve"> </w:t>
+      </w:r>
+      <w:r>
+        <w:t xml:space="preserve">“</w:t>
+      </w:r>
+      <w:r>
+        <w:t xml:space="preserve">Hinata-inokozuchi</w:t>
+      </w:r>
+      <w:r>
+        <w:t xml:space="preserve">”</w:t>
+      </w:r>
+      <w:r>
+        <w:t xml:space="preserve"> </w:t>
+      </w:r>
+      <w:r>
+        <w:t xml:space="preserve">in Japanese.</w:t>
+      </w:r>
+    </w:p>
+    <w:bookmarkEnd w:id="24"/>
+    <w:bookmarkStart w:id="25" w:name="study-sites-and-pilot-observation"/>
+    <w:p>
+      <w:pPr>
+        <w:pStyle w:val="Heading2"/>
+      </w:pPr>
+      <w:r>
+        <w:t xml:space="preserve">Study sites and pilot observation</w:t>
+      </w:r>
+    </w:p>
+    <w:p>
+      <w:pPr>
+        <w:pStyle w:val="FirstParagraph"/>
+      </w:pPr>
+      <w:r>
+        <w:t xml:space="preserve">Our field survey was conducted at the Yoshida campus of Kyoto university, Kyoto, Japan (35°01′54″N, 135°47′14″E). The study area was located near an open playground. The density of individual</w:t>
+      </w:r>
+      <w:r>
+        <w:t xml:space="preserve"> </w:t>
+      </w:r>
+      <w:r>
+        <w:rPr>
+          <w:iCs/>
+          <w:i/>
+        </w:rPr>
+        <w:t xml:space="preserve">A. bidentata</w:t>
+      </w:r>
+      <w:r>
+        <w:t xml:space="preserve"> </w:t>
+      </w:r>
+      <w:r>
+        <w:t xml:space="preserve">was so high that a 1 m</w:t>
+      </w:r>
+      <w:r>
+        <w:rPr>
+          <w:vertAlign w:val="superscript"/>
+        </w:rPr>
+        <w:t xml:space="preserve">2</w:t>
+      </w:r>
+      <w:r>
+        <w:t xml:space="preserve"> </w:t>
+      </w:r>
+      <w:r>
+        <w:t xml:space="preserve">patch included spikes from &gt;10 individuals (Average = 12.7, SD = 2.1, the number of measured patches = 10). In addition to</w:t>
+      </w:r>
+      <w:r>
+        <w:t xml:space="preserve"> </w:t>
+      </w:r>
+      <w:r>
+        <w:rPr>
+          <w:iCs/>
+          <w:i/>
+        </w:rPr>
+        <w:t xml:space="preserve">A. bidentata</w:t>
+      </w:r>
+      <w:r>
+        <w:t xml:space="preserve">,</w:t>
+      </w:r>
+      <w:r>
+        <w:t xml:space="preserve"> </w:t>
+      </w:r>
+      <w:r>
+        <w:rPr>
+          <w:iCs/>
+          <w:i/>
+        </w:rPr>
+        <w:t xml:space="preserve">Cayratia japonica</w:t>
+      </w:r>
+      <w:r>
+        <w:t xml:space="preserve"> </w:t>
+      </w:r>
+      <w:r>
+        <w:t xml:space="preserve">and</w:t>
+      </w:r>
+      <w:r>
+        <w:t xml:space="preserve"> </w:t>
+      </w:r>
+      <w:r>
+        <w:rPr>
+          <w:iCs/>
+          <w:i/>
+        </w:rPr>
+        <w:t xml:space="preserve">Persicaria longiseta</w:t>
+      </w:r>
+      <w:r>
+        <w:t xml:space="preserve"> </w:t>
+      </w:r>
+      <w:r>
+        <w:t xml:space="preserve">bloomed during the study period. Given the active conditions for flower visitors, we made all observations during daytime between 9:00 and 15:00 of sunny days.</w:t>
       </w:r>
     </w:p>
     <w:p>
@@ -438,17 +656,82 @@
         <w:pStyle w:val="BodyText"/>
       </w:pPr>
       <w:r>
-        <w:t xml:space="preserve">To examine whether multiple species visited to the study plant, we preliminary observed and recorded visitors to A. aspera at a study site below.</w:t>
-      </w:r>
-    </w:p>
-    <w:bookmarkEnd w:id="23"/>
-    <w:bookmarkStart w:id="24" w:name="study-sites-and-pilot-observation"/>
+        <w:t xml:space="preserve">To ascertain whether</w:t>
+      </w:r>
+      <w:r>
+        <w:t xml:space="preserve"> </w:t>
+      </w:r>
+      <w:r>
+        <w:rPr>
+          <w:iCs/>
+          <w:i/>
+        </w:rPr>
+        <w:t xml:space="preserve">A. bidentata</w:t>
+      </w:r>
+      <w:r>
+        <w:t xml:space="preserve"> </w:t>
+      </w:r>
+      <w:r>
+        <w:t xml:space="preserve">produced entomophilous flowers, we first conducted a 10-min pilot observation in the morning and afternoon at Kyoto. This observation was carried out twice during 9:55-10:05 and 13:55-14:05 on 8 September 2010. We counted insect visits on the spike of</w:t>
+      </w:r>
+      <w:r>
+        <w:t xml:space="preserve"> </w:t>
+      </w:r>
+      <w:r>
+        <w:rPr>
+          <w:iCs/>
+          <w:i/>
+        </w:rPr>
+        <w:t xml:space="preserve">A. bidentata</w:t>
+      </w:r>
+      <w:r>
+        <w:t xml:space="preserve"> </w:t>
+      </w:r>
+      <w:r>
+        <w:t xml:space="preserve">per ten minutes up to the Order level. The sex of insect individuals was not distinguished. The area of an observed patch was approximately 4 m</w:t>
+      </w:r>
+      <w:r>
+        <w:rPr>
+          <w:vertAlign w:val="superscript"/>
+        </w:rPr>
+        <w:t xml:space="preserve">2</w:t>
+      </w:r>
+      <w:r>
+        <w:t xml:space="preserve">. Dominant visitors were caught and identified as much as possible.</w:t>
+      </w:r>
+    </w:p>
+    <w:p>
+      <w:pPr>
+        <w:pStyle w:val="BodyText"/>
+      </w:pPr>
+      <w:r>
+        <w:t xml:space="preserve">To confirm whether</w:t>
+      </w:r>
+      <w:r>
+        <w:t xml:space="preserve"> </w:t>
+      </w:r>
+      <w:r>
+        <w:rPr>
+          <w:iCs/>
+          <w:i/>
+        </w:rPr>
+        <w:t xml:space="preserve">A. bidentata</w:t>
+      </w:r>
+      <w:r>
+        <w:t xml:space="preserve"> </w:t>
+      </w:r>
+      <w:r>
+        <w:t xml:space="preserve">could attract multiple flower visitors, we conducted additional observation in a rural area at Fujiwara-cho, Mie, Japan. xxxx</w:t>
+      </w:r>
+    </w:p>
+    <w:bookmarkEnd w:id="25"/>
+    <w:bookmarkStart w:id="26" w:name="visiting-patterns-of-major-insects"/>
     <w:p>
       <w:pPr>
         <w:pStyle w:val="Heading2"/>
       </w:pPr>
       <w:r>
-        <w:t xml:space="preserve">Study sites and pilot observation</w:t>
+        <w:t xml:space="preserve">Visiting patterns of major insects</w:t>
       </w:r>
     </w:p>
     <w:p>
@@ -456,23 +739,135 @@
         <w:pStyle w:val="FirstParagraph"/>
       </w:pPr>
       <w:r>
-        <w:t xml:space="preserve">Our field survey was conducted at the Yoshida campus of Kyoto university, Kyoto, Japan (35°01′54″N, 135°47′14″E). The study area was located near an open playground. The density of individual</w:t>
-      </w:r>
-      <w:r>
-        <w:t xml:space="preserve"> </w:t>
-      </w:r>
-      <w:r>
-        <w:rPr>
-          <w:iCs/>
-          <w:i/>
-        </w:rPr>
-        <w:t xml:space="preserve">A. bidentata</w:t>
-      </w:r>
-      <w:r>
-        <w:t xml:space="preserve"> </w:t>
-      </w:r>
-      <w:r>
-        <w:t xml:space="preserve">was so high that a 1 m</w:t>
+        <w:t xml:space="preserve">To identify a potential agent of plant-plant interactions, we then focused on visiting patterns of abundant insects. In addition to visiting frequency, we examined the following three aspects (i) repeated visits to an individual, (ii) visitation time, and (iii) movement distance. This line of field surveys was conducted in the Kyoto site where honeybees (</w:t>
+      </w:r>
+      <w:r>
+        <w:rPr>
+          <w:iCs/>
+          <w:i/>
+        </w:rPr>
+        <w:t xml:space="preserve">Apis cerana</w:t>
+      </w:r>
+      <w:r>
+        <w:t xml:space="preserve"> </w:t>
+      </w:r>
+      <w:r>
+        <w:t xml:space="preserve">ssp.</w:t>
+      </w:r>
+      <w:r>
+        <w:t xml:space="preserve"> </w:t>
+      </w:r>
+      <w:r>
+        <w:rPr>
+          <w:iCs/>
+          <w:i/>
+        </w:rPr>
+        <w:t xml:space="preserve">japonica</w:t>
+      </w:r>
+      <w:r>
+        <w:t xml:space="preserve">) and Lycaenid butterflies (</w:t>
+      </w:r>
+      <w:r>
+        <w:rPr>
+          <w:iCs/>
+          <w:i/>
+        </w:rPr>
+        <w:t xml:space="preserve">Zizeeria maha</w:t>
+      </w:r>
+      <w:r>
+        <w:t xml:space="preserve"> </w:t>
+      </w:r>
+      <w:r>
+        <w:t xml:space="preserve">ssp.</w:t>
+      </w:r>
+      <w:r>
+        <w:t xml:space="preserve"> </w:t>
+      </w:r>
+      <w:r>
+        <w:rPr>
+          <w:iCs/>
+          <w:i/>
+        </w:rPr>
+        <w:t xml:space="preserve">argia</w:t>
+      </w:r>
+      <w:r>
+        <w:t xml:space="preserve">,</w:t>
+      </w:r>
+      <w:r>
+        <w:t xml:space="preserve"> </w:t>
+      </w:r>
+      <w:r>
+        <w:rPr>
+          <w:iCs/>
+          <w:i/>
+        </w:rPr>
+        <w:t xml:space="preserve">Lycaena phlaeas</w:t>
+      </w:r>
+      <w:r>
+        <w:t xml:space="preserve"> </w:t>
+      </w:r>
+      <w:r>
+        <w:t xml:space="preserve">ssp.</w:t>
+      </w:r>
+      <w:r>
+        <w:t xml:space="preserve"> </w:t>
+      </w:r>
+      <w:r>
+        <w:rPr>
+          <w:iCs/>
+          <w:i/>
+        </w:rPr>
+        <w:t xml:space="preserve">daimio</w:t>
+      </w:r>
+      <w:r>
+        <w:t xml:space="preserve"> </w:t>
+      </w:r>
+      <w:r>
+        <w:t xml:space="preserve">and</w:t>
+      </w:r>
+      <w:r>
+        <w:t xml:space="preserve"> </w:t>
+      </w:r>
+      <w:r>
+        <w:rPr>
+          <w:iCs/>
+          <w:i/>
+        </w:rPr>
+        <w:t xml:space="preserve">Everes argiades</w:t>
+      </w:r>
+      <w:r>
+        <w:t xml:space="preserve"> </w:t>
+      </w:r>
+      <w:r>
+        <w:t xml:space="preserve">ssp.</w:t>
+      </w:r>
+      <w:r>
+        <w:t xml:space="preserve"> </w:t>
+      </w:r>
+      <w:r>
+        <w:rPr>
+          <w:iCs/>
+          <w:i/>
+        </w:rPr>
+        <w:t xml:space="preserve">hellotia</w:t>
+      </w:r>
+      <w:r>
+        <w:t xml:space="preserve">) were abundant, as follows.</w:t>
+      </w:r>
+    </w:p>
+    <w:p>
+      <w:pPr>
+        <w:pStyle w:val="BodyText"/>
+      </w:pPr>
+      <w:r>
+        <w:rPr>
+          <w:iCs/>
+          <w:i/>
+        </w:rPr>
+        <w:t xml:space="preserve">Intra-individual visitation</w:t>
+      </w:r>
+      <w:r>
+        <w:t xml:space="preserve">: To compare the visit rate and pattern of honeybees and Lycaenid butterflies, we periodically observed the number of visits per 30 minutes. In this observation, a movement between the inflorescences of A. aspera was counted as a visit. Additionally, we recorded whether the movement was inter- or intra- individual plant. The area of an observed patch was about 4m</w:t>
       </w:r>
       <w:r>
         <w:rPr>
@@ -481,55 +876,7 @@
         <w:t xml:space="preserve">2</w:t>
       </w:r>
       <w:r>
-        <w:t xml:space="preserve"> </w:t>
-      </w:r>
-      <w:r>
-        <w:t xml:space="preserve">patch included spikes from &gt;10 individuals (Average = 12.7, SD = 2.1, the number of measured patches = 10). In addition to</w:t>
-      </w:r>
-      <w:r>
-        <w:t xml:space="preserve"> </w:t>
-      </w:r>
-      <w:r>
-        <w:rPr>
-          <w:iCs/>
-          <w:i/>
-        </w:rPr>
-        <w:t xml:space="preserve">A. bidentata</w:t>
-      </w:r>
-      <w:r>
-        <w:t xml:space="preserve">,</w:t>
-      </w:r>
-      <w:r>
-        <w:t xml:space="preserve"> </w:t>
-      </w:r>
-      <w:r>
-        <w:rPr>
-          <w:iCs/>
-          <w:i/>
-        </w:rPr>
-        <w:t xml:space="preserve">Cayratia japonica</w:t>
-      </w:r>
-      <w:r>
-        <w:t xml:space="preserve"> </w:t>
-      </w:r>
-      <w:r>
-        <w:t xml:space="preserve">and</w:t>
-      </w:r>
-      <w:r>
-        <w:t xml:space="preserve"> </w:t>
-      </w:r>
-      <w:r>
-        <w:rPr>
-          <w:iCs/>
-          <w:i/>
-        </w:rPr>
-        <w:t xml:space="preserve">Persicaria longiseta</w:t>
-      </w:r>
-      <w:r>
-        <w:t xml:space="preserve"> </w:t>
-      </w:r>
-      <w:r>
-        <w:t xml:space="preserve">bloomed during the study period. Given the active conditions for flower visitors, we made all observations during daytime between 9:00 and 15:00 of sunny days.</w:t>
+        <w:t xml:space="preserve">. Even when pollinators got out a patch by a single movement, we counted it as a visit as long as the movement was between inflorescences of A. aspera. These censuses were done on 20 September 2010, 26 September 2010, 5 October 2010 and 12 October 2010. All observations were carried out on PM, but exceptionally on 26 September 2010, we additionally collected AM data.</w:t>
       </w:r>
     </w:p>
     <w:p>
@@ -537,48 +884,14 @@
         <w:pStyle w:val="BodyText"/>
       </w:pPr>
       <w:r>
-        <w:t xml:space="preserve">To ascertain whether</w:t>
-      </w:r>
-      <w:r>
-        <w:t xml:space="preserve"> </w:t>
-      </w:r>
-      <w:r>
-        <w:rPr>
-          <w:iCs/>
-          <w:i/>
-        </w:rPr>
-        <w:t xml:space="preserve">A. bidentata</w:t>
-      </w:r>
-      <w:r>
-        <w:t xml:space="preserve"> </w:t>
-      </w:r>
-      <w:r>
-        <w:t xml:space="preserve">produced entomophilous flowers, we first conducted a 10-min pilot observation in the morning and afternoon at Kyoto. This observation was carried out twice during 9:55-10:05 and 13:55-14:05 on 8 September 2010. We counted insect visits on the spike of</w:t>
-      </w:r>
-      <w:r>
-        <w:t xml:space="preserve"> </w:t>
-      </w:r>
-      <w:r>
-        <w:rPr>
-          <w:iCs/>
-          <w:i/>
-        </w:rPr>
-        <w:t xml:space="preserve">A. bidentata</w:t>
-      </w:r>
-      <w:r>
-        <w:t xml:space="preserve"> </w:t>
-      </w:r>
-      <w:r>
-        <w:t xml:space="preserve">per ten minutes up to the Order level. The sex of insect individuals was not distinguished. The area of an observed patch was approximately 4 m</w:t>
-      </w:r>
-      <w:r>
-        <w:rPr>
-          <w:vertAlign w:val="superscript"/>
-        </w:rPr>
-        <w:t xml:space="preserve">2</w:t>
-      </w:r>
-      <w:r>
-        <w:t xml:space="preserve">. Dominant visitors were caught and identified as much as possible.</w:t>
+        <w:rPr>
+          <w:iCs/>
+          <w:i/>
+        </w:rPr>
+        <w:t xml:space="preserve">Visitation time</w:t>
+      </w:r>
+      <w:r>
+        <w:t xml:space="preserve">: To compare the foraging time of pollinator, we measured the visit duration on inflorescences of A. aspera for honeybees and Lycaenid butterflies. We recorded the time from landing on inflorescences to departure by 10-2 second order using a stopwatch. The measurements were done twice on 7 and 12 October 2010, where 40 individuals of bees and butterflies were recorded per survey.</w:t>
       </w:r>
     </w:p>
     <w:p>
@@ -586,90 +899,18 @@
         <w:pStyle w:val="BodyText"/>
       </w:pPr>
       <w:r>
-        <w:t xml:space="preserve">To confirm whether</w:t>
-      </w:r>
-      <w:r>
-        <w:t xml:space="preserve"> </w:t>
-      </w:r>
-      <w:r>
-        <w:rPr>
-          <w:iCs/>
-          <w:i/>
-        </w:rPr>
-        <w:t xml:space="preserve">A. bidentata</w:t>
-      </w:r>
-      <w:r>
-        <w:t xml:space="preserve"> </w:t>
-      </w:r>
-      <w:r>
-        <w:t xml:space="preserve">could attract multiple flower visitors, we conducted additional observation in a rural area at Fujiwara-cho, Mie, Japan. xxxx</w:t>
-      </w:r>
-    </w:p>
-    <w:bookmarkEnd w:id="24"/>
-    <w:bookmarkStart w:id="25" w:name="visitation-freqency-and-patterns"/>
-    <w:p>
-      <w:pPr>
-        <w:pStyle w:val="Heading2"/>
-      </w:pPr>
-      <w:r>
-        <w:t xml:space="preserve">Visitation freqency and patterns</w:t>
-      </w:r>
-    </w:p>
-    <w:p>
-      <w:pPr>
-        <w:pStyle w:val="FirstParagraph"/>
-      </w:pPr>
-      <w:r>
-        <w:t xml:space="preserve">To compare the visit rate and pattern of honeybees (Apis cerana ssp. japonica) and Lycaenid butterflies (Zizeeria maha ssp. argia, Lycaena phlaeas ssp. daimio and Everes argiades ssp. hellotia), we periodically observed the number of visits per 30 minutes. In this observation, a movement between the inflorescences of A. aspera was counted as a visit. Additionally, we recorded whether the movement was inter- or intra- individual plant. The area of an observed patch was about 4m</w:t>
-      </w:r>
-      <w:r>
-        <w:rPr>
-          <w:vertAlign w:val="superscript"/>
-        </w:rPr>
-        <w:t xml:space="preserve">2</w:t>
-      </w:r>
-      <w:r>
-        <w:t xml:space="preserve">. Even when pollinators got out a patch by a single movement, we counted it as a visit, as long as the movement was between inflorescences of A. aspera. The sex of each individual was not distinguished about butterflies. These censuses were done on 20 September 2010, 26 September 2010, 5 October 2010 and 12 October 2010. All observations were carried out on PM, but exceptionally on 26 September 2010, we additionally collected AM data.</w:t>
-      </w:r>
-    </w:p>
-    <w:bookmarkEnd w:id="25"/>
-    <w:bookmarkStart w:id="26" w:name="visitation-time"/>
-    <w:p>
-      <w:pPr>
-        <w:pStyle w:val="Heading2"/>
-      </w:pPr>
-      <w:r>
-        <w:t xml:space="preserve">Visitation time</w:t>
-      </w:r>
-    </w:p>
-    <w:p>
-      <w:pPr>
-        <w:pStyle w:val="FirstParagraph"/>
-      </w:pPr>
-      <w:r>
-        <w:t xml:space="preserve">To compare the foraging time of pollinator, we measured the visit duration on inflorescences of A. aspera for honeybees and Lycaenid butterflies. We recorded the time from landing on inflorescences to departure by 10-2 second order using a stopwatch. The sex of each individual was not distinguished about butterflies. The measurements were done twice on 7 and 12 October 2010. Forty individuals of bees and butterflies were recorded in each research.</w:t>
+        <w:rPr>
+          <w:iCs/>
+          <w:i/>
+        </w:rPr>
+        <w:t xml:space="preserve">Movement distance</w:t>
+      </w:r>
+      <w:r>
+        <w:t xml:space="preserve">: To compare distance of movement for honeybees and Lycaenid butterflies, when the pollinators moved between inflorescence of A. aspera, we measured the distance between the spikes by 10-cm categories with a rank of &gt;100 cm. These censuses were done three times on 26, 29 September and 12 October 2010. The number of measured individuals of bees and butterflies was 20 and 29 on 26 and 29 September 2010, respectively. The number of measured individuals on 12 October 2010 was 51 for both bees and butterflies.</w:t>
       </w:r>
     </w:p>
     <w:bookmarkEnd w:id="26"/>
-    <w:bookmarkStart w:id="27" w:name="movement-distance"/>
-    <w:p>
-      <w:pPr>
-        <w:pStyle w:val="Heading2"/>
-      </w:pPr>
-      <w:r>
-        <w:t xml:space="preserve">Movement distance</w:t>
-      </w:r>
-    </w:p>
-    <w:p>
-      <w:pPr>
-        <w:pStyle w:val="FirstParagraph"/>
-      </w:pPr>
-      <w:r>
-        <w:t xml:space="preserve">To compare distance of movement for honeybees and Lycaenid butterflies, when the pollinators moved between inflorescence of A. aspera, we measured the distance between the inflorescences by 10cm. In this measurement, a movement more than 1m was recorded as interrupted data. The sex of each individual was not distinguished about butterflies. These censuses were done three times on 26, 29 September and 12 October 2010. Because of short interval between September studies, the data sets were pooled. The number of measured individuals of bees and butterflies was 20 and 29 on 26 and 29 September 2010, respectively. On 12 October 2010, we recorded additionally whether the measured movements were inter- or intra- plant, where the data sets were not pooled because they had the additional information. The number of measured individuals on 12 October 2010 was 51 for both bees and butterflies.</w:t>
-      </w:r>
-    </w:p>
-    <w:bookmarkEnd w:id="27"/>
-    <w:bookmarkStart w:id="29" w:name="statistical-analysis"/>
+    <w:bookmarkStart w:id="28" w:name="statistical-analysis"/>
     <w:p>
       <w:pPr>
         <w:pStyle w:val="Heading2"/>
@@ -705,9 +946,9 @@
         <w:pStyle w:val="BodyText"/>
       </w:pPr>
       <w:r>
-        <w:t xml:space="preserve">All statistical analyses and visualization were performed using R version 4.3.0 (R Core Team 2023). Default setting was applied for the link function of GLMs and GLMMs. Regarding add-on R packages, we utilized the lme4 (Bolker et al. 2015) and ordinal (Christensen 2023) packages for GLMMs; VGAM (Yee 2010) package for GLMs; and the tidyverse package (Wickham et al. 2019) for data handling and visualization. All source codes and original data generated in this study are available at GitHub (</w:t>
-      </w:r>
-      <w:hyperlink r:id="rId28">
+        <w:t xml:space="preserve">All statistical analyses and visualization were performed using R version 4.3.0 (R Core Team 2023). Default setting was applied for the link functions of GLMs and GLMMs. Regarding add-on R packages, we utilized the lme4 (Bolker et al. 2015) and ordinal (Christensen 2023) packages for GLMMs; VGAM (Yee 2010) package for GLMs; and the tidyverse package (Wickham et al. 2019) for data handling and visualization. All source codes and original data generated in this study are available at GitHub (</w:t>
+      </w:r>
+      <w:hyperlink r:id="rId27">
         <w:r>
           <w:rPr>
             <w:rStyle w:val="Hyperlink"/>
@@ -719,9 +960,9 @@
         <w:t xml:space="preserve">) and Zenodo (yyy) repositories.</w:t>
       </w:r>
     </w:p>
+    <w:bookmarkEnd w:id="28"/>
     <w:bookmarkEnd w:id="29"/>
-    <w:bookmarkEnd w:id="30"/>
-    <w:bookmarkStart w:id="33" w:name="results"/>
+    <w:bookmarkStart w:id="32" w:name="results"/>
     <w:p>
       <w:pPr>
         <w:pStyle w:val="Heading1"/>
@@ -730,7 +971,7 @@
         <w:t xml:space="preserve">Results</w:t>
       </w:r>
     </w:p>
-    <w:bookmarkStart w:id="31" w:name="diverse-insect-visitors-on-a.-bidentata"/>
+    <w:bookmarkStart w:id="30" w:name="diverse-insect-visitors-on-a.-bidentata"/>
     <w:p>
       <w:pPr>
         <w:pStyle w:val="Heading2"/>
@@ -957,7 +1198,7 @@
         <w:t xml:space="preserve">hellotia</w:t>
       </w:r>
       <w:r>
-        <w:t xml:space="preserve">, as major visitors (Table 1). In contrast, the second-most abundant order in Mie was Diptera (Fig. 2). The the most abundant order in Mie was Hymenoptera (Fig. 2), but its abundant species was not a honybee but</w:t>
+        <w:t xml:space="preserve">, as major visitors (Table 1). In contrast, the second-most abundant order in Mie was Diptera (Fig. 2). Although the most abundant order in Mie was Hymenoptera (Fig. 2), its abundant species was not a honeybee but a scoliid wasp</w:t>
       </w:r>
       <w:r>
         <w:t xml:space="preserve"> </w:t>
@@ -992,8 +1233,8 @@
         <w:t xml:space="preserve">can attract diverse insects as a generalist flowering plant.</w:t>
       </w:r>
     </w:p>
-    <w:bookmarkEnd w:id="31"/>
-    <w:bookmarkStart w:id="32" w:name="visiting-patterns-of-major-insects"/>
+    <w:bookmarkEnd w:id="30"/>
+    <w:bookmarkStart w:id="31" w:name="visiting-patterns-of-major-insects-1"/>
     <w:p>
       <w:pPr>
         <w:pStyle w:val="Heading2"/>
@@ -1091,15 +1332,7 @@
         <w:t xml:space="preserve"> </w:t>
       </w:r>
       <w:r>
-        <w:t xml:space="preserve">&lt; 2.2e-16: Fig. 3a). This pattern indicates that honeybees can be an effective pollinator, but their net efficiency is questionable due to potential geitonogamy.</w:t>
-      </w:r>
-    </w:p>
-    <w:p>
-      <w:pPr>
-        <w:pStyle w:val="BodyText"/>
-      </w:pPr>
-      <w:r>
-        <w:t xml:space="preserve">We further observed visitation time and flight distance to compare movement patterns between the butterflies and honeybees. Lycaenid butterflies stayed significantly longer on flowers than honeybees as indicated by the visitation time (Gamma GLMM,</w:t>
+        <w:t xml:space="preserve">&lt; 2.2e-16: Fig. 3a). This pattern indicates that honeybees can be an effective pollinator, but their net efficiency is questionable due to potential geitonogamy. We further observed visitation time and flight distance to compare movement patterns between the butterflies and honeybees. Lycaenid butterflies stayed longer on flowers than honeybees as shown by their significant difference in the visitation time (Gamma GLMM,</w:t>
       </w:r>
       <w:r>
         <w:t xml:space="preserve"> </w:t>
@@ -1199,18 +1432,206 @@
         <w:t xml:space="preserve"> </w:t>
       </w:r>
       <w:r>
-        <w:t xml:space="preserve">&lt; 2.2e-16). These findings indicate that Lycaenid butterflies are able to transfer pollen to distant individuals, although they may not be an efficient visitor.</w:t>
-      </w:r>
-    </w:p>
+        <w:t xml:space="preserve">&lt; 2.2e-16). These findings indicate that Lycaenid butterflies are able to transfer pollen to distant individuals, although they may not be an efficient pollinator.</w:t>
+      </w:r>
+    </w:p>
+    <w:bookmarkEnd w:id="31"/>
     <w:bookmarkEnd w:id="32"/>
+    <w:bookmarkStart w:id="33" w:name="discussion"/>
+    <w:p>
+      <w:pPr>
+        <w:pStyle w:val="Heading1"/>
+      </w:pPr>
+      <w:r>
+        <w:t xml:space="preserve">Discussion</w:t>
+      </w:r>
+    </w:p>
+    <w:p>
+      <w:pPr>
+        <w:pStyle w:val="FirstParagraph"/>
+      </w:pPr>
+      <w:r>
+        <w:t xml:space="preserve">Our field survey revealed that</w:t>
+      </w:r>
+      <w:r>
+        <w:t xml:space="preserve"> </w:t>
+      </w:r>
+      <w:r>
+        <w:rPr>
+          <w:iCs/>
+          <w:i/>
+        </w:rPr>
+        <w:t xml:space="preserve">A. bidentata</w:t>
+      </w:r>
+      <w:r>
+        <w:t xml:space="preserve"> </w:t>
+      </w:r>
+      <w:r>
+        <w:t xml:space="preserve">attracted diverse insect pollinators despite their inconspicuous petalless flowers. It is known that</w:t>
+      </w:r>
+      <w:r>
+        <w:t xml:space="preserve"> </w:t>
+      </w:r>
+      <w:r>
+        <w:rPr>
+          <w:iCs/>
+          <w:i/>
+        </w:rPr>
+        <w:t xml:space="preserve">A. bidentata</w:t>
+      </w:r>
+      <w:r>
+        <w:t xml:space="preserve"> </w:t>
+      </w:r>
+      <w:r>
+        <w:t xml:space="preserve">can produce nector as well as pollen (cite), which serve resources to attract insect pollinators. Regarding the community composition, we detected significant differences of visitors between the two study sites (Table 1 and Fig. 2). Honeybees were observed not only at Kyoto but also at Mie, but they visited the other species including</w:t>
+      </w:r>
+      <w:r>
+        <w:t xml:space="preserve"> </w:t>
+      </w:r>
+      <w:r>
+        <w:rPr>
+          <w:iCs/>
+          <w:i/>
+        </w:rPr>
+        <w:t xml:space="preserve">Justicia procumbens</w:t>
+      </w:r>
+      <w:r>
+        <w:t xml:space="preserve"> </w:t>
+      </w:r>
+      <w:r>
+        <w:t xml:space="preserve">and</w:t>
+      </w:r>
+      <w:r>
+        <w:t xml:space="preserve"> </w:t>
+      </w:r>
+      <w:r>
+        <w:rPr>
+          <w:iCs/>
+          <w:i/>
+        </w:rPr>
+        <w:t xml:space="preserve">Oxalis corniculata</w:t>
+      </w:r>
+      <w:r>
+        <w:t xml:space="preserve"> </w:t>
+      </w:r>
+      <w:r>
+        <w:t xml:space="preserve">(Y. Sato pers. obs.). This suggests that surrounding flora as well as pollinator fauna may influence which insects</w:t>
+      </w:r>
+      <w:r>
+        <w:t xml:space="preserve"> </w:t>
+      </w:r>
+      <w:r>
+        <w:rPr>
+          <w:iCs/>
+          <w:i/>
+        </w:rPr>
+        <w:t xml:space="preserve">A. bidentata</w:t>
+      </w:r>
+      <w:r>
+        <w:t xml:space="preserve"> </w:t>
+      </w:r>
+      <w:r>
+        <w:t xml:space="preserve">can attract.</w:t>
+      </w:r>
+    </w:p>
+    <w:p>
+      <w:pPr>
+        <w:pStyle w:val="BodyText"/>
+      </w:pPr>
+      <w:r>
+        <w:t xml:space="preserve">In a generalized pollination system, previous studies suggested that the best pollen carrier might not always be the most efficient pollinator due to geitonogamy (de Jong et al. 1993). Regarding the major flower visitors, we found that honeybees the most frequently visited</w:t>
+      </w:r>
+      <w:r>
+        <w:t xml:space="preserve"> </w:t>
+      </w:r>
+      <w:r>
+        <w:rPr>
+          <w:iCs/>
+          <w:i/>
+        </w:rPr>
+        <w:t xml:space="preserve">A. bidentata</w:t>
+      </w:r>
+      <w:r>
+        <w:t xml:space="preserve"> </w:t>
+      </w:r>
+      <w:r>
+        <w:t xml:space="preserve">but resulted in recurrent visitations on multiple flowers within an individual. This could be an obstacle for outcrossing whichever</w:t>
+      </w:r>
+      <w:r>
+        <w:t xml:space="preserve"> </w:t>
+      </w:r>
+      <w:r>
+        <w:rPr>
+          <w:iCs/>
+          <w:i/>
+        </w:rPr>
+        <w:t xml:space="preserve">A. bidentata</w:t>
+      </w:r>
+      <w:r>
+        <w:t xml:space="preserve"> </w:t>
+      </w:r>
+      <w:r>
+        <w:t xml:space="preserve">is self-compatible or incompatible. Although we provided qualitative evidence for pollen adhered to a honeybee and butterfly (Fig. 1d and e), we still know little about the extent to which each pollinator contributes to plant reproductive success. Further studies are needed to quantify pollen deposition and its fitness consequence on</w:t>
+      </w:r>
+      <w:r>
+        <w:t xml:space="preserve"> </w:t>
+      </w:r>
+      <w:r>
+        <w:rPr>
+          <w:iCs/>
+          <w:i/>
+        </w:rPr>
+        <w:t xml:space="preserve">A. bidentata</w:t>
+      </w:r>
+      <w:r>
+        <w:t xml:space="preserve">.</w:t>
+      </w:r>
+    </w:p>
+    <w:p>
+      <w:pPr>
+        <w:pStyle w:val="BodyText"/>
+      </w:pPr>
+      <w:r>
+        <w:t xml:space="preserve">Besides intraspecific interactions, pollinator visiting patterns would be a clue to understand interspecific pollen transfer (Kandori et al. 2009) and consequent reproductive interference between related plant species (Takakura et al. 2011). Specifically, the genus</w:t>
+      </w:r>
+      <w:r>
+        <w:t xml:space="preserve"> </w:t>
+      </w:r>
+      <w:r>
+        <w:rPr>
+          <w:iCs/>
+          <w:i/>
+        </w:rPr>
+        <w:t xml:space="preserve">Achyranthes</w:t>
+      </w:r>
+      <w:r>
+        <w:t xml:space="preserve"> </w:t>
+      </w:r>
+      <w:r>
+        <w:t xml:space="preserve">include many relatives, such as xxx that inhabit a shady forest edge. In this context, Lycaenid butterflies may transfer pollen between these (sub)species. Overall, our study identified potential agents of interspecific interactions as well as intraspecific interactions involving</w:t>
+      </w:r>
+      <w:r>
+        <w:t xml:space="preserve"> </w:t>
+      </w:r>
+      <w:r>
+        <w:rPr>
+          <w:iCs/>
+          <w:i/>
+        </w:rPr>
+        <w:t xml:space="preserve">Achyranthes</w:t>
+      </w:r>
+      <w:r>
+        <w:t xml:space="preserve">, thereby opening an avenue to investigate pollinator-mediated plant-plant interactions for future studies.</w:t>
+      </w:r>
+    </w:p>
     <w:bookmarkEnd w:id="33"/>
-    <w:bookmarkStart w:id="34" w:name="discussion"/>
+    <w:bookmarkStart w:id="34" w:name="acknowledgements"/>
     <w:p>
       <w:pPr>
         <w:pStyle w:val="Heading1"/>
       </w:pPr>
       <w:r>
-        <w:t xml:space="preserve">Discussion</w:t>
+        <w:t xml:space="preserve">Acknowledgements</w:t>
       </w:r>
     </w:p>
     <w:p>
@@ -1218,187 +1639,17 @@
         <w:pStyle w:val="FirstParagraph"/>
       </w:pPr>
       <w:r>
-        <w:t xml:space="preserve">We found that</w:t>
-      </w:r>
-      <w:r>
-        <w:t xml:space="preserve"> </w:t>
-      </w:r>
-      <w:r>
-        <w:rPr>
-          <w:iCs/>
-          <w:i/>
-        </w:rPr>
-        <w:t xml:space="preserve">A. bidentata</w:t>
-      </w:r>
-      <w:r>
-        <w:t xml:space="preserve"> </w:t>
-      </w:r>
-      <w:r>
-        <w:t xml:space="preserve">attracted diverse insect pollinators despite their inconspicuous petalless flowers. It is known that</w:t>
-      </w:r>
-      <w:r>
-        <w:t xml:space="preserve"> </w:t>
-      </w:r>
-      <w:r>
-        <w:rPr>
-          <w:iCs/>
-          <w:i/>
-        </w:rPr>
-        <w:t xml:space="preserve">A. bidentata</w:t>
-      </w:r>
-      <w:r>
-        <w:t xml:space="preserve"> </w:t>
-      </w:r>
-      <w:r>
-        <w:t xml:space="preserve">can produce nector as well as pollen (cite), which serve resources to attract insect pollinators. Regarding the community composition, we detected significant differences of visitors between the two study sites (Table 1 and Fig. 2). Honeybees were observed not only at Kyoto but also at Mie, but they visited the other species including</w:t>
-      </w:r>
-      <w:r>
-        <w:t xml:space="preserve"> </w:t>
-      </w:r>
-      <w:r>
-        <w:rPr>
-          <w:iCs/>
-          <w:i/>
-        </w:rPr>
-        <w:t xml:space="preserve">Justicia procumbens</w:t>
-      </w:r>
-      <w:r>
-        <w:t xml:space="preserve"> </w:t>
-      </w:r>
-      <w:r>
-        <w:t xml:space="preserve">and</w:t>
-      </w:r>
-      <w:r>
-        <w:t xml:space="preserve"> </w:t>
-      </w:r>
-      <w:r>
-        <w:rPr>
-          <w:iCs/>
-          <w:i/>
-        </w:rPr>
-        <w:t xml:space="preserve">Oxalis corniculata</w:t>
-      </w:r>
-      <w:r>
-        <w:t xml:space="preserve"> </w:t>
-      </w:r>
-      <w:r>
-        <w:t xml:space="preserve">(Y. Sato pers. obs.). This suggests that surrounding flora as well as pollinator fauna may influence which insects</w:t>
-      </w:r>
-      <w:r>
-        <w:t xml:space="preserve"> </w:t>
-      </w:r>
-      <w:r>
-        <w:rPr>
-          <w:iCs/>
-          <w:i/>
-        </w:rPr>
-        <w:t xml:space="preserve">A. bidentata</w:t>
-      </w:r>
-      <w:r>
-        <w:t xml:space="preserve"> </w:t>
-      </w:r>
-      <w:r>
-        <w:t xml:space="preserve">can attract.</w:t>
-      </w:r>
-    </w:p>
-    <w:p>
-      <w:pPr>
-        <w:pStyle w:val="BodyText"/>
-      </w:pPr>
-      <w:r>
-        <w:t xml:space="preserve">In a generalized pollination system, previous studies suggested that the best pollen carrier might not always be the most efficient pollinator due to geitonogamy (de Jong et al. 1993). Regarding the major flower visitors, we found that honeybees the most frequently visited</w:t>
-      </w:r>
-      <w:r>
-        <w:t xml:space="preserve"> </w:t>
-      </w:r>
-      <w:r>
-        <w:rPr>
-          <w:iCs/>
-          <w:i/>
-        </w:rPr>
-        <w:t xml:space="preserve">A. bidentata</w:t>
-      </w:r>
-      <w:r>
-        <w:t xml:space="preserve"> </w:t>
-      </w:r>
-      <w:r>
-        <w:t xml:space="preserve">but resulted in recurrent visitations on multiple flowers within an individual. This could be an obstacle for outcrossing whichever</w:t>
-      </w:r>
-      <w:r>
-        <w:t xml:space="preserve"> </w:t>
-      </w:r>
-      <w:r>
-        <w:rPr>
-          <w:iCs/>
-          <w:i/>
-        </w:rPr>
-        <w:t xml:space="preserve">A. bidentata</w:t>
-      </w:r>
-      <w:r>
-        <w:t xml:space="preserve"> </w:t>
-      </w:r>
-      <w:r>
-        <w:t xml:space="preserve">is self-compatible or incompatible. Although we provided qualitative evidence for pollen adhered to a honeybee and butterfly (Fig. 1d and e), we still know little about the extent to which each pollinator contributes to plant reproductive success. Further studies are needed to quantify pollen deposition and its fitness consequence on</w:t>
-      </w:r>
-      <w:r>
-        <w:t xml:space="preserve"> </w:t>
-      </w:r>
-      <w:r>
-        <w:rPr>
-          <w:iCs/>
-          <w:i/>
-        </w:rPr>
-        <w:t xml:space="preserve">A. bidentata</w:t>
-      </w:r>
-      <w:r>
-        <w:t xml:space="preserve">.</w:t>
-      </w:r>
-    </w:p>
-    <w:p>
-      <w:pPr>
-        <w:pStyle w:val="BodyText"/>
-      </w:pPr>
-      <w:r>
-        <w:t xml:space="preserve">Besides intraspecific interactions, pollinator visiting patterns would be a clue to understand interspecific pollen transfer (Kandori et al. 2009) and consequent reproductive interference between related plant species (Takakura et al. 2011). Specifically, the genus</w:t>
-      </w:r>
-      <w:r>
-        <w:t xml:space="preserve"> </w:t>
-      </w:r>
-      <w:r>
-        <w:rPr>
-          <w:iCs/>
-          <w:i/>
-        </w:rPr>
-        <w:t xml:space="preserve">Achyranthes</w:t>
-      </w:r>
-      <w:r>
-        <w:t xml:space="preserve"> </w:t>
-      </w:r>
-      <w:r>
-        <w:t xml:space="preserve">include many relatives, such as xxx that inhabit a shady forest edge. In this context, Lycaenid butterflies may transfer pollen between these (sub)species. Our field survey highlights the potential importance of pollinator visiting patterns in interspecific interactions as well as intraspecific interactions involving</w:t>
-      </w:r>
-      <w:r>
-        <w:t xml:space="preserve"> </w:t>
-      </w:r>
-      <w:r>
-        <w:rPr>
-          <w:iCs/>
-          <w:i/>
-        </w:rPr>
-        <w:t xml:space="preserve">Achyranthes</w:t>
-      </w:r>
-      <w:r>
-        <w:t xml:space="preserve">, thereby opening an avenue to investigate pollinator-mediated plant-plant interactions for future studies.</w:t>
+        <w:t xml:space="preserve">The fieldwork was conducted when the authors belonged to the Laboratory of Insect Ecology at Kyoto University. We thank former lab members for discussions and comments.</w:t>
       </w:r>
     </w:p>
     <w:bookmarkEnd w:id="34"/>
-    <w:bookmarkStart w:id="35" w:name="acknowledgements"/>
+    <w:bookmarkStart w:id="35" w:name="conflicts-of-interest"/>
     <w:p>
       <w:pPr>
         <w:pStyle w:val="Heading1"/>
       </w:pPr>
       <w:r>
-        <w:t xml:space="preserve">Acknowledgements</w:t>
+        <w:t xml:space="preserve">Conflicts of interest</w:t>
       </w:r>
     </w:p>
     <w:p>
@@ -1406,42 +1657,24 @@
         <w:pStyle w:val="FirstParagraph"/>
       </w:pPr>
       <w:r>
-        <w:t xml:space="preserve">The fieldwork was conducted when the authors belonged to the Laboratory of Insect Ecology at Kyoto University. We thank former lab members for discussions and comments.</w:t>
+        <w:t xml:space="preserve">The authors should declare that Y. Sato is one of associate editors of</w:t>
+      </w:r>
+      <w:r>
+        <w:t xml:space="preserve"> </w:t>
+      </w:r>
+      <w:r>
+        <w:rPr>
+          <w:iCs/>
+          <w:i/>
+        </w:rPr>
+        <w:t xml:space="preserve">Plant Species Biology</w:t>
+      </w:r>
+      <w:r>
+        <w:t xml:space="preserve">, but this manuscript was not handled by himself.</w:t>
       </w:r>
     </w:p>
     <w:bookmarkEnd w:id="35"/>
-    <w:bookmarkStart w:id="36" w:name="conflicts-of-interest"/>
-    <w:p>
-      <w:pPr>
-        <w:pStyle w:val="Heading1"/>
-      </w:pPr>
-      <w:r>
-        <w:t xml:space="preserve">Conflicts of interest</w:t>
-      </w:r>
-    </w:p>
-    <w:p>
-      <w:pPr>
-        <w:pStyle w:val="FirstParagraph"/>
-      </w:pPr>
-      <w:r>
-        <w:t xml:space="preserve">The authors should declare that Y. Sato is one of associate editors of</w:t>
-      </w:r>
-      <w:r>
-        <w:t xml:space="preserve"> </w:t>
-      </w:r>
-      <w:r>
-        <w:rPr>
-          <w:iCs/>
-          <w:i/>
-        </w:rPr>
-        <w:t xml:space="preserve">Plant Species Biology</w:t>
-      </w:r>
-      <w:r>
-        <w:t xml:space="preserve">, but this manuscript was handled by the other editor.</w:t>
-      </w:r>
-    </w:p>
-    <w:bookmarkEnd w:id="36"/>
-    <w:bookmarkStart w:id="46" w:name="figures"/>
+    <w:bookmarkStart w:id="45" w:name="figures"/>
     <w:p>
       <w:pPr>
         <w:pStyle w:val="Heading1"/>
@@ -1459,18 +1692,18 @@
           <wp:inline>
             <wp:extent cx="3263900" cy="3784600"/>
             <wp:effectExtent b="0" l="0" r="0" t="0"/>
-            <wp:docPr descr="Figure 1. Photographs of A. bidentata. (a) A stand of A. bidentata in Kyoto. (b) A spike of A. bidentata. (c) Pollen on an anther observed under an electron microscopy. (d) A grain of pollen (indicated by yellow arrow) adhered to Zizeeria maha ssp. argia. (e) Two grains of pollen adhered to Apis cerana ssp. japonica. A scale bar = 14.2 μm for the panels (c)-(e)." title="" id="38" name="Picture"/>
+            <wp:docPr descr="Figure 1. Photographs of A. bidentata. (a) A stand of A. bidentata in Kyoto. (b) A spike of A. bidentata. (c) Pollen on an anther observed under an electron microscopy. (d) A grain of pollen (indicated by yellow arrow) adhered to Zizeeria maha ssp. argia. (e) Two grains of pollen adhered to Apis cerana ssp. japonica. A scale bar = 14.2 μm for the panels (c)-(e)." title="" id="37" name="Picture"/>
             <a:graphic>
               <a:graphicData uri="http://schemas.openxmlformats.org/drawingml/2006/picture">
                 <pic:pic>
                   <pic:nvPicPr>
-                    <pic:cNvPr descr="../figures/fig1_photo.pdf" id="39" name="Picture"/>
+                    <pic:cNvPr descr="../figures/fig1_photo.pdf" id="38" name="Picture"/>
                     <pic:cNvPicPr>
                       <a:picLocks noChangeArrowheads="1" noChangeAspect="1"/>
                     </pic:cNvPicPr>
                   </pic:nvPicPr>
                   <pic:blipFill>
-                    <a:blip r:embed="rId37"/>
+                    <a:blip r:embed="rId36"/>
                     <a:stretch>
                       <a:fillRect/>
                     </a:stretch>
@@ -1614,18 +1847,18 @@
           <wp:inline>
             <wp:extent cx="4572000" cy="2743200"/>
             <wp:effectExtent b="0" l="0" r="0" t="0"/>
-            <wp:docPr descr="Figure 2. Community composition of flower visitors to A. bidentata in the Kyoto and Mie site. Colors distinguish different orders of insect visitors. These community compositions significantly differed between the two sites (multinomial GLM, p&lt;0.05: see also “Results”)." title="" id="41" name="Picture"/>
+            <wp:docPr descr="Figure 2. Community composition of flower visitors to A. bidentata in the Kyoto and Mie site. Colors distinguish different orders of insect visitors. These community compositions significantly differed between the two sites (multinomial GLM, p&lt;0.05: see also “Results”)." title="" id="40" name="Picture"/>
             <a:graphic>
               <a:graphicData uri="http://schemas.openxmlformats.org/drawingml/2006/picture">
                 <pic:pic>
                   <pic:nvPicPr>
-                    <pic:cNvPr descr="../figures/two_sites.pdf" id="42" name="Picture"/>
+                    <pic:cNvPr descr="../figures/two_sites.pdf" id="41" name="Picture"/>
                     <pic:cNvPicPr>
                       <a:picLocks noChangeArrowheads="1" noChangeAspect="1"/>
                     </pic:cNvPicPr>
                   </pic:nvPicPr>
                   <pic:blipFill>
-                    <a:blip r:embed="rId40"/>
+                    <a:blip r:embed="rId39"/>
                     <a:stretch>
                       <a:fillRect/>
                     </a:stretch>
@@ -1711,18 +1944,18 @@
           <wp:inline>
             <wp:extent cx="5334000" cy="2370666"/>
             <wp:effectExtent b="0" l="0" r="0" t="0"/>
-            <wp:docPr descr="Figure 3. Visiting patterns of two abundant insects (i.e., Lycanid butterflies and honeybees) in Kyoto. (a) Visitation frequency of butterflies and honeybees within ten minitues. Grey and black bars distinguish inter-individual (out) and intra-individual (in.) floral visits, respectively. A single vertical bar correspond to a 10-min observation (i.e., 10-min observation \times five times on different dates; see also “Materials &amp; Methods” for details). (b) Time to stay on a single flower of A. bidentata. Boxplots display the median and quartiles with wiskers extended to 1.5-times interquartiles. Different plot shapes distinguish two study dates (see also “Materials &amp; Methods”). (c and d) Histograms of the movement distance (cm) by the butterfly or honeybees between two inflorecences of A. bidentata. Black, dark grey, and grey bars distinguish the three different dates of observation (see also “Materials &amp; Methods”). In all panels, the difference between butterfly and honeybee was statistically significant at p&lt;0.05 (see “Results” for the test-statisitcs and exact p-values)." title="" id="44" name="Picture"/>
+            <wp:docPr descr="Figure 3. Visiting patterns of two abundant insects (i.e., Lycanid butterflies and honeybees) in Kyoto. (a) Visitation frequency of butterflies and honeybees within ten minitues. Grey and black bars distinguish inter-individual (out) and intra-individual (in.) floral visits, respectively. A single vertical bar correspond to a 10-min observation (i.e., 10-min observation \times five times on different dates; see also “Materials &amp; Methods” for details). (b) Time to stay on a single flower of A. bidentata. Boxplots display the median and quartiles with wiskers extended to 1.5-times interquartiles. Different plot shapes distinguish two study dates (see also “Materials &amp; Methods”). (c and d) Histograms of the movement distance (cm) by the butterfly or honeybees between two inflorecences of A. bidentata. Black, dark grey, and grey bars distinguish the three different dates of observation (see also “Materials &amp; Methods”). In all panels, the difference between butterfly and honeybee was statistically significant at p&lt;0.05 (see “Results” for the test-statisitcs and exact p-values)." title="" id="43" name="Picture"/>
             <a:graphic>
               <a:graphicData uri="http://schemas.openxmlformats.org/drawingml/2006/picture">
                 <pic:pic>
                   <pic:nvPicPr>
-                    <pic:cNvPr descr="../figures/visit_patterns.pdf" id="45" name="Picture"/>
+                    <pic:cNvPr descr="../figures/visit_patterns.pdf" id="44" name="Picture"/>
                     <pic:cNvPicPr>
                       <a:picLocks noChangeArrowheads="1" noChangeAspect="1"/>
                     </pic:cNvPicPr>
                   </pic:nvPicPr>
                   <pic:blipFill>
-                    <a:blip r:embed="rId43"/>
+                    <a:blip r:embed="rId42"/>
                     <a:stretch>
                       <a:fillRect/>
                     </a:stretch>
@@ -1888,8 +2121,8 @@
         <w:t xml:space="preserve">-values).</w:t>
       </w:r>
     </w:p>
-    <w:bookmarkEnd w:id="46"/>
-    <w:bookmarkStart w:id="47" w:name="tables"/>
+    <w:bookmarkEnd w:id="45"/>
+    <w:bookmarkStart w:id="46" w:name="tables"/>
     <w:p>
       <w:pPr>
         <w:pStyle w:val="Heading1"/>
@@ -2468,17 +2701,17 @@
         </w:tc>
       </w:tr>
     </w:tbl>
+    <w:bookmarkEnd w:id="46"/>
+    <w:bookmarkStart w:id="47" w:name="references"/>
+    <w:p>
+      <w:pPr>
+        <w:pStyle w:val="Heading1"/>
+      </w:pPr>
+      <w:r>
+        <w:t xml:space="preserve">References</w:t>
+      </w:r>
+    </w:p>
     <w:bookmarkEnd w:id="47"/>
-    <w:bookmarkStart w:id="48" w:name="references"/>
-    <w:p>
-      <w:pPr>
-        <w:pStyle w:val="Heading1"/>
-      </w:pPr>
-      <w:r>
-        <w:t xml:space="preserve">References</w:t>
-      </w:r>
-    </w:p>
-    <w:bookmarkEnd w:id="48"/>
     <w:sectPr/>
   </w:body>
 </w:document>

--- a/manuscript/manuscript.docx
+++ b/manuscript/manuscript.docx
@@ -209,7 +209,7 @@
         <w:pStyle w:val="FirstParagraph"/>
       </w:pPr>
       <w:r>
-        <w:t xml:space="preserve">Generalized pollination system — wherein a single plant species attract diverse flower visitors — is widespread in nature. The common perennial weed</w:t>
+        <w:t xml:space="preserve">A generalized pollination system, wherein a single plant species attracts diverse flower visitors, is widespread in nature. The common perennial weed</w:t>
       </w:r>
       <w:r>
         <w:t xml:space="preserve"> </w:t>
@@ -225,7 +225,7 @@
         <w:t xml:space="preserve"> </w:t>
       </w:r>
       <w:r>
-        <w:t xml:space="preserve">(Amaranthaceae) produces a number of petalless flowers on spikes, but their flower visitors have not been well reported. Here we found that, despite its seemingly less attractive flowers,</w:t>
+        <w:t xml:space="preserve">(Amaranthaceae) produces a number of petalless flowers on spikes, but flower visitors have not been well documented. Here we found that, despite its seemingly less attractive flowers,</w:t>
       </w:r>
       <w:r>
         <w:t xml:space="preserve"> </w:t>
@@ -241,7 +241,7 @@
         <w:t xml:space="preserve"> </w:t>
       </w:r>
       <w:r>
-        <w:t xml:space="preserve">was frequently visited by diverse insects including honeybees, butterflies, and hoverflies. We also observed visiting patterns of the two major visitors, Lycaenid butterflies and honeybees. This observation revealed that honeybees inclined to visit multiple flowers within an individual plant, whereas butterflies made a long-distance visit between individual plants. These findings pave a way to study pollinator-mediated plant-plant interactions at intraspecific and interspecific levels, such as geitonogamy and reproductive interference.</w:t>
+        <w:t xml:space="preserve">was frequently visited by diverse insects including honeybees, butterflies, and hoverflies. We also observed the visiting patterns of the two major visitors, lycaenid butterflies and honeybees. This observation revealed that honeybees were inclined to visit multiple flowers within an individual plant, whereas butterflies made long-distance visits between individual plants. These findings pave the way to study pollinator-mediated plant-plant interactions at intraspecific and interspecific levels, such as geitonogamy and reproductive interference.</w:t>
       </w:r>
     </w:p>
     <w:p>
@@ -286,7 +286,7 @@
         <w:pStyle w:val="FirstParagraph"/>
       </w:pPr>
       <w:r>
-        <w:t xml:space="preserve">As sessile organisms, many plant species rely on mobile animals to transfer their pollen. Whereas some plant species have co-evolved with a particular pollinator, many other species remain as a generalist to be visited by diverse pollinators</w:t>
+        <w:t xml:space="preserve">As sessile organisms, many plant species rely on mobile animals to transfer pollen. Although some plant species have co-evolved with a particular pollinator, many other species remain as generalists to be visited by diverse pollinators</w:t>
       </w:r>
       <w:r>
         <w:t xml:space="preserve"> </w:t>
@@ -295,13 +295,13 @@
         <w:t xml:space="preserve">(Willmer, 2011)</w:t>
       </w:r>
       <w:r>
-        <w:t xml:space="preserve">. So far, it has been estimated that nearly 80% of animal-pollinated species adopt such a generalized pollination system that can accept multiple visitors</w:t>
-      </w:r>
-      <w:r>
-        <w:t xml:space="preserve"> </w:t>
-      </w:r>
-      <w:r>
-        <w:t xml:space="preserve">(Olesen et al., 2007; Willmer, 2011)</w:t>
+        <w:t xml:space="preserve">. To date, it has been estimated that nearly 80% of animal-pollinated species adopt a generalized pollination system that can accept multiple visitors</w:t>
+      </w:r>
+      <w:r>
+        <w:t xml:space="preserve"> </w:t>
+      </w:r>
+      <w:r>
+        <w:t xml:space="preserve">(Olesen et al., 2007)</w:t>
       </w:r>
       <w:r>
         <w:t xml:space="preserve">, highlighting the ubiquitous nature of generalist flowering plants.</w:t>
@@ -312,7 +312,7 @@
         <w:pStyle w:val="BodyText"/>
       </w:pPr>
       <w:r>
-        <w:t xml:space="preserve">In the generalized pollination system, pollination effectiveness and/or efficiency have long been inspected among multiple flower visitors</w:t>
+        <w:t xml:space="preserve">In a generalized pollination system, pollination effectiveness and/or efficiency has long been inspected among multiple flower visitors</w:t>
       </w:r>
       <w:r>
         <w:t xml:space="preserve"> </w:t>
@@ -330,7 +330,7 @@
         <w:t xml:space="preserve">(e.g., Heinrich, 1976; Kandori, 2002; Waser, 1982)</w:t>
       </w:r>
       <w:r>
-        <w:t xml:space="preserve">. However, quantitative surveys have shown that the abundant pollinators may not always be the best contributor to plant reproduction. For example, frequent visitors often revisit flowers within a single individual, resulting in substantial self-pollination called geitonogamy</w:t>
+        <w:t xml:space="preserve">. However, quantitative surveys have shown that abundant pollinators may not always be the best contributor to plant reproduction. For example, frequent visitors often revisit flowers within a single individual, resulting in substantial self-pollination called geitonogamy</w:t>
       </w:r>
       <w:r>
         <w:t xml:space="preserve"> </w:t>
@@ -339,46 +339,25 @@
         <w:t xml:space="preserve">(De Jong et al., 1993; Hessing, 1988; Karron et al., 1995)</w:t>
       </w:r>
       <w:r>
-        <w:t xml:space="preserve">. Genetic paternity analyses indeed showed that less frequent visitors, such as flower beetles and butterflies, can largely contribute to outcrossing [</w:t>
-      </w:r>
-      <w:r>
-        <w:t xml:space="preserve">Broyles &amp; Wyatt (1991)</w:t>
-      </w:r>
-      <w:r>
-        <w:t xml:space="preserve">; matsuki_pollination_2008-1]. At interspecific levels, less frequent but long-flight pollinators may play a critical role in interspecific pollen transfer and competitive exclusion [</w:t>
-      </w:r>
-      <w:r>
-        <w:t xml:space="preserve">Levin &amp; Anderson (1970)</w:t>
-      </w:r>
-      <w:r>
-        <w:t xml:space="preserve">;</w:t>
-      </w:r>
-      <w:r>
-        <w:t xml:space="preserve"> </w:t>
-      </w:r>
-      <w:r>
-        <w:t xml:space="preserve">Waser (1978)</w:t>
-      </w:r>
-      <w:r>
-        <w:t xml:space="preserve">;</w:t>
-      </w:r>
-      <w:r>
-        <w:t xml:space="preserve"> </w:t>
-      </w:r>
-      <w:r>
-        <w:t xml:space="preserve">Takakura et al. (2011)</w:t>
-      </w:r>
-      <w:r>
-        <w:t xml:space="preserve">;</w:t>
-      </w:r>
-      <w:r>
-        <w:t xml:space="preserve"> </w:t>
-      </w:r>
-      <w:r>
-        <w:t xml:space="preserve">Johnson et al. (2022)</w:t>
-      </w:r>
-      <w:r>
-        <w:t xml:space="preserve">; nishida_habitat_2020]. Thus, quantitative observation of multiple visitors provides a basis for inclusive understandings of plant reproduction in a generalized pollination system.</w:t>
+        <w:t xml:space="preserve">.Genetic paternity analyses have shown that less frequent visitors, such as flower beetles and butterflies, can largely contribute to outcrossing</w:t>
+      </w:r>
+      <w:r>
+        <w:t xml:space="preserve"> </w:t>
+      </w:r>
+      <w:r>
+        <w:t xml:space="preserve">(Broyles &amp; Wyatt, 1991; Matsuki et al., 2008)</w:t>
+      </w:r>
+      <w:r>
+        <w:t xml:space="preserve">.At the interspecific level, less frequent but long-flight pollinators may play a critical role in interspecific pollen transfer and competitive exclusion</w:t>
+      </w:r>
+      <w:r>
+        <w:t xml:space="preserve"> </w:t>
+      </w:r>
+      <w:r>
+        <w:t xml:space="preserve">(Johnson et al., 2022; Levin &amp; Anderson, 1970; Nishida et al., 2020; Takakura et al., 2011; Waser, 1978)</w:t>
+      </w:r>
+      <w:r>
+        <w:t xml:space="preserve">. Thus, the quantitative observation of multiple visitors provides a basis for an inclusive understanding of plant reproduction in a generalized pollination system.</w:t>
       </w:r>
     </w:p>
     <w:p>
@@ -402,7 +381,7 @@
         <w:t xml:space="preserve"> </w:t>
       </w:r>
       <w:r>
-        <w:t xml:space="preserve">comprise more than 30 species distributed worldwide (POWO 2026). This genus is native to Asia and Africa, but also introduced to Middle-to-South America and Tropical-to-Subtropical Old World (POWO). Although some</w:t>
+        <w:t xml:space="preserve">comprises more than 30 species distributed worldwide (POWO 2026). This genus is native to Asia and Africa but was also introduced to Middle-to-South America and Tropical-to-Subtropical Old World (POWO 2026). Although some</w:t>
       </w:r>
       <w:r>
         <w:t xml:space="preserve"> </w:t>
@@ -427,13 +406,13 @@
         <w:t xml:space="preserve">‘</w:t>
       </w:r>
       <w:r>
-        <w:t xml:space="preserve">chaff flower</w:t>
+        <w:t xml:space="preserve">chaff flowers</w:t>
       </w:r>
       <w:r>
         <w:t xml:space="preserve">’</w:t>
       </w:r>
       <w:r>
-        <w:t xml:space="preserve">, other species produce inconspicuous petalless flowers. Rather than floral ecology, seed dispersal of</w:t>
+        <w:t xml:space="preserve">, others produce inconspicuous petalless flowers. Rather than floral ecology, seed dispersal of</w:t>
       </w:r>
       <w:r>
         <w:t xml:space="preserve"> </w:t>
@@ -449,7 +428,7 @@
         <w:t xml:space="preserve"> </w:t>
       </w:r>
       <w:r>
-        <w:t xml:space="preserve">gather more ecological attentions as</w:t>
+        <w:t xml:space="preserve">has attracted more ecological attention, as</w:t>
       </w:r>
       <w:r>
         <w:t xml:space="preserve"> </w:t>
@@ -474,7 +453,7 @@
         <w:t xml:space="preserve">(e.g., Bullock &amp; Primack, 1977; De Lange et al., 2004)</w:t>
       </w:r>
       <w:r>
-        <w:t xml:space="preserve">. A few studies have also examined the population genetic structure and breeding system in widely distributed species, such as Asian</w:t>
+        <w:t xml:space="preserve">. A few studies have also examined the population genetic structure and breeding system of widely distributed species, such as Asian</w:t>
       </w:r>
       <w:r>
         <w:t xml:space="preserve"> </w:t>
@@ -509,7 +488,7 @@
         <w:t xml:space="preserve">(Shivanna, 2014; Yan et al., 2016; Yang et al., 2017)</w:t>
       </w:r>
       <w:r>
-        <w:t xml:space="preserve">. These genetic structures and reproductive success are supposed to depend on pollination system of</w:t>
+        <w:t xml:space="preserve">. These genetic structures and reproductive success are thought to depend on the pollination system of</w:t>
       </w:r>
       <w:r>
         <w:t xml:space="preserve"> </w:t>
@@ -522,7 +501,7 @@
         <w:t xml:space="preserve">Achyranthes</w:t>
       </w:r>
       <w:r>
-        <w:t xml:space="preserve">. However, in-depth observations of flower visitors are still lacking.</w:t>
+        <w:t xml:space="preserve">. However, in-depth observations of flower visitors are lacking.</w:t>
       </w:r>
     </w:p>
     <w:p>
@@ -530,7 +509,7 @@
         <w:pStyle w:val="BodyText"/>
       </w:pPr>
       <w:r>
-        <w:t xml:space="preserve">In this report, we found that</w:t>
+        <w:t xml:space="preserve">In this study, we found that</w:t>
       </w:r>
       <w:r>
         <w:t xml:space="preserve"> </w:t>
@@ -546,7 +525,7 @@
         <w:t xml:space="preserve"> </w:t>
       </w:r>
       <w:r>
-        <w:t xml:space="preserve">was recurrently visited by diverse insects despite its inconspicuous petalless flowers. We also observed visiting patterns of two major visitors, Lycaenid butterflies and honeybees. Based on these observations, we briefly discuss how these insects can mediate plant-plant interactions at intraspecific and interspecific levels.</w:t>
+        <w:t xml:space="preserve">was recurrently visited by diverse insects, despite its inconspicuous petalless flowers. We also observed the visiting patterns of two major visitors, lycaenid butterflies and honeybees. Based on these observations, we briefly discuss how these insects can mediate plant-plant interactions at intraspecific and interspecific levels.</w:t>
       </w:r>
     </w:p>
     <w:bookmarkEnd w:id="22"/>
@@ -589,7 +568,7 @@
         <w:t xml:space="preserve"> </w:t>
       </w:r>
       <w:r>
-        <w:t xml:space="preserve">Blume and their flower visitors. The native distribution range of this plant species is South to East Asia (POWO 2026). In Japan,</w:t>
+        <w:t xml:space="preserve">Blume and their flower visitors. The native distribution range of this plant species is from South to East Asia (POWO 2026). In Japan,</w:t>
       </w:r>
       <w:r>
         <w:t xml:space="preserve"> </w:t>
@@ -605,7 +584,7 @@
         <w:t xml:space="preserve"> </w:t>
       </w:r>
       <w:r>
-        <w:t xml:space="preserve">often occurs in a sunny wasteland and bloom from late summer to autumn. Seeds are easy to adhere to animal fur or human clothes. Although there are several synonyms of</w:t>
+        <w:t xml:space="preserve">often occurs in sunny wastelands and blooms from late summer to autumn. Seeds easily adhere to animal fur or human clothes. Although there are several synonyms for</w:t>
       </w:r>
       <w:r>
         <w:t xml:space="preserve"> </w:t>
@@ -618,7 +597,7 @@
         <w:t xml:space="preserve">A. bidentata</w:t>
       </w:r>
       <w:r>
-        <w:t xml:space="preserve">, our nomenclature followed the Ylist of Japanese plants (Yonekura and Kajita 2003-). According to the Ylist,</w:t>
+        <w:t xml:space="preserve">, our nomenclature follows the Ylist of Japanese plants (Yonekura and Kajita 2003). According to the Ylist,</w:t>
       </w:r>
       <w:r>
         <w:t xml:space="preserve"> </w:t>
@@ -634,7 +613,7 @@
         <w:t xml:space="preserve"> </w:t>
       </w:r>
       <w:r>
-        <w:t xml:space="preserve">have four subspecies, some of which might be misidentified as</w:t>
+        <w:t xml:space="preserve">has four subspecies, some of which might be misidentified as</w:t>
       </w:r>
       <w:r>
         <w:t xml:space="preserve"> </w:t>
@@ -731,19 +710,7 @@
         <w:pStyle w:val="FirstParagraph"/>
       </w:pPr>
       <w:r>
-        <w:t xml:space="preserve">Our field survey was conducted at the Yoshida campus of Kyoto university, Kyoto, Japan (35°01’54’</w:t>
-      </w:r>
-      <w:r>
-        <w:t xml:space="preserve">‘</w:t>
-      </w:r>
-      <w:r>
-        <w:t xml:space="preserve">N, 135°47’14</w:t>
-      </w:r>
-      <w:r>
-        <w:t xml:space="preserve">’</w:t>
-      </w:r>
-      <w:r>
-        <w:t xml:space="preserve">’E). The study area was located near an open playground. The density of individual</w:t>
+        <w:t xml:space="preserve">Our field survey was conducted at the Yoshida campus of Kyoto University, Kyoto, Japan (35°01′54″N, 135°47′14″E). The study area was located near an open playground. The density of individual</w:t>
       </w:r>
       <w:r>
         <w:t xml:space="preserve"> </w:t>
@@ -771,7 +738,7 @@
         <w:t xml:space="preserve"> </w:t>
       </w:r>
       <w:r>
-        <w:t xml:space="preserve">patch included spikes from &gt;10 individuals (average = 12.7, SD = 2.1, the number of measured patches = 10). In addition to</w:t>
+        <w:t xml:space="preserve">patch included spikes from &gt;10 individuals (average = 12.7, SD = 2.1, number of measured patches = 10). In addition to</w:t>
       </w:r>
       <w:r>
         <w:t xml:space="preserve"> </w:t>
@@ -800,7 +767,23 @@
         <w:t xml:space="preserve"> </w:t>
       </w:r>
       <w:r>
-        <w:t xml:space="preserve">and long-bristled smartweed_ Persicaria longiseta_ bloomed during the study period. Given the active conditions for flower visitors, we made all observations during daytime (9:00-15:00) on sunny days.</w:t>
+        <w:t xml:space="preserve">and long-bristled smartweed</w:t>
+      </w:r>
+      <w:r>
+        <w:t xml:space="preserve"> </w:t>
+      </w:r>
+      <w:r>
+        <w:rPr>
+          <w:iCs/>
+          <w:i/>
+        </w:rPr>
+        <w:t xml:space="preserve">Persicaria longiseta</w:t>
+      </w:r>
+      <w:r>
+        <w:t xml:space="preserve"> </w:t>
+      </w:r>
+      <w:r>
+        <w:t xml:space="preserve">bloomed during the study period. Given the active conditions for flower visitors, we made all observations during the daytime (9:00-15:00) on sunny days.</w:t>
       </w:r>
     </w:p>
     <w:p>
@@ -808,7 +791,7 @@
         <w:pStyle w:val="BodyText"/>
       </w:pPr>
       <w:r>
-        <w:t xml:space="preserve">To ascertain whether</w:t>
+        <w:t xml:space="preserve">To ascertain whether_ A. bidentata_ produced entomophilous flowers, we first conducted pilot observations in the morning and afternoon in Kyoto. This observation was performed twice (morning and afternoon) on 8 September 2010. We counted insect visits on the spike of</w:t>
       </w:r>
       <w:r>
         <w:t xml:space="preserve"> </w:t>
@@ -824,7 +807,24 @@
         <w:t xml:space="preserve"> </w:t>
       </w:r>
       <w:r>
-        <w:t xml:space="preserve">had entomophilous flowers, we first conducted a pilot observation in the morning and afternoon at Kyoto. This observation was performed twice (morning and afternoon) on 8 September 2010. We counted insect visits on the spike of</w:t>
+        <w:t xml:space="preserve">per ten minutes up to the order level. The sex of the insect individuals was not distinguished. The area of the observed patch was approximately 4 m</w:t>
+      </w:r>
+      <w:r>
+        <w:rPr>
+          <w:vertAlign w:val="superscript"/>
+        </w:rPr>
+        <w:t xml:space="preserve">2</w:t>
+      </w:r>
+      <w:r>
+        <w:t xml:space="preserve">. Dominant visitors were caught and identified as much as possible.</w:t>
+      </w:r>
+    </w:p>
+    <w:p>
+      <w:pPr>
+        <w:pStyle w:val="BodyText"/>
+      </w:pPr>
+      <w:r>
+        <w:t xml:space="preserve">To confirm whether</w:t>
       </w:r>
       <w:r>
         <w:t xml:space="preserve"> </w:t>
@@ -840,52 +840,7 @@
         <w:t xml:space="preserve"> </w:t>
       </w:r>
       <w:r>
-        <w:t xml:space="preserve">per ten minutes up to the Order level. The sex of insect individuals was not distinguished. The area of an observed patch was approximately 4 m</w:t>
-      </w:r>
-      <w:r>
-        <w:rPr>
-          <w:vertAlign w:val="superscript"/>
-        </w:rPr>
-        <w:t xml:space="preserve">2</w:t>
-      </w:r>
-      <w:r>
-        <w:t xml:space="preserve">. Dominant visitors were caught and identified as much as possible.</w:t>
-      </w:r>
-    </w:p>
-    <w:p>
-      <w:pPr>
-        <w:pStyle w:val="BodyText"/>
-      </w:pPr>
-      <w:r>
-        <w:t xml:space="preserve">To confirm whether</w:t>
-      </w:r>
-      <w:r>
-        <w:t xml:space="preserve"> </w:t>
-      </w:r>
-      <w:r>
-        <w:rPr>
-          <w:iCs/>
-          <w:i/>
-        </w:rPr>
-        <w:t xml:space="preserve">A. bidentata</w:t>
-      </w:r>
-      <w:r>
-        <w:t xml:space="preserve"> </w:t>
-      </w:r>
-      <w:r>
-        <w:t xml:space="preserve">could attract multiple flower visitors, we conducted additional observation in another site. We used a rural area at Fujiwara-cho, Mie, Japan (35°09’5’</w:t>
-      </w:r>
-      <w:r>
-        <w:t xml:space="preserve">‘</w:t>
-      </w:r>
-      <w:r>
-        <w:t xml:space="preserve">N, 136°30’06</w:t>
-      </w:r>
-      <w:r>
-        <w:t xml:space="preserve">’</w:t>
-      </w:r>
-      <w:r>
-        <w:t xml:space="preserve">’E). This study site was located in a meadow near an abandoned field, including the water willow</w:t>
+        <w:t xml:space="preserve">attracted multiple flower visitors, we conducted additional observations at another site. We used a rural area in Fujiwara-cho, Mie, Japan (35°09′5″N, 136°30′06″E). This study site was located in a meadow near an abandoned field, including the water willow</w:t>
       </w:r>
       <w:r>
         <w:t xml:space="preserve"> </w:t>
@@ -917,7 +872,7 @@
         <w:t xml:space="preserve"> </w:t>
       </w:r>
       <w:r>
-        <w:t xml:space="preserve">as the other blooming plants. Our observation was performed twice (morning and afternoon) on 10 October 2010. We counted insect visits following the same way as described about the Kyoto site above.</w:t>
+        <w:t xml:space="preserve">as the other blooming plants. Our observation was performed twice (morning and afternoon) on 10 October 2010. We counted insect visits following the same method described above for the Kyoto site.</w:t>
       </w:r>
     </w:p>
     <w:bookmarkEnd w:id="24"/>
@@ -935,7 +890,7 @@
         <w:pStyle w:val="FirstParagraph"/>
       </w:pPr>
       <w:r>
-        <w:t xml:space="preserve">To identify a potential agent of plant-plant interactions, we then focused on visiting patterns of abundant insects. In addition to visiting frequency, we examined the following three aspects (i) repeated visits within an individual plant, (ii) visitation time, and (iii) movement distance. This line of field surveys was conducted in the Kyoto site where honeybees (</w:t>
+        <w:t xml:space="preserve">To identify a potential agent of plant-plant interactions, we focused on the visiting patterns of abundant insects. In addition to visiting frequency, we examined the following three aspects: (i) repeated visits within an individual plant, (ii) visitation time, and (iii) movement distance. This line of field surveys was conducted at the Kyoto site where honeybees (</w:t>
       </w:r>
       <w:r>
         <w:rPr>
@@ -961,7 +916,7 @@
         <w:t xml:space="preserve">japonica</w:t>
       </w:r>
       <w:r>
-        <w:t xml:space="preserve">) and Lycaenid butterflies (</w:t>
+        <w:t xml:space="preserve">) and lycaenid butterflies (</w:t>
       </w:r>
       <w:r>
         <w:rPr>
@@ -1016,10 +971,7 @@
         <w:t xml:space="preserve">daimio</w:t>
       </w:r>
       <w:r>
-        <w:t xml:space="preserve"> </w:t>
-      </w:r>
-      <w:r>
-        <w:t xml:space="preserve">and</w:t>
+        <w:t xml:space="preserve">, and</w:t>
       </w:r>
       <w:r>
         <w:t xml:space="preserve"> </w:t>
@@ -1048,7 +1000,7 @@
         <w:t xml:space="preserve">hellotia</w:t>
       </w:r>
       <w:r>
-        <w:t xml:space="preserve">) were abundant, as follows.</w:t>
+        <w:t xml:space="preserve">) were abundant.</w:t>
       </w:r>
     </w:p>
     <w:p>
@@ -1063,7 +1015,7 @@
         <w:t xml:space="preserve">Intra-individual visitation</w:t>
       </w:r>
       <w:r>
-        <w:t xml:space="preserve">: We first compared intra-individual visitation rate as well as visitation frequency between Lycaenid butterflies and honeybees per 30 minutes. In this observation, we defined a single visit as a movement between</w:t>
+        <w:t xml:space="preserve">: We first compared intra-individual visitation rate and visitation frequency between lycaenid butterflies and honeybees per 30 min. In this observation, we defined a single visit as movement between</w:t>
       </w:r>
       <w:r>
         <w:t xml:space="preserve"> </w:t>
@@ -1079,7 +1031,7 @@
         <w:t xml:space="preserve"> </w:t>
       </w:r>
       <w:r>
-        <w:t xml:space="preserve">flowers. In addition to the number of visit, we recorded whether the movement was inter- or intra- individual plant. The 30-min observation was performed five times on 20 September 2010 afternoon, 26 September 2010 morning and afternoon, 5 October 2010 PM and 12 October 2010 PM. The observed area was approximately 4 m</w:t>
+        <w:t xml:space="preserve">flowers. In addition to the number of visits, we recorded whether the movement was inter- or intra-individual. The 30-min observation was performed five times on 20 September 2010 afternoon, 26 September 2010 morning and afternoon, 5 October 2010 afternoon and 12 October 2010 afternoon. The observed area was approximately 4 m</w:t>
       </w:r>
       <w:r>
         <w:rPr>
@@ -1131,7 +1083,7 @@
         <w:t xml:space="preserve">Visitation time</w:t>
       </w:r>
       <w:r>
-        <w:t xml:space="preserve">: We then compared the time to stay on</w:t>
+        <w:t xml:space="preserve">: We then compared the time spent on</w:t>
       </w:r>
       <w:r>
         <w:t xml:space="preserve"> </w:t>
@@ -1147,19 +1099,7 @@
         <w:t xml:space="preserve"> </w:t>
       </w:r>
       <w:r>
-        <w:t xml:space="preserve">spikes between Lycaenid butterflies and honeybees. We recorded the time from landing to departure by 10</w:t>
-      </w:r>
-      <w:r>
-        <w:rPr>
-          <w:vertAlign w:val="superscript"/>
-        </w:rPr>
-        <w:t xml:space="preserve">-2</w:t>
-      </w:r>
-      <w:r>
-        <w:t xml:space="preserve"> </w:t>
-      </w:r>
-      <w:r>
-        <w:t xml:space="preserve">second order using a stopwatch. This observation was performed twice on 7 October 2010 afternoon and 12 October 2010 afternoon. We examined 40 individuals per survey, yielding the total sample size of 80 for the honeybees and butterflies.</w:t>
+        <w:t xml:space="preserve">spikes between lycaenid butterflies and honeybees. We recorded the time from landing to departure by 0.01 second order using a stopwatch. This observation was performed twice on 7 October 2010 afternoon and 12 October 2010 afternoon. We examined 40 individuals per survey, yielding a total sample size of 80 honeybees and butterflies.</w:t>
       </w:r>
     </w:p>
     <w:p>
@@ -1167,14 +1107,7 @@
         <w:pStyle w:val="BodyText"/>
       </w:pPr>
       <w:r>
-        <w:rPr>
-          <w:iCs/>
-          <w:i/>
-        </w:rPr>
-        <w:t xml:space="preserve">Movement distance</w:t>
-      </w:r>
-      <w:r>
-        <w:t xml:space="preserve">: We finally compared the distance of inter-flower movement between honeybees and Lycaenid butterflies. We measured the distance between</w:t>
+        <w:t xml:space="preserve">_Movement distanc_e: We compared the distance of inter-flower movement between honeybees and lycaenid butterflies. We measured the distance between the</w:t>
       </w:r>
       <w:r>
         <w:t xml:space="preserve"> </w:t>
@@ -1190,7 +1123,7 @@
         <w:t xml:space="preserve"> </w:t>
       </w:r>
       <w:r>
-        <w:t xml:space="preserve">spikes by 10 cm up to 100 cm. A movement longer than 1 m was recorded as the category of &gt;100 cm. This observation was performed three times on 26 September 2010 afternoon, 29 September 2010 afternoon, and 12 October 2010 afternoon. For each observation, the same number of individuals was measured for the butterflies and honeybees. The entire data consisted of 20 individuals on 26 September 2010; 30 individuals on 29 September 2010; and 51 individuals on 12 October 2010, yielding the total sample size of 101 for the both honeybees and butterflies.</w:t>
+        <w:t xml:space="preserve">spikes from 10 to 100 cm. A movement longer than 1 m was recorded as &gt;100 cm. This observation was performed three times on 26 September 2010 afternoon, 29 September 2010 afternoon, and 12 October 2010 afternoon. For each observation, the same number of individuals was measured for butterflies and honeybees. The entire dataset consisted of 20 individuals on 26 September 2010; 30 individuals on 29 September 2010; and 51 individuals on 12 October 2010, yielding a total sample size of 101 honeybees and butterflies.</w:t>
       </w:r>
     </w:p>
     <w:bookmarkEnd w:id="25"/>
@@ -1208,21 +1141,7 @@
         <w:pStyle w:val="FirstParagraph"/>
       </w:pPr>
       <w:r>
-        <w:t xml:space="preserve">We used generalized linear mixed models (GLMMs) to test the effect of the two visitor types (i.e., honeybee or butterfly) on the total number of visits, the proportion of intra-individual visit, visitation time, and movement distance. Regarding each response variable, we assumed Poisson error for the total number of visits; binomial error for the proportion of intra-individual visit; Gamma error for the visitation time; and ordered multinomial error for the movement distance. The fixed effect was the two visitor types. The difference of survey dates was considered a random effect. Similarly, we used generalized linear models (GLMs) with a multinomial to test the influence of study sites (i.e., Kyoto or Mie) on the community composition of flower visitors. In this multinomial GLM, the categories of insect orders were considered the response variable while the explanatory variables were the study sites (Kyoto or Mie) and time (morning or afternoon). The statistical significance was determined using a likelihood ratio test with or without each term, with the significance level being set at</w:t>
-      </w:r>
-      <w:r>
-        <w:t xml:space="preserve"> </w:t>
-      </w:r>
-      <m:oMath>
-        <m:r>
-          <m:t>p</m:t>
-        </m:r>
-      </m:oMath>
-      <w:r>
-        <w:t xml:space="preserve"> </w:t>
-      </w:r>
-      <w:r>
-        <w:t xml:space="preserve">= 0.05.</w:t>
+        <w:t xml:space="preserve">We used generalized linear mixed models (GLMMs) to test the effects of the two visitor types ( honeybee or butterfly) on the total number of visits, proportion of intra-individual visits, visitation time, and movement distance. Regarding each response variable, we assumed Poisson error for the total number of visits, binomial error for the proportion of intra-individual visits, gamma error for the visitation time, and ordered multinomial error for the movement distance. The fixed effects were the two visitor types. The difference in survey dates was considered a random effect. Similarly, we used generalized linear models (GLMs) with a multinomial to test the influence of the study sites (i.e., Kyoto or Mie) on the community composition of flower visitors. In this multinomial GLM, the categories of insect orders were considered the response variable, while the explanatory variables were the study sites (Kyoto or Mie) and time (morning or afternoon). Statistical significance was determined using a likelihood ratio test with or without each term, with the significance level being set at = 0.05.</w:t>
       </w:r>
     </w:p>
     <w:p>
@@ -1239,7 +1158,7 @@
         <w:t xml:space="preserve">(R Core Team, 2023)</w:t>
       </w:r>
       <w:r>
-        <w:t xml:space="preserve">. Default setting was applied for the link functions of GLMs and GLMMs. Regarding add-on R packages, we utilized the lme4</w:t>
+        <w:t xml:space="preserve">. The default setting was applied for the link functions of the GLMs and GLMMs. Regarding add-on R packages, we utilized the lme4</w:t>
       </w:r>
       <w:r>
         <w:t xml:space="preserve"> </w:t>
@@ -1263,7 +1182,7 @@
         <w:t xml:space="preserve"> </w:t>
       </w:r>
       <w:r>
-        <w:t xml:space="preserve">packages for GLMMs; VGAM</w:t>
+        <w:t xml:space="preserve">packages for GLMMs, the VGAM</w:t>
       </w:r>
       <w:r>
         <w:t xml:space="preserve"> </w:t>
@@ -1275,7 +1194,7 @@
         <w:t xml:space="preserve"> </w:t>
       </w:r>
       <w:r>
-        <w:t xml:space="preserve">package for GLMs; and the tidyverse package</w:t>
+        <w:t xml:space="preserve">package for GLMs, and the tidyverse package</w:t>
       </w:r>
       <w:r>
         <w:t xml:space="preserve"> </w:t>
@@ -1312,13 +1231,13 @@
         <w:t xml:space="preserve">Results</w:t>
       </w:r>
     </w:p>
-    <w:bookmarkStart w:id="29" w:name="diverse-insect-visitors-on-a.-bidentata"/>
+    <w:bookmarkStart w:id="29" w:name="X7cef2b73bf70212bcca33581709407b3242276e"/>
     <w:p>
       <w:pPr>
         <w:pStyle w:val="Heading2"/>
       </w:pPr>
       <w:r>
-        <w:t xml:space="preserve">Diverse insect visitors on</w:t>
+        <w:t xml:space="preserve">Diverse insect visitors to</w:t>
       </w:r>
       <w:r>
         <w:t xml:space="preserve"> </w:t>
@@ -1330,29 +1249,19 @@
         </w:rPr>
         <w:t xml:space="preserve">A. bidentata</w:t>
       </w:r>
+      <w:r>
+        <w:t xml:space="preserve"> </w:t>
+      </w:r>
+      <w:r>
+        <w:t xml:space="preserve">flowers</w:t>
+      </w:r>
     </w:p>
     <w:p>
       <w:pPr>
         <w:pStyle w:val="FirstParagraph"/>
       </w:pPr>
       <w:r>
-        <w:t xml:space="preserve">We observed total 11 species of flower visitors to</w:t>
-      </w:r>
-      <w:r>
-        <w:t xml:space="preserve"> </w:t>
-      </w:r>
-      <w:r>
-        <w:rPr>
-          <w:iCs/>
-          <w:i/>
-        </w:rPr>
-        <w:t xml:space="preserve">A. bidentata</w:t>
-      </w:r>
-      <w:r>
-        <w:t xml:space="preserve"> </w:t>
-      </w:r>
-      <w:r>
-        <w:t xml:space="preserve">over the two sites (Table 1). The community composition of flower visitors highly significantly differed between the Kyoto and Mie sites (multinomial GLM, likelihood ratio test,</w:t>
+        <w:t xml:space="preserve">We observed a total of 11 species of flower visitors to A. bidentata at the two sites (Table 1). The community composition of flower visitors differed significantly between the Kyoto and Mie sites (multinomial GLM, likelihood ratio test,</w:t>
       </w:r>
       <w:r>
         <w:t xml:space="preserve"> </w:t>
@@ -1394,7 +1303,7 @@
         <w:t xml:space="preserve"> </w:t>
       </w:r>
       <w:r>
-        <w:t xml:space="preserve">&lt; 2.2e-16), though the influence of observation time (i.e., morning and afternoon) on the community was also significant (</w:t>
+        <w:t xml:space="preserve">&lt; 2.2e-16), although the influence of observation time (i.e., morning and afternoon) on the community was weaker but significant (</w:t>
       </w:r>
       <m:oMath>
         <m:sSubSup>
@@ -1433,17 +1342,17 @@
         <w:t xml:space="preserve"> </w:t>
       </w:r>
       <w:r>
-        <w:t xml:space="preserve">= 0.0066). In Kyoto, the most and second-most abundant orders were Hymenoptera and Lepidoptera, respectively (Fig. 2). Specifically, we observed the native honeybee</w:t>
-      </w:r>
-      <w:r>
-        <w:t xml:space="preserve"> </w:t>
-      </w:r>
-      <w:r>
-        <w:rPr>
-          <w:iCs/>
-          <w:i/>
-        </w:rPr>
-        <w:t xml:space="preserve">Apis cerana</w:t>
+        <w:t xml:space="preserve">= 0.0066).In Kyoto, the most and second-most abundant orders were Hymenoptera and Lepidoptera, respectively (Fig. 2). Specifically, we observed the native honeybee Apis cerana ssp. japonica and three lycaenid butterflies,</w:t>
+      </w:r>
+      <w:r>
+        <w:t xml:space="preserve"> </w:t>
+      </w:r>
+      <w:r>
+        <w:rPr>
+          <w:iCs/>
+          <w:i/>
+        </w:rPr>
+        <w:t xml:space="preserve">Zizeeria maha</w:t>
       </w:r>
       <w:r>
         <w:t xml:space="preserve"> </w:t>
@@ -1459,23 +1368,36 @@
           <w:iCs/>
           <w:i/>
         </w:rPr>
-        <w:t xml:space="preserve">japonica</w:t>
-      </w:r>
-      <w:r>
-        <w:t xml:space="preserve"> </w:t>
-      </w:r>
-      <w:r>
-        <w:t xml:space="preserve">and the three Lycaenid butterflies,</w:t>
-      </w:r>
-      <w:r>
-        <w:t xml:space="preserve"> </w:t>
-      </w:r>
-      <w:r>
-        <w:rPr>
-          <w:iCs/>
-          <w:i/>
-        </w:rPr>
-        <w:t xml:space="preserve">Zizeeria maha</w:t>
+        <w:t xml:space="preserve">argia</w:t>
+      </w:r>
+      <w:r>
+        <w:t xml:space="preserve">,</w:t>
+      </w:r>
+      <w:r>
+        <w:t xml:space="preserve"> </w:t>
+      </w:r>
+      <w:r>
+        <w:rPr>
+          <w:iCs/>
+          <w:i/>
+        </w:rPr>
+        <w:t xml:space="preserve">Lycaena phlaeas</w:t>
+      </w:r>
+      <w:r>
+        <w:t xml:space="preserve"> </w:t>
+      </w:r>
+      <w:r>
+        <w:t xml:space="preserve">ssp. daimio, and</w:t>
+      </w:r>
+      <w:r>
+        <w:t xml:space="preserve"> </w:t>
+      </w:r>
+      <w:r>
+        <w:rPr>
+          <w:iCs/>
+          <w:i/>
+        </w:rPr>
+        <w:t xml:space="preserve">Everes argiades</w:t>
       </w:r>
       <w:r>
         <w:t xml:space="preserve"> </w:t>
@@ -1491,55 +1413,10 @@
           <w:iCs/>
           <w:i/>
         </w:rPr>
-        <w:t xml:space="preserve">argia</w:t>
-      </w:r>
-      <w:r>
-        <w:t xml:space="preserve">,</w:t>
-      </w:r>
-      <w:r>
-        <w:t xml:space="preserve"> </w:t>
-      </w:r>
-      <w:r>
-        <w:rPr>
-          <w:iCs/>
-          <w:i/>
-        </w:rPr>
-        <w:t xml:space="preserve">Lycaena phlaeas</w:t>
-      </w:r>
-      <w:r>
-        <w:t xml:space="preserve"> </w:t>
-      </w:r>
-      <w:r>
-        <w:t xml:space="preserve">ssp. daimio, and</w:t>
-      </w:r>
-      <w:r>
-        <w:t xml:space="preserve"> </w:t>
-      </w:r>
-      <w:r>
-        <w:rPr>
-          <w:iCs/>
-          <w:i/>
-        </w:rPr>
-        <w:t xml:space="preserve">Everes argiades</w:t>
-      </w:r>
-      <w:r>
-        <w:t xml:space="preserve"> </w:t>
-      </w:r>
-      <w:r>
-        <w:t xml:space="preserve">ssp.</w:t>
-      </w:r>
-      <w:r>
-        <w:t xml:space="preserve"> </w:t>
-      </w:r>
-      <w:r>
-        <w:rPr>
-          <w:iCs/>
-          <w:i/>
-        </w:rPr>
         <w:t xml:space="preserve">hellotia</w:t>
       </w:r>
       <w:r>
-        <w:t xml:space="preserve">, as major visitors (Table 1). In contrast, the second-most abundant order in Mie was Diptera (Fig. 2). Although the most abundant order in Mie was Hymenoptera (Fig. 2), its abundant species was not a honeybee but a scoliid wasp</w:t>
+        <w:t xml:space="preserve">, as major visitors (Table 1). In contrast, In contrast, the second most abundant order in Mie was Diptera (Fig. 2). Although the most abundant order in Mie was Hymenoptera (Fig. 2), its abundant species was not a honeybee but a scoliid wasp,</w:t>
       </w:r>
       <w:r>
         <w:t xml:space="preserve"> </w:t>
@@ -1589,7 +1466,7 @@
         <w:pStyle w:val="FirstParagraph"/>
       </w:pPr>
       <w:r>
-        <w:t xml:space="preserve">To gain quantitative insights, we then examined visiting patterns of the two major visitors, Lycaenid butterflies and honeybees in Kyoto. We found that the honeybees more frequently visited than the butterflies did (Poisson GLMM,</w:t>
+        <w:t xml:space="preserve">To gain quantitative insights, we then examined the visiting patterns of two major insects, lycaenid butterflies and honeybees, in Kyoto. We found that honeybees visited more frequently than butterflies (Poisson GLMM,</w:t>
       </w:r>
       <w:r>
         <w:t xml:space="preserve"> </w:t>
@@ -1631,7 +1508,7 @@
         <w:t xml:space="preserve"> </w:t>
       </w:r>
       <w:r>
-        <w:t xml:space="preserve">&lt; 2.2e-16), but these honeybees were more likely to have intra-individual visits (Poisson GLMM,</w:t>
+        <w:t xml:space="preserve">&lt; 2.2e-16), but these honeybees were more likely to have intra-individual visits (binomial GLMM,</w:t>
       </w:r>
       <w:r>
         <w:t xml:space="preserve"> </w:t>
@@ -1673,7 +1550,7 @@
         <w:t xml:space="preserve"> </w:t>
       </w:r>
       <w:r>
-        <w:t xml:space="preserve">&lt; 2.2e-16: Fig. 3a). This pattern indicates that honeybees can be an effective pollinator, but their net efficiency is questionable due to potential geitonogamy. We further observed visitation time and flight distance to compare movement patterns between the butterflies and honeybees. Lycaenid butterflies stayed longer on flowers than honeybees as shown by their significant difference in the visitation time (Gamma GLMM,</w:t>
+        <w:t xml:space="preserve">&lt; 2.2e-16: Fig. 3a). This pattern indicates that honeybees can be effective pollinators, but their net efficiency is questionable due to potential geitonogamy. We further observed visitation time and flight distance to compare movement patterns between butterflies and honeybees. Lycaenid butterflies stayed longer on flowers than honeybees, as shown by their significant difference in visitation time (Gamma GLMM,</w:t>
       </w:r>
       <w:r>
         <w:t xml:space="preserve"> </w:t>
@@ -1715,7 +1592,7 @@
         <w:t xml:space="preserve"> </w:t>
       </w:r>
       <w:r>
-        <w:t xml:space="preserve">&lt; 2.2e-16: Fig. 3b). We also found that Lycaenid butterflies were more likely to move between distant flowers of</w:t>
+        <w:t xml:space="preserve">&lt; 2.2e-16: Fig. 3b). We also found that lycaenid butterflies were more likely to move between distant flowers of</w:t>
       </w:r>
       <w:r>
         <w:t xml:space="preserve"> </w:t>
@@ -1773,7 +1650,7 @@
         <w:t xml:space="preserve"> </w:t>
       </w:r>
       <w:r>
-        <w:t xml:space="preserve">&lt; 2.2e-16). These findings indicate that Lycaenid butterflies are able to transfer pollen to distant individuals, although they may not be an efficient pollinator.</w:t>
+        <w:t xml:space="preserve">&lt; 2.2e-16). These findings indicate that lycaenid butterflies are able to transfer pollen to distant individuals, although they may not be an efficient pollinator.</w:t>
       </w:r>
     </w:p>
     <w:bookmarkEnd w:id="30"/>
@@ -1808,7 +1685,7 @@
         <w:t xml:space="preserve"> </w:t>
       </w:r>
       <w:r>
-        <w:t xml:space="preserve">produced entomophious flowers to attract diverse insect visitors. Despite their inconspicuous petalless flowers, they produce pollen and thereby provide resources for bees. In addition to pollen,</w:t>
+        <w:t xml:space="preserve">produced entomophious flowers to attract diverse insect visitors. Despite their inconspicuous petalless flowers, they produce pollen, thereby providing resources for bees. In addition to pollen,</w:t>
       </w:r>
       <w:r>
         <w:t xml:space="preserve"> </w:t>
@@ -1824,7 +1701,7 @@
         <w:t xml:space="preserve"> </w:t>
       </w:r>
       <w:r>
-        <w:t xml:space="preserve">is likely to produce nectar as they let adult butterflies stay long on flowers (Fig. 3b). Such resource provisioning may enable simultaneous attraction of multiple visitors and thus differentiate visitor communities between the two study sites (Table 1 and Fig. 2). While we observed honeybees not only at Kyoto but also at Mie, they visited the other blooming species such as the water willow</w:t>
+        <w:t xml:space="preserve">is likely to produce nectar because it allows adult butterflies to stay long on flowers (Fig. 3b). Such resource provisioning may enable the simultaneous attraction of multiple visitors and thus differentiate visitor communities between the two study sites (Table 1 and Fig. 2). While we observed honeybees not only in Kyoto but also in Mie, they visited other blooming species such as the water willow</w:t>
       </w:r>
       <w:r>
         <w:t xml:space="preserve"> </w:t>
@@ -1856,7 +1733,7 @@
         <w:t xml:space="preserve"> </w:t>
       </w:r>
       <w:r>
-        <w:t xml:space="preserve">(Y. Sato pers. obs.). This suggests that surrounding flora as well as pollinator fauna may influence which insects</w:t>
+        <w:t xml:space="preserve">(Y. Sato pers. obs.). This suggests that the surrounding flora as well as pollinator fauna may influence which insects</w:t>
       </w:r>
       <w:r>
         <w:t xml:space="preserve"> </w:t>
@@ -1902,10 +1779,7 @@
         <w:t xml:space="preserve">A. bidentata</w:t>
       </w:r>
       <w:r>
-        <w:t xml:space="preserve"> </w:t>
-      </w:r>
-      <w:r>
-        <w:t xml:space="preserve">but resulted in recurrent visitations on multiple flowers within an individual (Fig. 3a). This repeated visitation could be an obstacle for outcrossing whichever</w:t>
+        <w:t xml:space="preserve">, but this resulted in recurrent visitations on multiple flowers within an individual (Fig. 3a). This repeated visitation could be an obstacle for outcrossing whichever</w:t>
       </w:r>
       <w:r>
         <w:t xml:space="preserve"> </w:t>
@@ -1921,7 +1795,7 @@
         <w:t xml:space="preserve"> </w:t>
       </w:r>
       <w:r>
-        <w:t xml:space="preserve">is self-compatible or incompatible. Although we provided qualitative evidence for pollen grains adhered to a honeybee and butterfly (Fig. 1d and e), we still know little about the extent to which each pollinator contributes to plant reproductive success. Further studies are needed to quantify pollen deposition and its fitness consequence on</w:t>
+        <w:t xml:space="preserve">is self-compatible or incompatible. Although we provided qualitative evidence for pollen grains adhering to honeybees and butterflies (Fig. 1d and e), we still know little about the extent to which each pollinator contributes to plant reproductive success. Further studies are needed to quantify pollen deposition and its fitness consequences on</w:t>
       </w:r>
       <w:r>
         <w:t xml:space="preserve"> </w:t>
@@ -1942,22 +1816,122 @@
         <w:pStyle w:val="BodyText"/>
       </w:pPr>
       <w:r>
-        <w:t xml:space="preserve">Besides intraspecific interactions, pollinator visiting patterns would be a clue to understand interspecific pollen transfer and consequent reproductive interference between related plant species [</w:t>
-      </w:r>
-      <w:r>
-        <w:t xml:space="preserve">Kandori et al. (2009)</w:t>
-      </w:r>
-      <w:r>
-        <w:t xml:space="preserve">;</w:t>
-      </w:r>
-      <w:r>
-        <w:t xml:space="preserve"> </w:t>
-      </w:r>
-      <w:r>
-        <w:t xml:space="preserve">Takakura et al. (2011)</w:t>
-      </w:r>
-      <w:r>
-        <w:t xml:space="preserve">; nishida_habitat_2020]. The genus</w:t>
+        <w:t xml:space="preserve">Besides intraspecific interactions, pollinator visiting patterns would be a clue to understand interspecific pollen transfer and consequent reproductive interference between related plant species</w:t>
+      </w:r>
+      <w:r>
+        <w:t xml:space="preserve"> </w:t>
+      </w:r>
+      <w:r>
+        <w:t xml:space="preserve">(Kandori et al., 2009; Nishida et al., 2020; Takakura et al., 2011)</w:t>
+      </w:r>
+      <w:r>
+        <w:t xml:space="preserve">. The genus Achyranthes includes many species with various subspecies worldwide (POWO 2026), In Japan,</w:t>
+      </w:r>
+      <w:r>
+        <w:t xml:space="preserve"> </w:t>
+      </w:r>
+      <w:r>
+        <w:rPr>
+          <w:iCs/>
+          <w:i/>
+        </w:rPr>
+        <w:t xml:space="preserve">A. bidentata</w:t>
+      </w:r>
+      <w:r>
+        <w:t xml:space="preserve"> </w:t>
+      </w:r>
+      <w:r>
+        <w:t xml:space="preserve">has a subspecies named</w:t>
+      </w:r>
+      <w:r>
+        <w:t xml:space="preserve"> </w:t>
+      </w:r>
+      <w:r>
+        <w:rPr>
+          <w:iCs/>
+          <w:i/>
+        </w:rPr>
+        <w:t xml:space="preserve">A. bidentata</w:t>
+      </w:r>
+      <w:r>
+        <w:t xml:space="preserve"> </w:t>
+      </w:r>
+      <w:r>
+        <w:t xml:space="preserve">var.</w:t>
+      </w:r>
+      <w:r>
+        <w:t xml:space="preserve"> </w:t>
+      </w:r>
+      <w:r>
+        <w:rPr>
+          <w:iCs/>
+          <w:i/>
+        </w:rPr>
+        <w:t xml:space="preserve">japonica</w:t>
+      </w:r>
+      <w:r>
+        <w:t xml:space="preserve"> </w:t>
+      </w:r>
+      <w:r>
+        <w:t xml:space="preserve">(Yonekura and Kajita 2003-), which inhabits a shady forest edge adjacent to a sunny habitat of</w:t>
+      </w:r>
+      <w:r>
+        <w:t xml:space="preserve"> </w:t>
+      </w:r>
+      <w:r>
+        <w:rPr>
+          <w:iCs/>
+          <w:i/>
+        </w:rPr>
+        <w:t xml:space="preserve">A. bidentata</w:t>
+      </w:r>
+      <w:r>
+        <w:t xml:space="preserve"> </w:t>
+      </w:r>
+      <w:r>
+        <w:t xml:space="preserve">var.</w:t>
+      </w:r>
+      <w:r>
+        <w:t xml:space="preserve"> </w:t>
+      </w:r>
+      <w:r>
+        <w:rPr>
+          <w:iCs/>
+          <w:i/>
+        </w:rPr>
+        <w:t xml:space="preserve">fauriei</w:t>
+      </w:r>
+      <w:r>
+        <w:t xml:space="preserve">. These two subspecies were previously classified into different species as</w:t>
+      </w:r>
+      <w:r>
+        <w:t xml:space="preserve"> </w:t>
+      </w:r>
+      <w:r>
+        <w:rPr>
+          <w:iCs/>
+          <w:i/>
+        </w:rPr>
+        <w:t xml:space="preserve">A. japonica</w:t>
+      </w:r>
+      <w:r>
+        <w:t xml:space="preserve"> </w:t>
+      </w:r>
+      <w:r>
+        <w:t xml:space="preserve">and</w:t>
+      </w:r>
+      <w:r>
+        <w:t xml:space="preserve"> </w:t>
+      </w:r>
+      <w:r>
+        <w:rPr>
+          <w:iCs/>
+          <w:i/>
+        </w:rPr>
+        <w:t xml:space="preserve">A. fauriei</w:t>
+      </w:r>
+      <w:r>
+        <w:t xml:space="preserve">, given their ecological and morphological differences (Okuyama 1936). In this respect, lycaenid butterflies may be able to transfer pollen between these (sub)species. Overall, our study identified potential agents of interspecific interactions as well as intraspecific interactions involving</w:t>
       </w:r>
       <w:r>
         <w:t xml:space="preserve"> </w:t>
@@ -1970,133 +1944,11 @@
         <w:t xml:space="preserve">Achyranthes</w:t>
       </w:r>
       <w:r>
-        <w:t xml:space="preserve"> </w:t>
-      </w:r>
-      <w:r>
-        <w:t xml:space="preserve">include many species with various subspecies worldwide (POWO 2026), In Japan,</w:t>
-      </w:r>
-      <w:r>
-        <w:t xml:space="preserve"> </w:t>
-      </w:r>
-      <w:r>
-        <w:rPr>
-          <w:iCs/>
-          <w:i/>
-        </w:rPr>
-        <w:t xml:space="preserve">A. bidentata</w:t>
-      </w:r>
-      <w:r>
-        <w:t xml:space="preserve"> </w:t>
-      </w:r>
-      <w:r>
-        <w:t xml:space="preserve">has a subspecies named</w:t>
-      </w:r>
-      <w:r>
-        <w:t xml:space="preserve"> </w:t>
-      </w:r>
-      <w:r>
-        <w:rPr>
-          <w:iCs/>
-          <w:i/>
-        </w:rPr>
-        <w:t xml:space="preserve">A. bidentata</w:t>
-      </w:r>
-      <w:r>
-        <w:t xml:space="preserve"> </w:t>
-      </w:r>
-      <w:r>
-        <w:t xml:space="preserve">var.</w:t>
-      </w:r>
-      <w:r>
-        <w:t xml:space="preserve"> </w:t>
-      </w:r>
-      <w:r>
-        <w:rPr>
-          <w:iCs/>
-          <w:i/>
-        </w:rPr>
-        <w:t xml:space="preserve">japonica</w:t>
-      </w:r>
-      <w:r>
-        <w:t xml:space="preserve"> </w:t>
-      </w:r>
-      <w:r>
-        <w:t xml:space="preserve">(Yonekura and Kajita 2003-), which inhabits a shady forest edge adjacent to a sunny habitat of</w:t>
-      </w:r>
-      <w:r>
-        <w:t xml:space="preserve"> </w:t>
-      </w:r>
-      <w:r>
-        <w:rPr>
-          <w:iCs/>
-          <w:i/>
-        </w:rPr>
-        <w:t xml:space="preserve">A. bidentata</w:t>
-      </w:r>
-      <w:r>
-        <w:t xml:space="preserve"> </w:t>
-      </w:r>
-      <w:r>
-        <w:t xml:space="preserve">var.</w:t>
-      </w:r>
-      <w:r>
-        <w:t xml:space="preserve"> </w:t>
-      </w:r>
-      <w:r>
-        <w:rPr>
-          <w:iCs/>
-          <w:i/>
-        </w:rPr>
-        <w:t xml:space="preserve">fauriei</w:t>
-      </w:r>
-      <w:r>
-        <w:t xml:space="preserve">. These two subspecies were previously classifed into different species as</w:t>
-      </w:r>
-      <w:r>
-        <w:t xml:space="preserve"> </w:t>
-      </w:r>
-      <w:r>
-        <w:rPr>
-          <w:iCs/>
-          <w:i/>
-        </w:rPr>
-        <w:t xml:space="preserve">A. japonica</w:t>
-      </w:r>
-      <w:r>
-        <w:t xml:space="preserve"> </w:t>
-      </w:r>
-      <w:r>
-        <w:t xml:space="preserve">and</w:t>
-      </w:r>
-      <w:r>
-        <w:t xml:space="preserve"> </w:t>
-      </w:r>
-      <w:r>
-        <w:rPr>
-          <w:iCs/>
-          <w:i/>
-        </w:rPr>
-        <w:t xml:space="preserve">A. fauriei</w:t>
-      </w:r>
-      <w:r>
-        <w:t xml:space="preserve">, given their ecological and morphological differences (Okuyama 1936). In this respect, Lycaenid butterflies may be able to transfer pollen between these (sub)species. Overall, our study identified potential agents of interspecific interactions as well as intraspecific interactions involving</w:t>
-      </w:r>
-      <w:r>
-        <w:t xml:space="preserve"> </w:t>
-      </w:r>
-      <w:r>
-        <w:rPr>
-          <w:iCs/>
-          <w:i/>
-        </w:rPr>
-        <w:t xml:space="preserve">Achyranthes</w:t>
-      </w:r>
-      <w:r>
         <w:t xml:space="preserve">, thereby opening an avenue to investigate pollinator-mediated plant-plant interactions for future studies.</w:t>
       </w:r>
     </w:p>
     <w:bookmarkEnd w:id="32"/>
-    <w:bookmarkStart w:id="33" w:name="acknowledgements"/>
+    <w:bookmarkStart w:id="34" w:name="acknowledgements"/>
     <w:p>
       <w:pPr>
         <w:pStyle w:val="Heading1"/>
@@ -2110,11 +1962,22 @@
         <w:pStyle w:val="FirstParagraph"/>
       </w:pPr>
       <w:r>
-        <w:t xml:space="preserve">The fieldwork was conducted when the authors belonged to the Laboratory of Insect Ecology at Kyoto University. We thank former lab members for their helpful comments. We are also grateful to Sachiko Nishida (Nagoya University) and Koh-Ichi Takakura (The University of Shiga Prefecture) for their fruitful discussions during the study.</w:t>
-      </w:r>
-    </w:p>
-    <w:bookmarkEnd w:id="33"/>
-    <w:bookmarkStart w:id="34" w:name="conflicts-of-interest"/>
+        <w:t xml:space="preserve">The fieldwork was conducted when the authors belonged to the Laboratory of Insect Ecology at Kyoto University. We thank the former lab members for their helpful comments. We are also grateful to Sachiko Nishida (Nagoya University) and Koh-Ichi Takakura (The University of Shiga Prefecture) for their fruitful discussions during the study. The language of this manuscript has been corrected using Paperpal by Editage (</w:t>
+      </w:r>
+      <w:hyperlink r:id="rId33">
+        <w:r>
+          <w:rPr>
+            <w:rStyle w:val="Hyperlink"/>
+          </w:rPr>
+          <w:t xml:space="preserve">https://paperpal.com/</w:t>
+        </w:r>
+      </w:hyperlink>
+      <w:r>
+        <w:t xml:space="preserve">).</w:t>
+      </w:r>
+    </w:p>
+    <w:bookmarkEnd w:id="34"/>
+    <w:bookmarkStart w:id="35" w:name="conflicts-of-interest"/>
     <w:p>
       <w:pPr>
         <w:pStyle w:val="Heading1"/>
@@ -2128,7 +1991,7 @@
         <w:pStyle w:val="FirstParagraph"/>
       </w:pPr>
       <w:r>
-        <w:t xml:space="preserve">The authors should declare that Y. Sato is one of associate editors of</w:t>
+        <w:t xml:space="preserve">The authors should declare that Y. Sato is one of the associate editors of</w:t>
       </w:r>
       <w:r>
         <w:t xml:space="preserve"> </w:t>
@@ -2144,8 +2007,8 @@
         <w:t xml:space="preserve">, but this manuscript was not handled by himself.</w:t>
       </w:r>
     </w:p>
-    <w:bookmarkEnd w:id="34"/>
-    <w:bookmarkStart w:id="44" w:name="figures"/>
+    <w:bookmarkEnd w:id="35"/>
+    <w:bookmarkStart w:id="45" w:name="figures"/>
     <w:p>
       <w:pPr>
         <w:pStyle w:val="Heading1"/>
@@ -2163,18 +2026,18 @@
           <wp:inline>
             <wp:extent cx="3263900" cy="3784600"/>
             <wp:effectExtent b="0" l="0" r="0" t="0"/>
-            <wp:docPr descr="Figure 1. Photographs of A. bidentata. (a) A stand of A. bidentata in Kyoto. (b) A spike of A. bidentata. (c) Pollen on an anther observed under an electron microscopy. (d) A grain of pollen (indicated by yellow arrow) adhered to Zizeeria maha ssp. argia. (e) Two grains of pollen adhered to Apis cerana ssp. japonica. A scale bar = 14.2 μm for the panels (c)-(e)." title="" id="36" name="Picture"/>
+            <wp:docPr descr="Figure 1. Photographs of A. bidentata. (a) Stand of A. bidentata in Kyoto. (b) Spike of A. bidentata. (c) Pollen on anther observed under electron microscopy. (d) A grain of pollen (indicated by yellow arrow) adhered to Zizeeria maha ssp. argia. (e) Two grains of pollen adhered to Apis cerana ssp. japonica. Scale bar = 14.2 μm for panels (c)–(e)." title="" id="37" name="Picture"/>
             <a:graphic>
               <a:graphicData uri="http://schemas.openxmlformats.org/drawingml/2006/picture">
                 <pic:pic>
                   <pic:nvPicPr>
-                    <pic:cNvPr descr="../figures/fig1_photo.pdf" id="37" name="Picture"/>
+                    <pic:cNvPr descr="../figures/fig1_photo.pdf" id="38" name="Picture"/>
                     <pic:cNvPicPr>
                       <a:picLocks noChangeArrowheads="1" noChangeAspect="1"/>
                     </pic:cNvPicPr>
                   </pic:nvPicPr>
                   <pic:blipFill>
-                    <a:blip r:embed="rId35"/>
+                    <a:blip r:embed="rId36"/>
                     <a:stretch>
                       <a:fillRect/>
                     </a:stretch>
@@ -2219,7 +2082,7 @@
         <w:t xml:space="preserve">A. bidentata</w:t>
       </w:r>
       <w:r>
-        <w:t xml:space="preserve">. (a) A stand of</w:t>
+        <w:t xml:space="preserve">. (a) Stand of</w:t>
       </w:r>
       <w:r>
         <w:t xml:space="preserve"> </w:t>
@@ -2235,7 +2098,7 @@
         <w:t xml:space="preserve"> </w:t>
       </w:r>
       <w:r>
-        <w:t xml:space="preserve">in Kyoto. (b) A spike of</w:t>
+        <w:t xml:space="preserve">in Kyoto. (b) Spike of</w:t>
       </w:r>
       <w:r>
         <w:t xml:space="preserve"> </w:t>
@@ -2248,7 +2111,7 @@
         <w:t xml:space="preserve">A. bidentata</w:t>
       </w:r>
       <w:r>
-        <w:t xml:space="preserve">. (c) Pollen on an anther observed under an electron microscopy. (d) A grain of pollen (indicated by yellow arrow) adhered to</w:t>
+        <w:t xml:space="preserve">. (c) Pollen on anther observed under electron microscopy. (d) A grain of pollen (indicated by yellow arrow) adhered to</w:t>
       </w:r>
       <w:r>
         <w:t xml:space="preserve"> </w:t>
@@ -2306,7 +2169,7 @@
         <w:t xml:space="preserve">japonica</w:t>
       </w:r>
       <w:r>
-        <w:t xml:space="preserve">. A scale bar = 14.2 μm for the panels (c)-(e).</w:t>
+        <w:t xml:space="preserve">. Scale bar = 14.2 μm for panels (c)–(e).</w:t>
       </w:r>
     </w:p>
     <w:p>
@@ -2318,18 +2181,18 @@
           <wp:inline>
             <wp:extent cx="4572000" cy="2743200"/>
             <wp:effectExtent b="0" l="0" r="0" t="0"/>
-            <wp:docPr descr="Figure 2. Community composition of flower visitors to A. bidentata in the Kyoto and Mie site. Colors distinguish different orders of insect visitors. These community compositions significantly differed between the two sites (multinomial GLM, p&lt;0.05: see also “Results”)." title="" id="39" name="Picture"/>
+            <wp:docPr descr="Figure 2. Community composition of flower visitors to A. bidentata in the Kyoto and Mie sites. The colors distinguish the different orders of insect visitors. These community compositions significantly differed between the two sites (multinomial GLM, p&lt;0.05: see also “Results”)." title="" id="40" name="Picture"/>
             <a:graphic>
               <a:graphicData uri="http://schemas.openxmlformats.org/drawingml/2006/picture">
                 <pic:pic>
                   <pic:nvPicPr>
-                    <pic:cNvPr descr="../figures/two_sites.pdf" id="40" name="Picture"/>
+                    <pic:cNvPr descr="../figures/two_sites.pdf" id="41" name="Picture"/>
                     <pic:cNvPicPr>
                       <a:picLocks noChangeArrowheads="1" noChangeAspect="1"/>
                     </pic:cNvPicPr>
                   </pic:nvPicPr>
                   <pic:blipFill>
-                    <a:blip r:embed="rId38"/>
+                    <a:blip r:embed="rId39"/>
                     <a:stretch>
                       <a:fillRect/>
                     </a:stretch>
@@ -2377,7 +2240,7 @@
         <w:t xml:space="preserve"> </w:t>
       </w:r>
       <w:r>
-        <w:t xml:space="preserve">in the Kyoto and Mie site. Colors distinguish different orders of insect visitors. These community compositions significantly differed between the two sites (multinomial GLM,</w:t>
+        <w:t xml:space="preserve">in the Kyoto and Mie sites. The colors distinguish the different orders of insect visitors. These community compositions significantly differed between the two sites (multinomial GLM,</w:t>
       </w:r>
       <w:r>
         <w:t xml:space="preserve"> </w:t>
@@ -2415,18 +2278,18 @@
           <wp:inline>
             <wp:extent cx="5334000" cy="2370666"/>
             <wp:effectExtent b="0" l="0" r="0" t="0"/>
-            <wp:docPr descr="Figure 3. Visiting patterns of two abundant insects (i.e., Lycanid butterflies and honeybees) in Kyoto. (a) Visitation frequency of butterflies and honeybees within ten minitues. Grey and black bars distinguish inter-individual (out) and intra-individual (in.) floral visits, respectively. A single vertical bar correspond to a 30-min observation (i.e., 30-min observation \times five times on different dates; see also “Materials &amp; Methods” for details). (b) Time to stay on a single flower of A. bidentata. Boxplots display the median and quartiles with wiskers extended to 1.5-times interquartiles. Different plot shapes distinguish two study dates (see also “Materials &amp; Methods”). (c and d) Histograms of the movement distance (cm) by the butterfly or honeybees between two inflorecences of A. bidentata. Black, dark grey, and grey bars distinguish the three different dates of observation (see also “Materials &amp; Methods”). In all panels, the difference between butterfly and honeybee was statistically significant at p&lt;0.05 (see “Results” for the test-statisitcs and exact p-values)." title="" id="42" name="Picture"/>
+            <wp:docPr descr="Figure 3. Visiting patterns of two abundant insects ( lycanid butterflies and honeybees) in Kyoto. (a) Visitation frequency of butterflies and honeybees within ten minitues. Grey and black bars indicate inter-individual (out) and intra-individual (in) floral visits, respectively. A single vertical bar corresponds to a 30-min observation (i.e., 30-min observation \times five times on different dates; see also “Materials &amp; Methods” for details). (b) Time spent on a single A. bidentata spike. Box plots display the median with upper and lower quartiles, with whiskers extending to 1.5-times interquartile range. Different plot shapes distinguish the two study dates (see also “Materials &amp; Methods”). (c and d) Histograms of the distance (cm) by butterfly or honeybee movement between two A. bidentata spikes. Black, dark grey, and grey bars distinguish the three different dates of observation (see also “Materials &amp; Methods”). In all panels, the difference between butterfly and honeybee was statistically significant at p&lt;0.05 (see “Results” for the test-statisitcs and exact p-values)." title="" id="43" name="Picture"/>
             <a:graphic>
               <a:graphicData uri="http://schemas.openxmlformats.org/drawingml/2006/picture">
                 <pic:pic>
                   <pic:nvPicPr>
-                    <pic:cNvPr descr="../figures/visit_patterns.pdf" id="43" name="Picture"/>
+                    <pic:cNvPr descr="../figures/visit_patterns.pdf" id="44" name="Picture"/>
                     <pic:cNvPicPr>
                       <a:picLocks noChangeArrowheads="1" noChangeAspect="1"/>
                     </pic:cNvPicPr>
                   </pic:nvPicPr>
                   <pic:blipFill>
-                    <a:blip r:embed="rId41"/>
+                    <a:blip r:embed="rId42"/>
                     <a:stretch>
                       <a:fillRect/>
                     </a:stretch>
@@ -2458,7 +2321,7 @@
         <w:pStyle w:val="ImageCaption"/>
       </w:pPr>
       <w:r>
-        <w:t xml:space="preserve">Figure 3. Visiting patterns of two abundant insects (i.e., Lycanid butterflies and honeybees) in Kyoto. (a) Visitation frequency of butterflies and honeybees within ten minitues. Grey and black bars distinguish inter-individual (out) and intra-individual (in.) floral visits, respectively. A single vertical bar correspond to a 30-min observation (i.e., 30-min observation</w:t>
+        <w:t xml:space="preserve">Figure 3. Visiting patterns of two abundant insects ( lycanid butterflies and honeybees) in Kyoto. (a) Visitation frequency of butterflies and honeybees within ten minitues. Grey and black bars indicate inter-individual (out) and intra-individual (in) floral visits, respectively. A single vertical bar corresponds to a 30-min observation (i.e., 30-min observation</w:t>
       </w:r>
       <w:r>
         <w:t xml:space="preserve"> </w:t>
@@ -2493,7 +2356,7 @@
         <w:t xml:space="preserve"> </w:t>
       </w:r>
       <w:r>
-        <w:t xml:space="preserve">for details). (b) Time to stay on a single flower of</w:t>
+        <w:t xml:space="preserve">for details). (b) Time spent on a single</w:t>
       </w:r>
       <w:r>
         <w:t xml:space="preserve"> </w:t>
@@ -2506,7 +2369,10 @@
         <w:t xml:space="preserve">A. bidentata</w:t>
       </w:r>
       <w:r>
-        <w:t xml:space="preserve">. Boxplots display the median and quartiles with wiskers extended to 1.5-times interquartiles. Different plot shapes distinguish two study dates (see also</w:t>
+        <w:t xml:space="preserve"> </w:t>
+      </w:r>
+      <w:r>
+        <w:t xml:space="preserve">spike. Box plots display the median with upper and lower quartiles, with whiskers extending to 1.5-times interquartile range. Different plot shapes distinguish the two study dates (see also</w:t>
       </w:r>
       <w:r>
         <w:t xml:space="preserve"> </w:t>
@@ -2521,7 +2387,7 @@
         <w:t xml:space="preserve">”</w:t>
       </w:r>
       <w:r>
-        <w:t xml:space="preserve">). (c and d) Histograms of the movement distance (cm) by the butterfly or honeybees between two inflorecences of</w:t>
+        <w:t xml:space="preserve">). (c and d) Histograms of the distance (cm) by butterfly or honeybee movement between two</w:t>
       </w:r>
       <w:r>
         <w:t xml:space="preserve"> </w:t>
@@ -2534,7 +2400,10 @@
         <w:t xml:space="preserve">A. bidentata</w:t>
       </w:r>
       <w:r>
-        <w:t xml:space="preserve">. Black, dark grey, and grey bars distinguish the three different dates of observation (see also</w:t>
+        <w:t xml:space="preserve"> </w:t>
+      </w:r>
+      <w:r>
+        <w:t xml:space="preserve">spikes. Black, dark grey, and grey bars distinguish the three different dates of observation (see also</w:t>
       </w:r>
       <w:r>
         <w:t xml:space="preserve"> </w:t>
@@ -2592,8 +2461,8 @@
         <w:t xml:space="preserve">-values).</w:t>
       </w:r>
     </w:p>
-    <w:bookmarkEnd w:id="44"/>
-    <w:bookmarkStart w:id="48" w:name="tables"/>
+    <w:bookmarkEnd w:id="45"/>
+    <w:bookmarkStart w:id="49" w:name="tables"/>
     <w:p>
       <w:pPr>
         <w:pStyle w:val="Heading1"/>
@@ -3182,7 +3051,7 @@
       <w:r>
         <w:t xml:space="preserve"> </w:t>
       </w:r>
-      <w:hyperlink r:id="rId45">
+      <w:hyperlink r:id="rId46">
         <w:r>
           <w:rPr>
             <w:rStyle w:val="Hyperlink"/>
@@ -3207,7 +3076,7 @@
       <w:r>
         <w:t xml:space="preserve"> </w:t>
       </w:r>
-      <w:hyperlink r:id="rId46">
+      <w:hyperlink r:id="rId47">
         <w:r>
           <w:rPr>
             <w:rStyle w:val="Hyperlink"/>
@@ -3264,7 +3133,7 @@
       <w:r>
         <w:t xml:space="preserve"> </w:t>
       </w:r>
-      <w:hyperlink r:id="rId47">
+      <w:hyperlink r:id="rId48">
         <w:r>
           <w:rPr>
             <w:rStyle w:val="Hyperlink"/>
@@ -3279,8 +3148,8 @@
         <w:t xml:space="preserve">[in Japanese]</w:t>
       </w:r>
     </w:p>
-    <w:bookmarkEnd w:id="48"/>
-    <w:bookmarkStart w:id="105" w:name="references"/>
+    <w:bookmarkEnd w:id="49"/>
+    <w:bookmarkStart w:id="108" w:name="references"/>
     <w:p>
       <w:pPr>
         <w:pStyle w:val="Heading1"/>
@@ -3289,8 +3158,8 @@
         <w:t xml:space="preserve">References</w:t>
       </w:r>
     </w:p>
-    <w:bookmarkStart w:id="104" w:name="refs"/>
-    <w:bookmarkStart w:id="50" w:name="ref-citeRlme4"/>
+    <w:bookmarkStart w:id="107" w:name="refs"/>
+    <w:bookmarkStart w:id="51" w:name="ref-citeRlme4"/>
     <w:p>
       <w:pPr>
         <w:pStyle w:val="Bibliography"/>
@@ -3336,7 +3205,7 @@
       <w:r>
         <w:t xml:space="preserve"> </w:t>
       </w:r>
-      <w:hyperlink r:id="rId49">
+      <w:hyperlink r:id="rId50">
         <w:r>
           <w:rPr>
             <w:rStyle w:val="Hyperlink"/>
@@ -3345,8 +3214,8 @@
         </w:r>
       </w:hyperlink>
     </w:p>
-    <w:bookmarkEnd w:id="50"/>
-    <w:bookmarkStart w:id="52" w:name="ref-broyles_effective_1991"/>
+    <w:bookmarkEnd w:id="51"/>
+    <w:bookmarkStart w:id="53" w:name="ref-broyles_effective_1991"/>
     <w:p>
       <w:pPr>
         <w:pStyle w:val="Bibliography"/>
@@ -3494,7 +3363,7 @@
       <w:r>
         <w:t xml:space="preserve"> </w:t>
       </w:r>
-      <w:hyperlink r:id="rId51">
+      <w:hyperlink r:id="rId52">
         <w:r>
           <w:rPr>
             <w:rStyle w:val="Hyperlink"/>
@@ -3503,8 +3372,8 @@
         </w:r>
       </w:hyperlink>
     </w:p>
-    <w:bookmarkEnd w:id="52"/>
-    <w:bookmarkStart w:id="54" w:name="ref-bullock_comparative_1977"/>
+    <w:bookmarkEnd w:id="53"/>
+    <w:bookmarkStart w:id="55" w:name="ref-bullock_comparative_1977"/>
     <w:p>
       <w:pPr>
         <w:pStyle w:val="Bibliography"/>
@@ -3586,7 +3455,7 @@
       <w:r>
         <w:t xml:space="preserve"> </w:t>
       </w:r>
-      <w:hyperlink r:id="rId53">
+      <w:hyperlink r:id="rId54">
         <w:r>
           <w:rPr>
             <w:rStyle w:val="Hyperlink"/>
@@ -3595,8 +3464,8 @@
         </w:r>
       </w:hyperlink>
     </w:p>
-    <w:bookmarkEnd w:id="54"/>
-    <w:bookmarkStart w:id="56" w:name="ref-citeRordinal"/>
+    <w:bookmarkEnd w:id="55"/>
+    <w:bookmarkStart w:id="57" w:name="ref-citeRordinal"/>
     <w:p>
       <w:pPr>
         <w:pStyle w:val="Bibliography"/>
@@ -3620,7 +3489,7 @@
       <w:r>
         <w:t xml:space="preserve"> </w:t>
       </w:r>
-      <w:hyperlink r:id="rId55">
+      <w:hyperlink r:id="rId56">
         <w:r>
           <w:rPr>
             <w:rStyle w:val="Hyperlink"/>
@@ -3629,8 +3498,8 @@
         </w:r>
       </w:hyperlink>
     </w:p>
-    <w:bookmarkEnd w:id="56"/>
-    <w:bookmarkStart w:id="58" w:name="ref-de_jong_geitonogamy_1993"/>
+    <w:bookmarkEnd w:id="57"/>
+    <w:bookmarkStart w:id="59" w:name="ref-de_jong_geitonogamy_1993"/>
     <w:p>
       <w:pPr>
         <w:pStyle w:val="Bibliography"/>
@@ -3679,7 +3548,7 @@
       <w:r>
         <w:t xml:space="preserve"> </w:t>
       </w:r>
-      <w:hyperlink r:id="rId57">
+      <w:hyperlink r:id="rId58">
         <w:r>
           <w:rPr>
             <w:rStyle w:val="Hyperlink"/>
@@ -3688,8 +3557,8 @@
         </w:r>
       </w:hyperlink>
     </w:p>
-    <w:bookmarkEnd w:id="58"/>
-    <w:bookmarkStart w:id="60" w:name="ref-de_lange_achyranthes_2004"/>
+    <w:bookmarkEnd w:id="59"/>
+    <w:bookmarkStart w:id="61" w:name="ref-de_lange_achyranthes_2004"/>
     <w:p>
       <w:pPr>
         <w:pStyle w:val="Bibliography"/>
@@ -3780,7 +3649,7 @@
       <w:r>
         <w:t xml:space="preserve"> </w:t>
       </w:r>
-      <w:hyperlink r:id="rId59">
+      <w:hyperlink r:id="rId60">
         <w:r>
           <w:rPr>
             <w:rStyle w:val="Hyperlink"/>
@@ -3789,8 +3658,8 @@
         </w:r>
       </w:hyperlink>
     </w:p>
-    <w:bookmarkEnd w:id="60"/>
-    <w:bookmarkStart w:id="62" w:name="ref-heinrich_foraging_1976"/>
+    <w:bookmarkEnd w:id="61"/>
+    <w:bookmarkStart w:id="63" w:name="ref-heinrich_foraging_1976"/>
     <w:p>
       <w:pPr>
         <w:pStyle w:val="Bibliography"/>
@@ -3860,7 +3729,7 @@
       <w:r>
         <w:t xml:space="preserve"> </w:t>
       </w:r>
-      <w:hyperlink r:id="rId61">
+      <w:hyperlink r:id="rId62">
         <w:r>
           <w:rPr>
             <w:rStyle w:val="Hyperlink"/>
@@ -3869,8 +3738,8 @@
         </w:r>
       </w:hyperlink>
     </w:p>
-    <w:bookmarkEnd w:id="62"/>
-    <w:bookmarkStart w:id="64" w:name="ref-herrera_daily_1990"/>
+    <w:bookmarkEnd w:id="63"/>
+    <w:bookmarkStart w:id="65" w:name="ref-herrera_daily_1990"/>
     <w:p>
       <w:pPr>
         <w:pStyle w:val="Bibliography"/>
@@ -4003,7 +3872,7 @@
       <w:r>
         <w:t xml:space="preserve"> </w:t>
       </w:r>
-      <w:hyperlink r:id="rId63">
+      <w:hyperlink r:id="rId64">
         <w:r>
           <w:rPr>
             <w:rStyle w:val="Hyperlink"/>
@@ -4012,8 +3881,8 @@
         </w:r>
       </w:hyperlink>
     </w:p>
-    <w:bookmarkEnd w:id="64"/>
-    <w:bookmarkStart w:id="66" w:name="ref-hessing_geitonogamous_1988"/>
+    <w:bookmarkEnd w:id="65"/>
+    <w:bookmarkStart w:id="67" w:name="ref-hessing_geitonogamous_1988"/>
     <w:p>
       <w:pPr>
         <w:pStyle w:val="Bibliography"/>
@@ -4101,7 +3970,7 @@
       <w:r>
         <w:t xml:space="preserve"> </w:t>
       </w:r>
-      <w:hyperlink r:id="rId65">
+      <w:hyperlink r:id="rId66">
         <w:r>
           <w:rPr>
             <w:rStyle w:val="Hyperlink"/>
@@ -4110,8 +3979,8 @@
         </w:r>
       </w:hyperlink>
     </w:p>
-    <w:bookmarkEnd w:id="66"/>
-    <w:bookmarkStart w:id="68" w:name="ref-johnson_competition_2022"/>
+    <w:bookmarkEnd w:id="67"/>
+    <w:bookmarkStart w:id="69" w:name="ref-johnson_competition_2022"/>
     <w:p>
       <w:pPr>
         <w:pStyle w:val="Bibliography"/>
@@ -4148,7 +4017,7 @@
       <w:r>
         <w:t xml:space="preserve"> </w:t>
       </w:r>
-      <w:hyperlink r:id="rId67">
+      <w:hyperlink r:id="rId68">
         <w:r>
           <w:rPr>
             <w:rStyle w:val="Hyperlink"/>
@@ -4157,8 +4026,8 @@
         </w:r>
       </w:hyperlink>
     </w:p>
-    <w:bookmarkEnd w:id="68"/>
-    <w:bookmarkStart w:id="70" w:name="ref-kandori_diverse_2002-1"/>
+    <w:bookmarkEnd w:id="69"/>
+    <w:bookmarkStart w:id="71" w:name="ref-kandori_diverse_2002-1"/>
     <w:p>
       <w:pPr>
         <w:pStyle w:val="Bibliography"/>
@@ -4231,7 +4100,7 @@
       <w:r>
         <w:t xml:space="preserve"> </w:t>
       </w:r>
-      <w:hyperlink r:id="rId69">
+      <w:hyperlink r:id="rId70">
         <w:r>
           <w:rPr>
             <w:rStyle w:val="Hyperlink"/>
@@ -4240,8 +4109,8 @@
         </w:r>
       </w:hyperlink>
     </w:p>
-    <w:bookmarkEnd w:id="70"/>
-    <w:bookmarkStart w:id="72" w:name="ref-kandori_invasive_2009"/>
+    <w:bookmarkEnd w:id="71"/>
+    <w:bookmarkStart w:id="73" w:name="ref-kandori_invasive_2009"/>
     <w:p>
       <w:pPr>
         <w:pStyle w:val="Bibliography"/>
@@ -4278,7 +4147,7 @@
       <w:r>
         <w:t xml:space="preserve"> </w:t>
       </w:r>
-      <w:hyperlink r:id="rId71">
+      <w:hyperlink r:id="rId72">
         <w:r>
           <w:rPr>
             <w:rStyle w:val="Hyperlink"/>
@@ -4287,8 +4156,8 @@
         </w:r>
       </w:hyperlink>
     </w:p>
-    <w:bookmarkEnd w:id="72"/>
-    <w:bookmarkStart w:id="74" w:name="ref-karron_influence_1995"/>
+    <w:bookmarkEnd w:id="73"/>
+    <w:bookmarkStart w:id="75" w:name="ref-karron_influence_1995"/>
     <w:p>
       <w:pPr>
         <w:pStyle w:val="Bibliography"/>
@@ -4337,7 +4206,7 @@
       <w:r>
         <w:t xml:space="preserve"> </w:t>
       </w:r>
-      <w:hyperlink r:id="rId73">
+      <w:hyperlink r:id="rId74">
         <w:r>
           <w:rPr>
             <w:rStyle w:val="Hyperlink"/>
@@ -4346,8 +4215,8 @@
         </w:r>
       </w:hyperlink>
     </w:p>
-    <w:bookmarkEnd w:id="74"/>
-    <w:bookmarkStart w:id="76" w:name="ref-levin_competition_1970"/>
+    <w:bookmarkEnd w:id="75"/>
+    <w:bookmarkStart w:id="77" w:name="ref-levin_competition_1970"/>
     <w:p>
       <w:pPr>
         <w:pStyle w:val="Bibliography"/>
@@ -4417,7 +4286,7 @@
       <w:r>
         <w:t xml:space="preserve"> </w:t>
       </w:r>
-      <w:hyperlink r:id="rId75">
+      <w:hyperlink r:id="rId76">
         <w:r>
           <w:rPr>
             <w:rStyle w:val="Hyperlink"/>
@@ -4426,8 +4295,8 @@
         </w:r>
       </w:hyperlink>
     </w:p>
-    <w:bookmarkEnd w:id="76"/>
-    <w:bookmarkStart w:id="78" w:name="ref-matsuki_pollination_2008-1"/>
+    <w:bookmarkEnd w:id="77"/>
+    <w:bookmarkStart w:id="79" w:name="ref-matsuki_pollination_2008-1"/>
     <w:p>
       <w:pPr>
         <w:pStyle w:val="Bibliography"/>
@@ -4464,7 +4333,7 @@
       <w:r>
         <w:t xml:space="preserve"> </w:t>
       </w:r>
-      <w:hyperlink r:id="rId77">
+      <w:hyperlink r:id="rId78">
         <w:r>
           <w:rPr>
             <w:rStyle w:val="Hyperlink"/>
@@ -4473,8 +4342,8 @@
         </w:r>
       </w:hyperlink>
     </w:p>
-    <w:bookmarkEnd w:id="78"/>
-    <w:bookmarkStart w:id="80" w:name="ref-neeman_framework_2010"/>
+    <w:bookmarkEnd w:id="79"/>
+    <w:bookmarkStart w:id="81" w:name="ref-neeman_framework_2010"/>
     <w:p>
       <w:pPr>
         <w:pStyle w:val="Bibliography"/>
@@ -4511,7 +4380,7 @@
       <w:r>
         <w:t xml:space="preserve"> </w:t>
       </w:r>
-      <w:hyperlink r:id="rId79">
+      <w:hyperlink r:id="rId80">
         <w:r>
           <w:rPr>
             <w:rStyle w:val="Hyperlink"/>
@@ -4520,13 +4389,72 @@
         </w:r>
       </w:hyperlink>
     </w:p>
-    <w:bookmarkEnd w:id="80"/>
-    <w:bookmarkStart w:id="82" w:name="ref-olesen_modularity_2007"/>
+    <w:bookmarkEnd w:id="81"/>
+    <w:bookmarkStart w:id="83" w:name="ref-nishida_habitat_2020"/>
     <w:p>
       <w:pPr>
         <w:pStyle w:val="Bibliography"/>
       </w:pPr>
       <w:r>
+        <w:t xml:space="preserve">Nishida, S., Takakura, K.-I., Naiki, A., &amp; Nishida, T. (2020). Habitat partitioning in native</w:t>
+      </w:r>
+      <w:r>
+        <w:t xml:space="preserve"> </w:t>
+      </w:r>
+      <w:r>
+        <w:t xml:space="preserve">Geranium</w:t>
+      </w:r>
+      <w:r>
+        <w:t xml:space="preserve"> </w:t>
+      </w:r>
+      <w:r>
+        <w:t xml:space="preserve">species through reproductive interference.</w:t>
+      </w:r>
+      <w:r>
+        <w:t xml:space="preserve"> </w:t>
+      </w:r>
+      <w:r>
+        <w:rPr>
+          <w:iCs/>
+          <w:i/>
+        </w:rPr>
+        <w:t xml:space="preserve">Annals of Botany</w:t>
+      </w:r>
+      <w:r>
+        <w:t xml:space="preserve">,</w:t>
+      </w:r>
+      <w:r>
+        <w:t xml:space="preserve"> </w:t>
+      </w:r>
+      <w:r>
+        <w:rPr>
+          <w:iCs/>
+          <w:i/>
+        </w:rPr>
+        <w:t xml:space="preserve">125</w:t>
+      </w:r>
+      <w:r>
+        <w:t xml:space="preserve">(4), 651–661.</w:t>
+      </w:r>
+      <w:r>
+        <w:t xml:space="preserve"> </w:t>
+      </w:r>
+      <w:hyperlink r:id="rId82">
+        <w:r>
+          <w:rPr>
+            <w:rStyle w:val="Hyperlink"/>
+          </w:rPr>
+          <w:t xml:space="preserve">https://doi.org/10.1093/aob/mcz210</w:t>
+        </w:r>
+      </w:hyperlink>
+    </w:p>
+    <w:bookmarkEnd w:id="83"/>
+    <w:bookmarkStart w:id="85" w:name="ref-olesen_modularity_2007"/>
+    <w:p>
+      <w:pPr>
+        <w:pStyle w:val="Bibliography"/>
+      </w:pPr>
+      <w:r>
         <w:t xml:space="preserve">Olesen, J. M., Bascompte, J., Dupont, Y. L., &amp; Jordano, P. (2007). The modularity of pollination networks.</w:t>
       </w:r>
       <w:r>
@@ -4558,7 +4486,7 @@
       <w:r>
         <w:t xml:space="preserve"> </w:t>
       </w:r>
-      <w:hyperlink r:id="rId81">
+      <w:hyperlink r:id="rId84">
         <w:r>
           <w:rPr>
             <w:rStyle w:val="Hyperlink"/>
@@ -4567,8 +4495,8 @@
         </w:r>
       </w:hyperlink>
     </w:p>
-    <w:bookmarkEnd w:id="82"/>
-    <w:bookmarkStart w:id="84" w:name="ref-Rcite"/>
+    <w:bookmarkEnd w:id="85"/>
+    <w:bookmarkStart w:id="87" w:name="ref-Rcite"/>
     <w:p>
       <w:pPr>
         <w:pStyle w:val="Bibliography"/>
@@ -4592,7 +4520,7 @@
       <w:r>
         <w:t xml:space="preserve"> </w:t>
       </w:r>
-      <w:hyperlink r:id="rId83">
+      <w:hyperlink r:id="rId86">
         <w:r>
           <w:rPr>
             <w:rStyle w:val="Hyperlink"/>
@@ -4601,8 +4529,8 @@
         </w:r>
       </w:hyperlink>
     </w:p>
-    <w:bookmarkEnd w:id="84"/>
-    <w:bookmarkStart w:id="86" w:name="ref-shivanna_reproductive_2014"/>
+    <w:bookmarkEnd w:id="87"/>
+    <w:bookmarkStart w:id="89" w:name="ref-shivanna_reproductive_2014"/>
     <w:p>
       <w:pPr>
         <w:pStyle w:val="Bibliography"/>
@@ -4690,7 +4618,7 @@
       <w:r>
         <w:t xml:space="preserve"> </w:t>
       </w:r>
-      <w:hyperlink r:id="rId85">
+      <w:hyperlink r:id="rId88">
         <w:r>
           <w:rPr>
             <w:rStyle w:val="Hyperlink"/>
@@ -4699,8 +4627,8 @@
         </w:r>
       </w:hyperlink>
     </w:p>
-    <w:bookmarkEnd w:id="86"/>
-    <w:bookmarkStart w:id="88" w:name="ref-takakura_effective_2011"/>
+    <w:bookmarkEnd w:id="89"/>
+    <w:bookmarkStart w:id="91" w:name="ref-takakura_effective_2011"/>
     <w:p>
       <w:pPr>
         <w:pStyle w:val="Bibliography"/>
@@ -4749,7 +4677,7 @@
       <w:r>
         <w:t xml:space="preserve"> </w:t>
       </w:r>
-      <w:hyperlink r:id="rId87">
+      <w:hyperlink r:id="rId90">
         <w:r>
           <w:rPr>
             <w:rStyle w:val="Hyperlink"/>
@@ -4758,8 +4686,8 @@
         </w:r>
       </w:hyperlink>
     </w:p>
-    <w:bookmarkEnd w:id="88"/>
-    <w:bookmarkStart w:id="90" w:name="ref-waser_interspecific_1978"/>
+    <w:bookmarkEnd w:id="91"/>
+    <w:bookmarkStart w:id="93" w:name="ref-waser_interspecific_1978"/>
     <w:p>
       <w:pPr>
         <w:pStyle w:val="Bibliography"/>
@@ -4796,7 +4724,7 @@
       <w:r>
         <w:t xml:space="preserve"> </w:t>
       </w:r>
-      <w:hyperlink r:id="rId89">
+      <w:hyperlink r:id="rId92">
         <w:r>
           <w:rPr>
             <w:rStyle w:val="Hyperlink"/>
@@ -4805,8 +4733,8 @@
         </w:r>
       </w:hyperlink>
     </w:p>
-    <w:bookmarkEnd w:id="90"/>
-    <w:bookmarkStart w:id="92" w:name="ref-waser_comparison_1982"/>
+    <w:bookmarkEnd w:id="93"/>
+    <w:bookmarkStart w:id="95" w:name="ref-waser_comparison_1982"/>
     <w:p>
       <w:pPr>
         <w:pStyle w:val="Bibliography"/>
@@ -4843,7 +4771,7 @@
       <w:r>
         <w:t xml:space="preserve"> </w:t>
       </w:r>
-      <w:hyperlink r:id="rId91">
+      <w:hyperlink r:id="rId94">
         <w:r>
           <w:rPr>
             <w:rStyle w:val="Hyperlink"/>
@@ -4852,8 +4780,8 @@
         </w:r>
       </w:hyperlink>
     </w:p>
-    <w:bookmarkEnd w:id="92"/>
-    <w:bookmarkStart w:id="94" w:name="ref-waser_generalization_1996"/>
+    <w:bookmarkEnd w:id="95"/>
+    <w:bookmarkStart w:id="97" w:name="ref-waser_generalization_1996"/>
     <w:p>
       <w:pPr>
         <w:pStyle w:val="Bibliography"/>
@@ -4926,7 +4854,7 @@
       <w:r>
         <w:t xml:space="preserve"> </w:t>
       </w:r>
-      <w:hyperlink r:id="rId93">
+      <w:hyperlink r:id="rId96">
         <w:r>
           <w:rPr>
             <w:rStyle w:val="Hyperlink"/>
@@ -4935,8 +4863,8 @@
         </w:r>
       </w:hyperlink>
     </w:p>
-    <w:bookmarkEnd w:id="94"/>
-    <w:bookmarkStart w:id="96" w:name="ref-citeRtidyverse"/>
+    <w:bookmarkEnd w:id="97"/>
+    <w:bookmarkStart w:id="99" w:name="ref-citeRtidyverse"/>
     <w:p>
       <w:pPr>
         <w:pStyle w:val="Bibliography"/>
@@ -4982,7 +4910,7 @@
       <w:r>
         <w:t xml:space="preserve"> </w:t>
       </w:r>
-      <w:hyperlink r:id="rId95">
+      <w:hyperlink r:id="rId98">
         <w:r>
           <w:rPr>
             <w:rStyle w:val="Hyperlink"/>
@@ -4991,8 +4919,8 @@
         </w:r>
       </w:hyperlink>
     </w:p>
-    <w:bookmarkEnd w:id="96"/>
-    <w:bookmarkStart w:id="97" w:name="ref-willmer2011pollination"/>
+    <w:bookmarkEnd w:id="99"/>
+    <w:bookmarkStart w:id="100" w:name="ref-willmer2011pollination"/>
     <w:p>
       <w:pPr>
         <w:pStyle w:val="Bibliography"/>
@@ -5014,8 +4942,8 @@
         <w:t xml:space="preserve">. Princeton University Press.</w:t>
       </w:r>
     </w:p>
-    <w:bookmarkEnd w:id="97"/>
-    <w:bookmarkStart w:id="99" w:name="ref-yan_assessment_2016"/>
+    <w:bookmarkEnd w:id="100"/>
+    <w:bookmarkStart w:id="102" w:name="ref-yan_assessment_2016"/>
     <w:p>
       <w:pPr>
         <w:pStyle w:val="Bibliography"/>
@@ -5088,7 +5016,7 @@
       <w:r>
         <w:t xml:space="preserve"> </w:t>
       </w:r>
-      <w:hyperlink r:id="rId98">
+      <w:hyperlink r:id="rId101">
         <w:r>
           <w:rPr>
             <w:rStyle w:val="Hyperlink"/>
@@ -5097,8 +5025,8 @@
         </w:r>
       </w:hyperlink>
     </w:p>
-    <w:bookmarkEnd w:id="99"/>
-    <w:bookmarkStart w:id="101" w:name="ref-yang_landscape_2017"/>
+    <w:bookmarkEnd w:id="102"/>
+    <w:bookmarkStart w:id="104" w:name="ref-yang_landscape_2017"/>
     <w:p>
       <w:pPr>
         <w:pStyle w:val="Bibliography"/>
@@ -5165,7 +5093,7 @@
       <w:r>
         <w:t xml:space="preserve"> </w:t>
       </w:r>
-      <w:hyperlink r:id="rId100">
+      <w:hyperlink r:id="rId103">
         <w:r>
           <w:rPr>
             <w:rStyle w:val="Hyperlink"/>
@@ -5174,8 +5102,8 @@
         </w:r>
       </w:hyperlink>
     </w:p>
-    <w:bookmarkEnd w:id="101"/>
-    <w:bookmarkStart w:id="103" w:name="ref-citeRvgam"/>
+    <w:bookmarkEnd w:id="104"/>
+    <w:bookmarkStart w:id="106" w:name="ref-citeRvgam"/>
     <w:p>
       <w:pPr>
         <w:pStyle w:val="Bibliography"/>
@@ -5224,7 +5152,7 @@
       <w:r>
         <w:t xml:space="preserve"> </w:t>
       </w:r>
-      <w:hyperlink r:id="rId102">
+      <w:hyperlink r:id="rId105">
         <w:r>
           <w:rPr>
             <w:rStyle w:val="Hyperlink"/>
@@ -5233,9 +5161,9 @@
         </w:r>
       </w:hyperlink>
     </w:p>
-    <w:bookmarkEnd w:id="103"/>
-    <w:bookmarkEnd w:id="104"/>
-    <w:bookmarkEnd w:id="105"/>
+    <w:bookmarkEnd w:id="106"/>
+    <w:bookmarkEnd w:id="107"/>
+    <w:bookmarkEnd w:id="108"/>
     <w:sectPr/>
   </w:body>
 </w:document>

--- a/manuscript/manuscript.docx
+++ b/manuscript/manuscript.docx
@@ -209,7 +209,7 @@
         <w:pStyle w:val="FirstParagraph"/>
       </w:pPr>
       <w:r>
-        <w:t xml:space="preserve">A generalized pollination system, wherein a single plant species attracts diverse flower visitors, is widespread in nature. The common perennial weed</w:t>
+        <w:t xml:space="preserve">Generalized pollination system, wherein a single plant species attracts diverse flower visitors, is widespread in nature. The common perennial weed</w:t>
       </w:r>
       <w:r>
         <w:t xml:space="preserve"> </w:t>
@@ -241,7 +241,7 @@
         <w:t xml:space="preserve"> </w:t>
       </w:r>
       <w:r>
-        <w:t xml:space="preserve">was frequently visited by diverse insects including honeybees, butterflies, and hoverflies. We also observed the visiting patterns of the two major visitors, lycaenid butterflies and honeybees. This observation revealed that honeybees were inclined to visit multiple flowers within an individual plant, whereas butterflies made long-distance visits between individual plants. These findings pave the way to study pollinator-mediated plant-plant interactions at intraspecific and interspecific levels, such as geitonogamy and reproductive interference.</w:t>
+        <w:t xml:space="preserve">was frequently visited by diverse insects including Hymenoptera, Lepidoptera, and Diptera. We also observed the visiting patterns of the two major visitors, lycaenid butterflies and honeybees. This observation revealed that honeybees were inclined to visit multiple flowers within an individual plant, whereas lycaenid butterflies made long-distance visits between individual plants. These findings pave the way to study pollinator-mediated plant-plant interactions at intraspecific and interspecific levels, such as geitonogamy and reproductive interference.</w:t>
       </w:r>
     </w:p>
     <w:p>
@@ -262,7 +262,7 @@
         <w:t xml:space="preserve">Achyranthes</w:t>
       </w:r>
       <w:r>
-        <w:t xml:space="preserve">, Entomophily, Generalist</w:t>
+        <w:t xml:space="preserve">, Entomophily, Generalist, Pollination</w:t>
       </w:r>
       <w:r>
         <w:br/>
@@ -278,7 +278,7 @@
         <w:pStyle w:val="Heading1"/>
       </w:pPr>
       <w:r>
-        <w:t xml:space="preserve">Introduction</w:t>
+        <w:t xml:space="preserve">1 | INTRODUCTION</w:t>
       </w:r>
     </w:p>
     <w:p>
@@ -339,7 +339,7 @@
         <w:t xml:space="preserve">(De Jong et al., 1993; Hessing, 1988; Karron et al., 1995)</w:t>
       </w:r>
       <w:r>
-        <w:t xml:space="preserve">.Genetic paternity analyses have shown that less frequent visitors, such as flower beetles and butterflies, can largely contribute to outcrossing</w:t>
+        <w:t xml:space="preserve">. Genetic paternity analyses have shown that less frequent visitors, such as flower beetles and butterflies, can largely contribute to outcrossing</w:t>
       </w:r>
       <w:r>
         <w:t xml:space="preserve"> </w:t>
@@ -348,13 +348,13 @@
         <w:t xml:space="preserve">(Broyles &amp; Wyatt, 1991; Matsuki et al., 2008)</w:t>
       </w:r>
       <w:r>
-        <w:t xml:space="preserve">.At the interspecific level, less frequent but long-flight pollinators may play a critical role in interspecific pollen transfer and competitive exclusion</w:t>
-      </w:r>
-      <w:r>
-        <w:t xml:space="preserve"> </w:t>
-      </w:r>
-      <w:r>
-        <w:t xml:space="preserve">(Johnson et al., 2022; Levin &amp; Anderson, 1970; Nishida et al., 2020; Takakura et al., 2011; Waser, 1978)</w:t>
+        <w:t xml:space="preserve">. At the interspecific level, less frequent but long-flight pollinators may play a critical role in interspecific pollen transfer and competitive exclusion</w:t>
+      </w:r>
+      <w:r>
+        <w:t xml:space="preserve"> </w:t>
+      </w:r>
+      <w:r>
+        <w:t xml:space="preserve">(Johnson et al., 2022; Kandori et al., 2009; Levin &amp; Anderson, 1970; Nishida et al., 2020; Takakura et al., 2011; Waser, 1978)</w:t>
       </w:r>
       <w:r>
         <w:t xml:space="preserve">. Thus, the quantitative observation of multiple visitors provides a basis for an inclusive understanding of plant reproduction in a generalized pollination system.</w:t>
@@ -529,22 +529,22 @@
       </w:r>
     </w:p>
     <w:bookmarkEnd w:id="22"/>
-    <w:bookmarkStart w:id="28" w:name="materials-methods"/>
+    <w:bookmarkStart w:id="28" w:name="materials-and-methods"/>
     <w:p>
       <w:pPr>
         <w:pStyle w:val="Heading1"/>
       </w:pPr>
       <w:r>
-        <w:t xml:space="preserve">Materials &amp; Methods</w:t>
-      </w:r>
-    </w:p>
-    <w:bookmarkStart w:id="23" w:name="study-plant"/>
+        <w:t xml:space="preserve">2 | MATERIALS AND METHODS</w:t>
+      </w:r>
+    </w:p>
+    <w:bookmarkStart w:id="23" w:name="study-plants"/>
     <w:p>
       <w:pPr>
         <w:pStyle w:val="Heading2"/>
       </w:pPr>
       <w:r>
-        <w:t xml:space="preserve">Study plant</w:t>
+        <w:t xml:space="preserve">2.1 | Study plants</w:t>
       </w:r>
     </w:p>
     <w:p>
@@ -568,7 +568,7 @@
         <w:t xml:space="preserve"> </w:t>
       </w:r>
       <w:r>
-        <w:t xml:space="preserve">Blume and their flower visitors. The native distribution range of this plant species is from South to East Asia (POWO 2026). In Japan,</w:t>
+        <w:t xml:space="preserve">Blume and their flower visitors (Fig. 1). The native distribution range of this plant species is from South to East Asia (POWO 2026). In Japan,</w:t>
       </w:r>
       <w:r>
         <w:t xml:space="preserve"> </w:t>
@@ -584,7 +584,7 @@
         <w:t xml:space="preserve"> </w:t>
       </w:r>
       <w:r>
-        <w:t xml:space="preserve">often occurs in sunny wastelands and blooms from late summer to autumn. Seeds easily adhere to animal fur or human clothes. Although there are several synonyms for</w:t>
+        <w:t xml:space="preserve">often occurs in sunny wastelands and blooms from late summer to autumn (Fig. 1a and b). Seeds easily adhere to animal fur or human clothes. Although there are several synonyms for</w:t>
       </w:r>
       <w:r>
         <w:t xml:space="preserve"> </w:t>
@@ -597,7 +597,7 @@
         <w:t xml:space="preserve">A. bidentata</w:t>
       </w:r>
       <w:r>
-        <w:t xml:space="preserve">, our nomenclature follows the Ylist of Japanese plants (Yonekura and Kajita 2003). According to the Ylist,</w:t>
+        <w:t xml:space="preserve">, our nomenclature follows the Ylist of Japanese plants (Yonekura and Kajita 2003-). According to the Ylist,</w:t>
       </w:r>
       <w:r>
         <w:t xml:space="preserve"> </w:t>
@@ -702,7 +702,7 @@
         <w:pStyle w:val="Heading2"/>
       </w:pPr>
       <w:r>
-        <w:t xml:space="preserve">Study sites and pilot observation</w:t>
+        <w:t xml:space="preserve">2.2 | Study sites and pilot observation</w:t>
       </w:r>
     </w:p>
     <w:p>
@@ -791,7 +791,23 @@
         <w:pStyle w:val="BodyText"/>
       </w:pPr>
       <w:r>
-        <w:t xml:space="preserve">To ascertain whether_ A. bidentata_ produced entomophilous flowers, we first conducted pilot observations in the morning and afternoon in Kyoto. This observation was performed twice (morning and afternoon) on 8 September 2010. We counted insect visits on the spike of</w:t>
+        <w:t xml:space="preserve">To ascertain whether</w:t>
+      </w:r>
+      <w:r>
+        <w:t xml:space="preserve"> </w:t>
+      </w:r>
+      <w:r>
+        <w:rPr>
+          <w:iCs/>
+          <w:i/>
+        </w:rPr>
+        <w:t xml:space="preserve">A. bidentata</w:t>
+      </w:r>
+      <w:r>
+        <w:t xml:space="preserve"> </w:t>
+      </w:r>
+      <w:r>
+        <w:t xml:space="preserve">produced entomophilous flowers, we first conducted pilot observations in the morning and afternoon in Kyoto. This observation was performed twice (morning and afternoon) on 8 September 2010. We counted insect visits on the spike of</w:t>
       </w:r>
       <w:r>
         <w:t xml:space="preserve"> </w:t>
@@ -882,7 +898,7 @@
         <w:pStyle w:val="Heading2"/>
       </w:pPr>
       <w:r>
-        <w:t xml:space="preserve">Visiting patterns of major insects</w:t>
+        <w:t xml:space="preserve">2.3 | Visiting patterns of major insects</w:t>
       </w:r>
     </w:p>
     <w:p>
@@ -890,7 +906,7 @@
         <w:pStyle w:val="FirstParagraph"/>
       </w:pPr>
       <w:r>
-        <w:t xml:space="preserve">To identify a potential agent of plant-plant interactions, we focused on the visiting patterns of abundant insects. In addition to visiting frequency, we examined the following three aspects: (i) repeated visits within an individual plant, (ii) visitation time, and (iii) movement distance. This line of field surveys was conducted at the Kyoto site where honeybees (</w:t>
+        <w:t xml:space="preserve">To identify a potential agent of plant-plant interactions, we focused on the visiting patterns of abundant insects. In addition to visiting frequency, we examined the following three aspects: (a) repeated visits within an individual plant, (b) visitation time, and (c) movement distance. This line of field surveys was conducted at the Kyoto site where honeybees (</w:t>
       </w:r>
       <w:r>
         <w:rPr>
@@ -1000,7 +1016,23 @@
         <w:t xml:space="preserve">hellotia</w:t>
       </w:r>
       <w:r>
-        <w:t xml:space="preserve">) were abundant.</w:t>
+        <w:t xml:space="preserve">) were abundant. We confirmed the potential of these major visitors to carry</w:t>
+      </w:r>
+      <w:r>
+        <w:t xml:space="preserve"> </w:t>
+      </w:r>
+      <w:r>
+        <w:rPr>
+          <w:iCs/>
+          <w:i/>
+        </w:rPr>
+        <w:t xml:space="preserve">A. bidentata</w:t>
+      </w:r>
+      <w:r>
+        <w:t xml:space="preserve"> </w:t>
+      </w:r>
+      <w:r>
+        <w:t xml:space="preserve">pollen by observing pollen grains adhering to plant anther and insect bodies under electron microscopy (Fig. 1c-e).</w:t>
       </w:r>
     </w:p>
     <w:p>
@@ -1012,7 +1044,7 @@
           <w:iCs/>
           <w:i/>
         </w:rPr>
-        <w:t xml:space="preserve">Intra-individual visitation</w:t>
+        <w:t xml:space="preserve">(a) Intra-individual visitation</w:t>
       </w:r>
       <w:r>
         <w:t xml:space="preserve">: We first compared intra-individual visitation rate and visitation frequency between lycaenid butterflies and honeybees per 30 min. In this observation, we defined a single visit as movement between</w:t>
@@ -1080,7 +1112,7 @@
           <w:iCs/>
           <w:i/>
         </w:rPr>
-        <w:t xml:space="preserve">Visitation time</w:t>
+        <w:t xml:space="preserve">(b) Visitation time</w:t>
       </w:r>
       <w:r>
         <w:t xml:space="preserve">: We then compared the time spent on</w:t>
@@ -1107,7 +1139,14 @@
         <w:pStyle w:val="BodyText"/>
       </w:pPr>
       <w:r>
-        <w:t xml:space="preserve">_Movement distanc_e: We compared the distance of inter-flower movement between honeybees and lycaenid butterflies. We measured the distance between the</w:t>
+        <w:rPr>
+          <w:iCs/>
+          <w:i/>
+        </w:rPr>
+        <w:t xml:space="preserve">(c) Movement distance</w:t>
+      </w:r>
+      <w:r>
+        <w:t xml:space="preserve">: We finally compared the distance of inter-flower movement between honeybees and lycaenid butterflies. We measured the distance between the</w:t>
       </w:r>
       <w:r>
         <w:t xml:space="preserve"> </w:t>
@@ -1133,7 +1172,7 @@
         <w:pStyle w:val="Heading2"/>
       </w:pPr>
       <w:r>
-        <w:t xml:space="preserve">Statistical analysis</w:t>
+        <w:t xml:space="preserve">2.4 | Statistical analysis</w:t>
       </w:r>
     </w:p>
     <w:p>
@@ -1141,7 +1180,7 @@
         <w:pStyle w:val="FirstParagraph"/>
       </w:pPr>
       <w:r>
-        <w:t xml:space="preserve">We used generalized linear mixed models (GLMMs) to test the effects of the two visitor types ( honeybee or butterfly) on the total number of visits, proportion of intra-individual visits, visitation time, and movement distance. Regarding each response variable, we assumed Poisson error for the total number of visits, binomial error for the proportion of intra-individual visits, gamma error for the visitation time, and ordered multinomial error for the movement distance. The fixed effects were the two visitor types. The difference in survey dates was considered a random effect. Similarly, we used generalized linear models (GLMs) with a multinomial to test the influence of the study sites (i.e., Kyoto or Mie) on the community composition of flower visitors. In this multinomial GLM, the categories of insect orders were considered the response variable, while the explanatory variables were the study sites (Kyoto or Mie) and time (morning or afternoon). Statistical significance was determined using a likelihood ratio test with or without each term, with the significance level being set at = 0.05.</w:t>
+        <w:t xml:space="preserve">We used generalized linear mixed models (GLMMs) to test the effects of the two visitor types (honeybee or butterfly) on the total number of visits, proportion of intra-individual visits, visitation time, and movement distance. Regarding each response variable, we assumed Poisson error for the total number of visits, binomial error for the proportion of intra-individual visits, Gamma error for the visitation time, and ordered multinomial error for the movement distance. The fixed effects were the two visitor types. The difference in survey dates was considered a random effect. Similarly, we used generalized linear models (GLMs) with a multinomial to test the influence of the study sites (i.e., Kyoto or Mie) on the community composition of flower visitors. In this multinomial GLM, the categories of insect orders were considered the response variable, while the explanatory variables were the study sites (Kyoto or Mie) and time (morning or afternoon). Statistical significance was determined using a likelihood ratio test with or without each term, with the significance level being set at = 0.05.</w:t>
       </w:r>
     </w:p>
     <w:p>
@@ -1228,7 +1267,7 @@
         <w:pStyle w:val="Heading1"/>
       </w:pPr>
       <w:r>
-        <w:t xml:space="preserve">Results</w:t>
+        <w:t xml:space="preserve">3 | RESULTS</w:t>
       </w:r>
     </w:p>
     <w:bookmarkStart w:id="29" w:name="X7cef2b73bf70212bcca33581709407b3242276e"/>
@@ -1237,7 +1276,7 @@
         <w:pStyle w:val="Heading2"/>
       </w:pPr>
       <w:r>
-        <w:t xml:space="preserve">Diverse insect visitors to</w:t>
+        <w:t xml:space="preserve">3.1 | Diverse insect visitors to</w:t>
       </w:r>
       <w:r>
         <w:t xml:space="preserve"> </w:t>
@@ -1261,7 +1300,23 @@
         <w:pStyle w:val="FirstParagraph"/>
       </w:pPr>
       <w:r>
-        <w:t xml:space="preserve">We observed a total of 11 species of flower visitors to A. bidentata at the two sites (Table 1). The community composition of flower visitors differed significantly between the Kyoto and Mie sites (multinomial GLM, likelihood ratio test,</w:t>
+        <w:t xml:space="preserve">We observed a total of 11 species of flower visitors to</w:t>
+      </w:r>
+      <w:r>
+        <w:t xml:space="preserve"> </w:t>
+      </w:r>
+      <w:r>
+        <w:rPr>
+          <w:iCs/>
+          <w:i/>
+        </w:rPr>
+        <w:t xml:space="preserve">A. bidentata</w:t>
+      </w:r>
+      <w:r>
+        <w:t xml:space="preserve"> </w:t>
+      </w:r>
+      <w:r>
+        <w:t xml:space="preserve">at the two sites (Table 1). The community composition of flower visitors differed significantly between the Kyoto and Mie sites (multinomial GLM, likelihood ratio test,</w:t>
       </w:r>
       <w:r>
         <w:t xml:space="preserve"> </w:t>
@@ -1342,7 +1397,39 @@
         <w:t xml:space="preserve"> </w:t>
       </w:r>
       <w:r>
-        <w:t xml:space="preserve">= 0.0066).In Kyoto, the most and second-most abundant orders were Hymenoptera and Lepidoptera, respectively (Fig. 2). Specifically, we observed the native honeybee Apis cerana ssp. japonica and three lycaenid butterflies,</w:t>
+        <w:t xml:space="preserve">= 0.0066). In Kyoto, the most and second-most abundant orders were Hymenoptera and Lepidoptera, respectively (Fig. 2). Specifically, we observed the native honeybee</w:t>
+      </w:r>
+      <w:r>
+        <w:t xml:space="preserve"> </w:t>
+      </w:r>
+      <w:r>
+        <w:rPr>
+          <w:iCs/>
+          <w:i/>
+        </w:rPr>
+        <w:t xml:space="preserve">Apis cerana</w:t>
+      </w:r>
+      <w:r>
+        <w:t xml:space="preserve"> </w:t>
+      </w:r>
+      <w:r>
+        <w:t xml:space="preserve">ssp.</w:t>
+      </w:r>
+      <w:r>
+        <w:t xml:space="preserve"> </w:t>
+      </w:r>
+      <w:r>
+        <w:rPr>
+          <w:iCs/>
+          <w:i/>
+        </w:rPr>
+        <w:t xml:space="preserve">japonica</w:t>
+      </w:r>
+      <w:r>
+        <w:t xml:space="preserve"> </w:t>
+      </w:r>
+      <w:r>
+        <w:t xml:space="preserve">and three lycaenid butterflies,</w:t>
       </w:r>
       <w:r>
         <w:t xml:space="preserve"> </w:t>
@@ -1387,7 +1474,20 @@
         <w:t xml:space="preserve"> </w:t>
       </w:r>
       <w:r>
-        <w:t xml:space="preserve">ssp. daimio, and</w:t>
+        <w:t xml:space="preserve">ssp.</w:t>
+      </w:r>
+      <w:r>
+        <w:t xml:space="preserve"> </w:t>
+      </w:r>
+      <w:r>
+        <w:rPr>
+          <w:iCs/>
+          <w:i/>
+        </w:rPr>
+        <w:t xml:space="preserve">daimio</w:t>
+      </w:r>
+      <w:r>
+        <w:t xml:space="preserve">, and</w:t>
       </w:r>
       <w:r>
         <w:t xml:space="preserve"> </w:t>
@@ -1416,7 +1516,7 @@
         <w:t xml:space="preserve">hellotia</w:t>
       </w:r>
       <w:r>
-        <w:t xml:space="preserve">, as major visitors (Table 1). In contrast, In contrast, the second most abundant order in Mie was Diptera (Fig. 2). Although the most abundant order in Mie was Hymenoptera (Fig. 2), its abundant species was not a honeybee but a scoliid wasp,</w:t>
+        <w:t xml:space="preserve">, as major visitors (Table 1). In contrast, the second most abundant order in Mie was Diptera (Fig. 2). Although the most abundant order in Mie was Hymenoptera (Fig. 2), its abundant species was not a honeybee but a scoliid wasp,</w:t>
       </w:r>
       <w:r>
         <w:t xml:space="preserve"> </w:t>
@@ -1458,7 +1558,7 @@
         <w:pStyle w:val="Heading2"/>
       </w:pPr>
       <w:r>
-        <w:t xml:space="preserve">Visiting patterns of major insects</w:t>
+        <w:t xml:space="preserve">3.2 | Visiting patterns of major insects</w:t>
       </w:r>
     </w:p>
     <w:p>
@@ -1650,7 +1750,7 @@
         <w:t xml:space="preserve"> </w:t>
       </w:r>
       <w:r>
-        <w:t xml:space="preserve">&lt; 2.2e-16). These findings indicate that lycaenid butterflies are able to transfer pollen to distant individuals, although they may not be an efficient pollinator.</w:t>
+        <w:t xml:space="preserve">&lt; 2.2e-16: Fig. 3c and d). These findings indicate that lycaenid butterflies are able to transfer pollen to distant individuals, although they may not be an efficient pollinator.</w:t>
       </w:r>
     </w:p>
     <w:bookmarkEnd w:id="30"/>
@@ -1661,7 +1761,7 @@
         <w:pStyle w:val="Heading1"/>
       </w:pPr>
       <w:r>
-        <w:t xml:space="preserve">Discussion</w:t>
+        <w:t xml:space="preserve">4 | DISCUSSION</w:t>
       </w:r>
     </w:p>
     <w:p>
@@ -1685,7 +1785,7 @@
         <w:t xml:space="preserve"> </w:t>
       </w:r>
       <w:r>
-        <w:t xml:space="preserve">produced entomophious flowers to attract diverse insect visitors. Despite their inconspicuous petalless flowers, they produce pollen, thereby providing resources for bees. In addition to pollen,</w:t>
+        <w:t xml:space="preserve">produced entomophious flowers to attract diverse insect visitors. Despite their inconspicuous petalless flowers,</w:t>
       </w:r>
       <w:r>
         <w:t xml:space="preserve"> </w:t>
@@ -1701,7 +1801,23 @@
         <w:t xml:space="preserve"> </w:t>
       </w:r>
       <w:r>
-        <w:t xml:space="preserve">is likely to produce nectar because it allows adult butterflies to stay long on flowers (Fig. 3b). Such resource provisioning may enable the simultaneous attraction of multiple visitors and thus differentiate visitor communities between the two study sites (Table 1 and Fig. 2). While we observed honeybees not only in Kyoto but also in Mie, they visited other blooming species such as the water willow</w:t>
+        <w:t xml:space="preserve">is able to provide pollen as a resource for bees. In addition to pollen,</w:t>
+      </w:r>
+      <w:r>
+        <w:t xml:space="preserve"> </w:t>
+      </w:r>
+      <w:r>
+        <w:rPr>
+          <w:iCs/>
+          <w:i/>
+        </w:rPr>
+        <w:t xml:space="preserve">A. bidentata</w:t>
+      </w:r>
+      <w:r>
+        <w:t xml:space="preserve"> </w:t>
+      </w:r>
+      <w:r>
+        <w:t xml:space="preserve">is likely to produce nectar because it allows adult butterflies to stay long on flowers (Fig. 3b). Such resource provisioning may enable the simultaneous attraction of multiple visitors and thus differentiate visitor communities between the two study sites (Table 1 and Fig. 2). While we observed honeybees not only in Kyoto but also in Mie, these bees visited other blooming species such as the water willow</w:t>
       </w:r>
       <w:r>
         <w:t xml:space="preserve"> </w:t>
@@ -1822,10 +1938,26 @@
         <w:t xml:space="preserve"> </w:t>
       </w:r>
       <w:r>
-        <w:t xml:space="preserve">(Kandori et al., 2009; Nishida et al., 2020; Takakura et al., 2011)</w:t>
-      </w:r>
-      <w:r>
-        <w:t xml:space="preserve">. The genus Achyranthes includes many species with various subspecies worldwide (POWO 2026), In Japan,</w:t>
+        <w:t xml:space="preserve">(Nishida et al., 2020; Takakura et al., 2011)</w:t>
+      </w:r>
+      <w:r>
+        <w:t xml:space="preserve">. The genus</w:t>
+      </w:r>
+      <w:r>
+        <w:t xml:space="preserve"> </w:t>
+      </w:r>
+      <w:r>
+        <w:rPr>
+          <w:iCs/>
+          <w:i/>
+        </w:rPr>
+        <w:t xml:space="preserve">Achyranthes</w:t>
+      </w:r>
+      <w:r>
+        <w:t xml:space="preserve"> </w:t>
+      </w:r>
+      <w:r>
+        <w:t xml:space="preserve">includes many species with various subspecies worldwide (POWO 2026), In Japan,</w:t>
       </w:r>
       <w:r>
         <w:t xml:space="preserve"> </w:t>
@@ -1948,13 +2080,13 @@
       </w:r>
     </w:p>
     <w:bookmarkEnd w:id="32"/>
-    <w:bookmarkStart w:id="34" w:name="acknowledgements"/>
+    <w:bookmarkStart w:id="34" w:name="acknowledgments"/>
     <w:p>
       <w:pPr>
         <w:pStyle w:val="Heading1"/>
       </w:pPr>
       <w:r>
-        <w:t xml:space="preserve">Acknowledgements</w:t>
+        <w:t xml:space="preserve">ACKNOWLEDGMENTS</w:t>
       </w:r>
     </w:p>
     <w:p>
@@ -1977,13 +2109,13 @@
       </w:r>
     </w:p>
     <w:bookmarkEnd w:id="34"/>
-    <w:bookmarkStart w:id="35" w:name="conflicts-of-interest"/>
+    <w:bookmarkStart w:id="35" w:name="conflict-of-interest-statement"/>
     <w:p>
       <w:pPr>
         <w:pStyle w:val="Heading1"/>
       </w:pPr>
       <w:r>
-        <w:t xml:space="preserve">Conflicts of interest</w:t>
+        <w:t xml:space="preserve">CONFLICT OF INTEREST STATEMENT</w:t>
       </w:r>
     </w:p>
     <w:p>
@@ -2004,471 +2136,46 @@
         <w:t xml:space="preserve">Plant Species Biology</w:t>
       </w:r>
       <w:r>
-        <w:t xml:space="preserve">, but this manuscript was not handled by himself.</w:t>
+        <w:t xml:space="preserve">.</w:t>
       </w:r>
     </w:p>
     <w:bookmarkEnd w:id="35"/>
-    <w:bookmarkStart w:id="45" w:name="figures"/>
+    <w:bookmarkStart w:id="37" w:name="orcid"/>
     <w:p>
       <w:pPr>
         <w:pStyle w:val="Heading1"/>
       </w:pPr>
       <w:r>
-        <w:t xml:space="preserve">Figures</w:t>
-      </w:r>
-    </w:p>
-    <w:p>
-      <w:pPr>
-        <w:pStyle w:val="CaptionedFigure"/>
-      </w:pPr>
-      <w:r>
-        <w:drawing>
-          <wp:inline>
-            <wp:extent cx="3263900" cy="3784600"/>
-            <wp:effectExtent b="0" l="0" r="0" t="0"/>
-            <wp:docPr descr="Figure 1. Photographs of A. bidentata. (a) Stand of A. bidentata in Kyoto. (b) Spike of A. bidentata. (c) Pollen on anther observed under electron microscopy. (d) A grain of pollen (indicated by yellow arrow) adhered to Zizeeria maha ssp. argia. (e) Two grains of pollen adhered to Apis cerana ssp. japonica. Scale bar = 14.2 μm for panels (c)–(e)." title="" id="37" name="Picture"/>
-            <a:graphic>
-              <a:graphicData uri="http://schemas.openxmlformats.org/drawingml/2006/picture">
-                <pic:pic>
-                  <pic:nvPicPr>
-                    <pic:cNvPr descr="../figures/fig1_photo.pdf" id="38" name="Picture"/>
-                    <pic:cNvPicPr>
-                      <a:picLocks noChangeArrowheads="1" noChangeAspect="1"/>
-                    </pic:cNvPicPr>
-                  </pic:nvPicPr>
-                  <pic:blipFill>
-                    <a:blip r:embed="rId36"/>
-                    <a:stretch>
-                      <a:fillRect/>
-                    </a:stretch>
-                  </pic:blipFill>
-                  <pic:spPr bwMode="auto">
-                    <a:xfrm>
-                      <a:off x="0" y="0"/>
-                      <a:ext cx="3263900" cy="3784600"/>
-                    </a:xfrm>
-                    <a:prstGeom prst="rect">
-                      <a:avLst/>
-                    </a:prstGeom>
-                    <a:noFill/>
-                    <a:ln w="9525">
-                      <a:noFill/>
-                      <a:headEnd/>
-                      <a:tailEnd/>
-                    </a:ln>
-                  </pic:spPr>
-                </pic:pic>
-              </a:graphicData>
-            </a:graphic>
-          </wp:inline>
-        </w:drawing>
-      </w:r>
-    </w:p>
-    <w:p>
-      <w:pPr>
-        <w:pStyle w:val="ImageCaption"/>
-      </w:pPr>
-      <w:r>
-        <w:t xml:space="preserve">Figure 1. Photographs of</w:t>
-      </w:r>
-      <w:r>
-        <w:t xml:space="preserve"> </w:t>
-      </w:r>
-      <w:r>
-        <w:rPr>
-          <w:iCs/>
-          <w:i/>
-        </w:rPr>
-        <w:t xml:space="preserve">A. bidentata</w:t>
-      </w:r>
-      <w:r>
-        <w:t xml:space="preserve">. (a) Stand of</w:t>
-      </w:r>
-      <w:r>
-        <w:t xml:space="preserve"> </w:t>
-      </w:r>
-      <w:r>
-        <w:rPr>
-          <w:iCs/>
-          <w:i/>
-        </w:rPr>
-        <w:t xml:space="preserve">A. bidentata</w:t>
-      </w:r>
-      <w:r>
-        <w:t xml:space="preserve"> </w:t>
-      </w:r>
-      <w:r>
-        <w:t xml:space="preserve">in Kyoto. (b) Spike of</w:t>
-      </w:r>
-      <w:r>
-        <w:t xml:space="preserve"> </w:t>
-      </w:r>
-      <w:r>
-        <w:rPr>
-          <w:iCs/>
-          <w:i/>
-        </w:rPr>
-        <w:t xml:space="preserve">A. bidentata</w:t>
-      </w:r>
-      <w:r>
-        <w:t xml:space="preserve">. (c) Pollen on anther observed under electron microscopy. (d) A grain of pollen (indicated by yellow arrow) adhered to</w:t>
-      </w:r>
-      <w:r>
-        <w:t xml:space="preserve"> </w:t>
-      </w:r>
-      <w:r>
-        <w:rPr>
-          <w:iCs/>
-          <w:i/>
-        </w:rPr>
-        <w:t xml:space="preserve">Zizeeria maha</w:t>
-      </w:r>
-      <w:r>
-        <w:t xml:space="preserve"> </w:t>
-      </w:r>
-      <w:r>
-        <w:t xml:space="preserve">ssp.</w:t>
-      </w:r>
-      <w:r>
-        <w:t xml:space="preserve"> </w:t>
-      </w:r>
-      <w:r>
-        <w:rPr>
-          <w:iCs/>
-          <w:i/>
-        </w:rPr>
-        <w:t xml:space="preserve">argia</w:t>
-      </w:r>
-      <w:r>
-        <w:t xml:space="preserve">. (e) Two grains of pollen adhered to</w:t>
-      </w:r>
-      <w:r>
-        <w:t xml:space="preserve"> </w:t>
-      </w:r>
-      <w:r>
-        <w:rPr>
-          <w:iCs/>
-          <w:i/>
-        </w:rPr>
-        <w:t xml:space="preserve">Apis cerana</w:t>
-      </w:r>
-      <w:r>
-        <w:t xml:space="preserve"> </w:t>
-      </w:r>
-      <w:r>
-        <w:t xml:space="preserve">ssp.</w:t>
-      </w:r>
-      <w:r>
-        <w:t xml:space="preserve"> </w:t>
-      </w:r>
-      <w:r>
-        <w:rPr>
-          <w:iCs/>
-          <w:i/>
-        </w:rPr>
-        <w:t xml:space="preserve">japonica</w:t>
-      </w:r>
-      <w:r>
-        <w:t xml:space="preserve">. Scale bar = 14.2 μm for panels (c)–(e).</w:t>
-      </w:r>
-    </w:p>
-    <w:p>
-      <w:pPr>
-        <w:pStyle w:val="CaptionedFigure"/>
-      </w:pPr>
-      <w:r>
-        <w:drawing>
-          <wp:inline>
-            <wp:extent cx="4572000" cy="2743200"/>
-            <wp:effectExtent b="0" l="0" r="0" t="0"/>
-            <wp:docPr descr="Figure 2. Community composition of flower visitors to A. bidentata in the Kyoto and Mie sites. The colors distinguish the different orders of insect visitors. These community compositions significantly differed between the two sites (multinomial GLM, p&lt;0.05: see also “Results”)." title="" id="40" name="Picture"/>
-            <a:graphic>
-              <a:graphicData uri="http://schemas.openxmlformats.org/drawingml/2006/picture">
-                <pic:pic>
-                  <pic:nvPicPr>
-                    <pic:cNvPr descr="../figures/two_sites.pdf" id="41" name="Picture"/>
-                    <pic:cNvPicPr>
-                      <a:picLocks noChangeArrowheads="1" noChangeAspect="1"/>
-                    </pic:cNvPicPr>
-                  </pic:nvPicPr>
-                  <pic:blipFill>
-                    <a:blip r:embed="rId39"/>
-                    <a:stretch>
-                      <a:fillRect/>
-                    </a:stretch>
-                  </pic:blipFill>
-                  <pic:spPr bwMode="auto">
-                    <a:xfrm>
-                      <a:off x="0" y="0"/>
-                      <a:ext cx="4572000" cy="2743200"/>
-                    </a:xfrm>
-                    <a:prstGeom prst="rect">
-                      <a:avLst/>
-                    </a:prstGeom>
-                    <a:noFill/>
-                    <a:ln w="9525">
-                      <a:noFill/>
-                      <a:headEnd/>
-                      <a:tailEnd/>
-                    </a:ln>
-                  </pic:spPr>
-                </pic:pic>
-              </a:graphicData>
-            </a:graphic>
-          </wp:inline>
-        </w:drawing>
-      </w:r>
-    </w:p>
-    <w:p>
-      <w:pPr>
-        <w:pStyle w:val="ImageCaption"/>
-      </w:pPr>
-      <w:r>
-        <w:t xml:space="preserve">Figure 2. Community composition of flower visitors to</w:t>
-      </w:r>
-      <w:r>
-        <w:t xml:space="preserve"> </w:t>
-      </w:r>
-      <w:r>
-        <w:rPr>
-          <w:iCs/>
-          <w:i/>
-        </w:rPr>
-        <w:t xml:space="preserve">A. bidentata</w:t>
-      </w:r>
-      <w:r>
-        <w:t xml:space="preserve"> </w:t>
-      </w:r>
-      <w:r>
-        <w:t xml:space="preserve">in the Kyoto and Mie sites. The colors distinguish the different orders of insect visitors. These community compositions significantly differed between the two sites (multinomial GLM,</w:t>
-      </w:r>
-      <w:r>
-        <w:t xml:space="preserve"> </w:t>
-      </w:r>
-      <m:oMath>
-        <m:r>
-          <m:t>p</m:t>
-        </m:r>
-      </m:oMath>
-      <w:r>
-        <w:t xml:space="preserve">&lt;0.05: see also</w:t>
-      </w:r>
-      <w:r>
-        <w:t xml:space="preserve"> </w:t>
-      </w:r>
-      <w:r>
-        <w:t xml:space="preserve">“</w:t>
-      </w:r>
-      <w:r>
-        <w:t xml:space="preserve">Results</w:t>
-      </w:r>
-      <w:r>
-        <w:t xml:space="preserve">”</w:t>
-      </w:r>
-      <w:r>
-        <w:t xml:space="preserve">).</w:t>
-      </w:r>
-    </w:p>
-    <w:p>
-      <w:pPr>
-        <w:pStyle w:val="CaptionedFigure"/>
-      </w:pPr>
-      <w:r>
-        <w:drawing>
-          <wp:inline>
-            <wp:extent cx="5334000" cy="2370666"/>
-            <wp:effectExtent b="0" l="0" r="0" t="0"/>
-            <wp:docPr descr="Figure 3. Visiting patterns of two abundant insects ( lycanid butterflies and honeybees) in Kyoto. (a) Visitation frequency of butterflies and honeybees within ten minitues. Grey and black bars indicate inter-individual (out) and intra-individual (in) floral visits, respectively. A single vertical bar corresponds to a 30-min observation (i.e., 30-min observation \times five times on different dates; see also “Materials &amp; Methods” for details). (b) Time spent on a single A. bidentata spike. Box plots display the median with upper and lower quartiles, with whiskers extending to 1.5-times interquartile range. Different plot shapes distinguish the two study dates (see also “Materials &amp; Methods”). (c and d) Histograms of the distance (cm) by butterfly or honeybee movement between two A. bidentata spikes. Black, dark grey, and grey bars distinguish the three different dates of observation (see also “Materials &amp; Methods”). In all panels, the difference between butterfly and honeybee was statistically significant at p&lt;0.05 (see “Results” for the test-statisitcs and exact p-values)." title="" id="43" name="Picture"/>
-            <a:graphic>
-              <a:graphicData uri="http://schemas.openxmlformats.org/drawingml/2006/picture">
-                <pic:pic>
-                  <pic:nvPicPr>
-                    <pic:cNvPr descr="../figures/visit_patterns.pdf" id="44" name="Picture"/>
-                    <pic:cNvPicPr>
-                      <a:picLocks noChangeArrowheads="1" noChangeAspect="1"/>
-                    </pic:cNvPicPr>
-                  </pic:nvPicPr>
-                  <pic:blipFill>
-                    <a:blip r:embed="rId42"/>
-                    <a:stretch>
-                      <a:fillRect/>
-                    </a:stretch>
-                  </pic:blipFill>
-                  <pic:spPr bwMode="auto">
-                    <a:xfrm>
-                      <a:off x="0" y="0"/>
-                      <a:ext cx="5334000" cy="2370666"/>
-                    </a:xfrm>
-                    <a:prstGeom prst="rect">
-                      <a:avLst/>
-                    </a:prstGeom>
-                    <a:noFill/>
-                    <a:ln w="9525">
-                      <a:noFill/>
-                      <a:headEnd/>
-                      <a:tailEnd/>
-                    </a:ln>
-                  </pic:spPr>
-                </pic:pic>
-              </a:graphicData>
-            </a:graphic>
-          </wp:inline>
-        </w:drawing>
-      </w:r>
-    </w:p>
-    <w:p>
-      <w:pPr>
-        <w:pStyle w:val="ImageCaption"/>
-      </w:pPr>
-      <w:r>
-        <w:t xml:space="preserve">Figure 3. Visiting patterns of two abundant insects ( lycanid butterflies and honeybees) in Kyoto. (a) Visitation frequency of butterflies and honeybees within ten minitues. Grey and black bars indicate inter-individual (out) and intra-individual (in) floral visits, respectively. A single vertical bar corresponds to a 30-min observation (i.e., 30-min observation</w:t>
-      </w:r>
-      <w:r>
-        <w:t xml:space="preserve"> </w:t>
-      </w:r>
-      <m:oMath>
-        <m:r>
-          <m:rPr>
-            <m:sty m:val="p"/>
-          </m:rPr>
-          <m:t>×</m:t>
-        </m:r>
-      </m:oMath>
-      <w:r>
-        <w:t xml:space="preserve"> </w:t>
-      </w:r>
-      <w:r>
-        <w:t xml:space="preserve">five times on different dates; see also</w:t>
-      </w:r>
-      <w:r>
-        <w:t xml:space="preserve"> </w:t>
-      </w:r>
-      <w:r>
-        <w:t xml:space="preserve">“</w:t>
-      </w:r>
-      <w:r>
-        <w:t xml:space="preserve">Materials &amp; Methods</w:t>
-      </w:r>
-      <w:r>
-        <w:t xml:space="preserve">”</w:t>
-      </w:r>
-      <w:r>
-        <w:t xml:space="preserve"> </w:t>
-      </w:r>
-      <w:r>
-        <w:t xml:space="preserve">for details). (b) Time spent on a single</w:t>
-      </w:r>
-      <w:r>
-        <w:t xml:space="preserve"> </w:t>
-      </w:r>
-      <w:r>
-        <w:rPr>
-          <w:iCs/>
-          <w:i/>
-        </w:rPr>
-        <w:t xml:space="preserve">A. bidentata</w:t>
-      </w:r>
-      <w:r>
-        <w:t xml:space="preserve"> </w:t>
-      </w:r>
-      <w:r>
-        <w:t xml:space="preserve">spike. Box plots display the median with upper and lower quartiles, with whiskers extending to 1.5-times interquartile range. Different plot shapes distinguish the two study dates (see also</w:t>
-      </w:r>
-      <w:r>
-        <w:t xml:space="preserve"> </w:t>
-      </w:r>
-      <w:r>
-        <w:t xml:space="preserve">“</w:t>
-      </w:r>
-      <w:r>
-        <w:t xml:space="preserve">Materials &amp; Methods</w:t>
-      </w:r>
-      <w:r>
-        <w:t xml:space="preserve">”</w:t>
-      </w:r>
-      <w:r>
-        <w:t xml:space="preserve">). (c and d) Histograms of the distance (cm) by butterfly or honeybee movement between two</w:t>
-      </w:r>
-      <w:r>
-        <w:t xml:space="preserve"> </w:t>
-      </w:r>
-      <w:r>
-        <w:rPr>
-          <w:iCs/>
-          <w:i/>
-        </w:rPr>
-        <w:t xml:space="preserve">A. bidentata</w:t>
-      </w:r>
-      <w:r>
-        <w:t xml:space="preserve"> </w:t>
-      </w:r>
-      <w:r>
-        <w:t xml:space="preserve">spikes. Black, dark grey, and grey bars distinguish the three different dates of observation (see also</w:t>
-      </w:r>
-      <w:r>
-        <w:t xml:space="preserve"> </w:t>
-      </w:r>
-      <w:r>
-        <w:t xml:space="preserve">“</w:t>
-      </w:r>
-      <w:r>
-        <w:t xml:space="preserve">Materials &amp; Methods</w:t>
-      </w:r>
-      <w:r>
-        <w:t xml:space="preserve">”</w:t>
-      </w:r>
-      <w:r>
-        <w:t xml:space="preserve">). In all panels, the difference between butterfly and honeybee was statistically significant at</w:t>
-      </w:r>
-      <w:r>
-        <w:t xml:space="preserve"> </w:t>
-      </w:r>
-      <m:oMath>
-        <m:r>
-          <m:t>p</m:t>
-        </m:r>
-      </m:oMath>
-      <w:r>
-        <w:t xml:space="preserve">&lt;0.05 (see</w:t>
-      </w:r>
-      <w:r>
-        <w:t xml:space="preserve"> </w:t>
-      </w:r>
-      <w:r>
-        <w:t xml:space="preserve">“</w:t>
-      </w:r>
-      <w:r>
-        <w:t xml:space="preserve">Results</w:t>
-      </w:r>
-      <w:r>
-        <w:t xml:space="preserve">”</w:t>
-      </w:r>
-      <w:r>
-        <w:t xml:space="preserve"> </w:t>
-      </w:r>
-      <w:r>
-        <w:t xml:space="preserve">for the test-statisitcs and exact</w:t>
-      </w:r>
-      <w:r>
-        <w:t xml:space="preserve"> </w:t>
-      </w:r>
-      <m:oMath>
-        <m:r>
-          <m:t>p</m:t>
-        </m:r>
-      </m:oMath>
-      <w:r>
-        <w:t xml:space="preserve">-values).</w:t>
-      </w:r>
-    </w:p>
-    <w:bookmarkEnd w:id="45"/>
-    <w:bookmarkStart w:id="49" w:name="tables"/>
+        <w:t xml:space="preserve">ORCID</w:t>
+      </w:r>
+    </w:p>
+    <w:p>
+      <w:pPr>
+        <w:pStyle w:val="FirstParagraph"/>
+      </w:pPr>
+      <w:r>
+        <w:t xml:space="preserve">Yasuhiro Sato,</w:t>
+      </w:r>
+      <w:r>
+        <w:t xml:space="preserve"> </w:t>
+      </w:r>
+      <w:hyperlink r:id="rId36">
+        <w:r>
+          <w:rPr>
+            <w:rStyle w:val="Hyperlink"/>
+          </w:rPr>
+          <w:t xml:space="preserve">https://orcid.org/0000-0002-6466-723X</w:t>
+        </w:r>
+      </w:hyperlink>
+    </w:p>
+    <w:bookmarkEnd w:id="37"/>
+    <w:bookmarkStart w:id="38" w:name="tables"/>
     <w:p>
       <w:pPr>
         <w:pStyle w:val="Heading1"/>
       </w:pPr>
       <w:r>
-        <w:t xml:space="preserve">Tables</w:t>
+        <w:t xml:space="preserve">TABLES</w:t>
       </w:r>
     </w:p>
     <w:p>
@@ -3041,17 +2748,495 @@
         </w:tc>
       </w:tr>
     </w:tbl>
+    <w:bookmarkEnd w:id="38"/>
+    <w:bookmarkStart w:id="51" w:name="figures"/>
+    <w:p>
+      <w:pPr>
+        <w:pStyle w:val="Heading1"/>
+      </w:pPr>
+      <w:r>
+        <w:t xml:space="preserve">FIGURES</w:t>
+      </w:r>
+    </w:p>
+    <w:p>
+      <w:pPr>
+        <w:pStyle w:val="CaptionedFigure"/>
+      </w:pPr>
+      <w:r>
+        <w:drawing>
+          <wp:inline>
+            <wp:extent cx="3263900" cy="3784600"/>
+            <wp:effectExtent b="0" l="0" r="0" t="0"/>
+            <wp:docPr descr="Figure 1." title="" id="40" name="Picture"/>
+            <a:graphic>
+              <a:graphicData uri="http://schemas.openxmlformats.org/drawingml/2006/picture">
+                <pic:pic>
+                  <pic:nvPicPr>
+                    <pic:cNvPr descr="../figures/fig1_photo.pdf" id="41" name="Picture"/>
+                    <pic:cNvPicPr>
+                      <a:picLocks noChangeArrowheads="1" noChangeAspect="1"/>
+                    </pic:cNvPicPr>
+                  </pic:nvPicPr>
+                  <pic:blipFill>
+                    <a:blip r:embed="rId39"/>
+                    <a:stretch>
+                      <a:fillRect/>
+                    </a:stretch>
+                  </pic:blipFill>
+                  <pic:spPr bwMode="auto">
+                    <a:xfrm>
+                      <a:off x="0" y="0"/>
+                      <a:ext cx="3263900" cy="3784600"/>
+                    </a:xfrm>
+                    <a:prstGeom prst="rect">
+                      <a:avLst/>
+                    </a:prstGeom>
+                    <a:noFill/>
+                    <a:ln w="9525">
+                      <a:noFill/>
+                      <a:headEnd/>
+                      <a:tailEnd/>
+                    </a:ln>
+                  </pic:spPr>
+                </pic:pic>
+              </a:graphicData>
+            </a:graphic>
+          </wp:inline>
+        </w:drawing>
+      </w:r>
+    </w:p>
+    <w:p>
+      <w:pPr>
+        <w:pStyle w:val="ImageCaption"/>
+      </w:pPr>
+      <w:r>
+        <w:t xml:space="preserve">Figure 1.</w:t>
+      </w:r>
+    </w:p>
     <w:p>
       <w:pPr>
         <w:pStyle w:val="BodyText"/>
       </w:pPr>
       <w:r>
+        <w:t xml:space="preserve">Photographs of</w:t>
+      </w:r>
+      <w:r>
+        <w:t xml:space="preserve"> </w:t>
+      </w:r>
+      <w:r>
+        <w:rPr>
+          <w:iCs/>
+          <w:i/>
+        </w:rPr>
+        <w:t xml:space="preserve">A. bidentata</w:t>
+      </w:r>
+      <w:r>
+        <w:t xml:space="preserve">. (a) Stand of</w:t>
+      </w:r>
+      <w:r>
+        <w:t xml:space="preserve"> </w:t>
+      </w:r>
+      <w:r>
+        <w:rPr>
+          <w:iCs/>
+          <w:i/>
+        </w:rPr>
+        <w:t xml:space="preserve">A. bidentata</w:t>
+      </w:r>
+      <w:r>
+        <w:t xml:space="preserve"> </w:t>
+      </w:r>
+      <w:r>
+        <w:t xml:space="preserve">in Kyoto. (b) Spike of</w:t>
+      </w:r>
+      <w:r>
+        <w:t xml:space="preserve"> </w:t>
+      </w:r>
+      <w:r>
+        <w:rPr>
+          <w:iCs/>
+          <w:i/>
+        </w:rPr>
+        <w:t xml:space="preserve">A. bidentata</w:t>
+      </w:r>
+      <w:r>
+        <w:t xml:space="preserve">. (c) Pollen on anther observed under electron microscopy. (d) A grain of pollen (indicated by yellow arrow) adhered to</w:t>
+      </w:r>
+      <w:r>
+        <w:t xml:space="preserve"> </w:t>
+      </w:r>
+      <w:r>
+        <w:rPr>
+          <w:iCs/>
+          <w:i/>
+        </w:rPr>
+        <w:t xml:space="preserve">Zizeeria maha</w:t>
+      </w:r>
+      <w:r>
+        <w:t xml:space="preserve"> </w:t>
+      </w:r>
+      <w:r>
+        <w:t xml:space="preserve">ssp.</w:t>
+      </w:r>
+      <w:r>
+        <w:t xml:space="preserve"> </w:t>
+      </w:r>
+      <w:r>
+        <w:rPr>
+          <w:iCs/>
+          <w:i/>
+        </w:rPr>
+        <w:t xml:space="preserve">argia</w:t>
+      </w:r>
+      <w:r>
+        <w:t xml:space="preserve">. (e) Two grains of pollen adhered to</w:t>
+      </w:r>
+      <w:r>
+        <w:t xml:space="preserve"> </w:t>
+      </w:r>
+      <w:r>
+        <w:rPr>
+          <w:iCs/>
+          <w:i/>
+        </w:rPr>
+        <w:t xml:space="preserve">Apis cerana</w:t>
+      </w:r>
+      <w:r>
+        <w:t xml:space="preserve"> </w:t>
+      </w:r>
+      <w:r>
+        <w:t xml:space="preserve">ssp.</w:t>
+      </w:r>
+      <w:r>
+        <w:t xml:space="preserve"> </w:t>
+      </w:r>
+      <w:r>
+        <w:rPr>
+          <w:iCs/>
+          <w:i/>
+        </w:rPr>
+        <w:t xml:space="preserve">japonica</w:t>
+      </w:r>
+      <w:r>
+        <w:t xml:space="preserve">. Scale bar = 14.2 μm for panels (c)–(e).</w:t>
+      </w:r>
+    </w:p>
+    <w:p>
+      <w:pPr>
+        <w:pStyle w:val="CaptionedFigure"/>
+      </w:pPr>
+      <w:r>
+        <w:drawing>
+          <wp:inline>
+            <wp:extent cx="4572000" cy="2743200"/>
+            <wp:effectExtent b="0" l="0" r="0" t="0"/>
+            <wp:docPr descr="Figure 2." title="" id="43" name="Picture"/>
+            <a:graphic>
+              <a:graphicData uri="http://schemas.openxmlformats.org/drawingml/2006/picture">
+                <pic:pic>
+                  <pic:nvPicPr>
+                    <pic:cNvPr descr="../figures/two_sites.pdf" id="44" name="Picture"/>
+                    <pic:cNvPicPr>
+                      <a:picLocks noChangeArrowheads="1" noChangeAspect="1"/>
+                    </pic:cNvPicPr>
+                  </pic:nvPicPr>
+                  <pic:blipFill>
+                    <a:blip r:embed="rId42"/>
+                    <a:stretch>
+                      <a:fillRect/>
+                    </a:stretch>
+                  </pic:blipFill>
+                  <pic:spPr bwMode="auto">
+                    <a:xfrm>
+                      <a:off x="0" y="0"/>
+                      <a:ext cx="4572000" cy="2743200"/>
+                    </a:xfrm>
+                    <a:prstGeom prst="rect">
+                      <a:avLst/>
+                    </a:prstGeom>
+                    <a:noFill/>
+                    <a:ln w="9525">
+                      <a:noFill/>
+                      <a:headEnd/>
+                      <a:tailEnd/>
+                    </a:ln>
+                  </pic:spPr>
+                </pic:pic>
+              </a:graphicData>
+            </a:graphic>
+          </wp:inline>
+        </w:drawing>
+      </w:r>
+    </w:p>
+    <w:p>
+      <w:pPr>
+        <w:pStyle w:val="ImageCaption"/>
+      </w:pPr>
+      <w:r>
+        <w:t xml:space="preserve">Figure 2.</w:t>
+      </w:r>
+    </w:p>
+    <w:p>
+      <w:pPr>
+        <w:pStyle w:val="BodyText"/>
+      </w:pPr>
+      <w:r>
+        <w:t xml:space="preserve">Community composition of flower visitors to</w:t>
+      </w:r>
+      <w:r>
+        <w:t xml:space="preserve"> </w:t>
+      </w:r>
+      <w:r>
+        <w:rPr>
+          <w:iCs/>
+          <w:i/>
+        </w:rPr>
+        <w:t xml:space="preserve">A. bidentata</w:t>
+      </w:r>
+      <w:r>
+        <w:t xml:space="preserve"> </w:t>
+      </w:r>
+      <w:r>
+        <w:t xml:space="preserve">in the Kyoto and Mie sites. The colors distinguish the different orders of insect visitors. These community compositions significantly differed between the two sites (multinomial GLM,</w:t>
+      </w:r>
+      <w:r>
+        <w:t xml:space="preserve"> </w:t>
+      </w:r>
+      <m:oMath>
+        <m:r>
+          <m:t>p</m:t>
+        </m:r>
+      </m:oMath>
+      <w:r>
+        <w:t xml:space="preserve">&lt;0.05: see also</w:t>
+      </w:r>
+      <w:r>
+        <w:t xml:space="preserve"> </w:t>
+      </w:r>
+      <w:r>
+        <w:t xml:space="preserve">“</w:t>
+      </w:r>
+      <w:r>
+        <w:t xml:space="preserve">Results</w:t>
+      </w:r>
+      <w:r>
+        <w:t xml:space="preserve">”</w:t>
+      </w:r>
+      <w:r>
+        <w:t xml:space="preserve">).</w:t>
+      </w:r>
+    </w:p>
+    <w:p>
+      <w:pPr>
+        <w:pStyle w:val="CaptionedFigure"/>
+      </w:pPr>
+      <w:r>
+        <w:drawing>
+          <wp:inline>
+            <wp:extent cx="5334000" cy="2370666"/>
+            <wp:effectExtent b="0" l="0" r="0" t="0"/>
+            <wp:docPr descr="Figure 3." title="" id="46" name="Picture"/>
+            <a:graphic>
+              <a:graphicData uri="http://schemas.openxmlformats.org/drawingml/2006/picture">
+                <pic:pic>
+                  <pic:nvPicPr>
+                    <pic:cNvPr descr="../figures/visit_patterns.pdf" id="47" name="Picture"/>
+                    <pic:cNvPicPr>
+                      <a:picLocks noChangeArrowheads="1" noChangeAspect="1"/>
+                    </pic:cNvPicPr>
+                  </pic:nvPicPr>
+                  <pic:blipFill>
+                    <a:blip r:embed="rId45"/>
+                    <a:stretch>
+                      <a:fillRect/>
+                    </a:stretch>
+                  </pic:blipFill>
+                  <pic:spPr bwMode="auto">
+                    <a:xfrm>
+                      <a:off x="0" y="0"/>
+                      <a:ext cx="5334000" cy="2370666"/>
+                    </a:xfrm>
+                    <a:prstGeom prst="rect">
+                      <a:avLst/>
+                    </a:prstGeom>
+                    <a:noFill/>
+                    <a:ln w="9525">
+                      <a:noFill/>
+                      <a:headEnd/>
+                      <a:tailEnd/>
+                    </a:ln>
+                  </pic:spPr>
+                </pic:pic>
+              </a:graphicData>
+            </a:graphic>
+          </wp:inline>
+        </w:drawing>
+      </w:r>
+    </w:p>
+    <w:p>
+      <w:pPr>
+        <w:pStyle w:val="ImageCaption"/>
+      </w:pPr>
+      <w:r>
+        <w:t xml:space="preserve">Figure 3.</w:t>
+      </w:r>
+    </w:p>
+    <w:p>
+      <w:pPr>
+        <w:pStyle w:val="BodyText"/>
+      </w:pPr>
+      <w:r>
+        <w:t xml:space="preserve">Visiting patterns of two abundant insects (lycanid butterflies and honeybees) in Kyoto. (a) Visitation frequency of butterflies and honeybees within ten minitues. Grey and black bars indicate inter-individual (out) and intra-individual (in) floral visits, respectively. A single vertical bar corresponds to a 30-min observation (i.e., 30-min observation</w:t>
+      </w:r>
+      <w:r>
+        <w:t xml:space="preserve"> </w:t>
+      </w:r>
+      <m:oMath>
+        <m:r>
+          <m:rPr>
+            <m:sty m:val="p"/>
+          </m:rPr>
+          <m:t>×</m:t>
+        </m:r>
+      </m:oMath>
+      <w:r>
+        <w:t xml:space="preserve"> </w:t>
+      </w:r>
+      <w:r>
+        <w:t xml:space="preserve">five times on different dates; see also</w:t>
+      </w:r>
+      <w:r>
+        <w:t xml:space="preserve"> </w:t>
+      </w:r>
+      <w:r>
+        <w:t xml:space="preserve">“</w:t>
+      </w:r>
+      <w:r>
+        <w:t xml:space="preserve">Materials &amp; Methods</w:t>
+      </w:r>
+      <w:r>
+        <w:t xml:space="preserve">”</w:t>
+      </w:r>
+      <w:r>
+        <w:t xml:space="preserve"> </w:t>
+      </w:r>
+      <w:r>
+        <w:t xml:space="preserve">for details). (b) Time spent on a single</w:t>
+      </w:r>
+      <w:r>
+        <w:t xml:space="preserve"> </w:t>
+      </w:r>
+      <w:r>
+        <w:rPr>
+          <w:iCs/>
+          <w:i/>
+        </w:rPr>
+        <w:t xml:space="preserve">A. bidentata</w:t>
+      </w:r>
+      <w:r>
+        <w:t xml:space="preserve"> </w:t>
+      </w:r>
+      <w:r>
+        <w:t xml:space="preserve">spike. Box plots display the median with upper and lower quartiles, with whiskers extending to 1.5-times interquartile range. Different plot shapes distinguish the two study dates (see also</w:t>
+      </w:r>
+      <w:r>
+        <w:t xml:space="preserve"> </w:t>
+      </w:r>
+      <w:r>
+        <w:t xml:space="preserve">“</w:t>
+      </w:r>
+      <w:r>
+        <w:t xml:space="preserve">Materials &amp; Methods</w:t>
+      </w:r>
+      <w:r>
+        <w:t xml:space="preserve">”</w:t>
+      </w:r>
+      <w:r>
+        <w:t xml:space="preserve">). (c and d) Histograms of the distance (cm) by butterfly or honeybee movement between two</w:t>
+      </w:r>
+      <w:r>
+        <w:t xml:space="preserve"> </w:t>
+      </w:r>
+      <w:r>
+        <w:rPr>
+          <w:iCs/>
+          <w:i/>
+        </w:rPr>
+        <w:t xml:space="preserve">A. bidentata</w:t>
+      </w:r>
+      <w:r>
+        <w:t xml:space="preserve"> </w:t>
+      </w:r>
+      <w:r>
+        <w:t xml:space="preserve">spikes. Black, dark grey, and grey bars distinguish the three different dates of observation (see also</w:t>
+      </w:r>
+      <w:r>
+        <w:t xml:space="preserve"> </w:t>
+      </w:r>
+      <w:r>
+        <w:t xml:space="preserve">“</w:t>
+      </w:r>
+      <w:r>
+        <w:t xml:space="preserve">Materials &amp; Methods</w:t>
+      </w:r>
+      <w:r>
+        <w:t xml:space="preserve">”</w:t>
+      </w:r>
+      <w:r>
+        <w:t xml:space="preserve">). In all panels, the difference between butterfly and honeybee was statistically significant at</w:t>
+      </w:r>
+      <w:r>
+        <w:t xml:space="preserve"> </w:t>
+      </w:r>
+      <m:oMath>
+        <m:r>
+          <m:t>p</m:t>
+        </m:r>
+      </m:oMath>
+      <w:r>
+        <w:t xml:space="preserve">&lt;0.05 (see</w:t>
+      </w:r>
+      <w:r>
+        <w:t xml:space="preserve"> </w:t>
+      </w:r>
+      <w:r>
+        <w:t xml:space="preserve">“</w:t>
+      </w:r>
+      <w:r>
+        <w:t xml:space="preserve">Results</w:t>
+      </w:r>
+      <w:r>
+        <w:t xml:space="preserve">”</w:t>
+      </w:r>
+      <w:r>
+        <w:t xml:space="preserve"> </w:t>
+      </w:r>
+      <w:r>
+        <w:t xml:space="preserve">for the test-statistics and exact</w:t>
+      </w:r>
+      <w:r>
+        <w:t xml:space="preserve"> </w:t>
+      </w:r>
+      <m:oMath>
+        <m:r>
+          <m:t>p</m:t>
+        </m:r>
+      </m:oMath>
+      <w:r>
+        <w:t xml:space="preserve">-values).</w:t>
+      </w:r>
+    </w:p>
+    <w:p>
+      <w:pPr>
+        <w:pStyle w:val="BodyText"/>
+      </w:pPr>
+      <w:r>
         <w:t xml:space="preserve">POWO (2026). Plants of the World Online. Facilitated by the Royal Botanic Gardens, Kew. Published on the Internet.</w:t>
       </w:r>
       <w:r>
         <w:t xml:space="preserve"> </w:t>
       </w:r>
-      <w:hyperlink r:id="rId46">
+      <w:hyperlink r:id="rId48">
         <w:r>
           <w:rPr>
             <w:rStyle w:val="Hyperlink"/>
@@ -3076,7 +3261,7 @@
       <w:r>
         <w:t xml:space="preserve"> </w:t>
       </w:r>
-      <w:hyperlink r:id="rId47">
+      <w:hyperlink r:id="rId49">
         <w:r>
           <w:rPr>
             <w:rStyle w:val="Hyperlink"/>
@@ -3133,7 +3318,7 @@
       <w:r>
         <w:t xml:space="preserve"> </w:t>
       </w:r>
-      <w:hyperlink r:id="rId48">
+      <w:hyperlink r:id="rId50">
         <w:r>
           <w:rPr>
             <w:rStyle w:val="Hyperlink"/>
@@ -3148,18 +3333,18 @@
         <w:t xml:space="preserve">[in Japanese]</w:t>
       </w:r>
     </w:p>
-    <w:bookmarkEnd w:id="49"/>
-    <w:bookmarkStart w:id="108" w:name="references"/>
+    <w:bookmarkEnd w:id="51"/>
+    <w:bookmarkStart w:id="110" w:name="references"/>
     <w:p>
       <w:pPr>
         <w:pStyle w:val="Heading1"/>
       </w:pPr>
       <w:r>
-        <w:t xml:space="preserve">References</w:t>
-      </w:r>
-    </w:p>
-    <w:bookmarkStart w:id="107" w:name="refs"/>
-    <w:bookmarkStart w:id="51" w:name="ref-citeRlme4"/>
+        <w:t xml:space="preserve">REFERENCES</w:t>
+      </w:r>
+    </w:p>
+    <w:bookmarkStart w:id="109" w:name="refs"/>
+    <w:bookmarkStart w:id="53" w:name="ref-citeRlme4"/>
     <w:p>
       <w:pPr>
         <w:pStyle w:val="Bibliography"/>
@@ -3205,7 +3390,7 @@
       <w:r>
         <w:t xml:space="preserve"> </w:t>
       </w:r>
-      <w:hyperlink r:id="rId50">
+      <w:hyperlink r:id="rId52">
         <w:r>
           <w:rPr>
             <w:rStyle w:val="Hyperlink"/>
@@ -3214,8 +3399,8 @@
         </w:r>
       </w:hyperlink>
     </w:p>
-    <w:bookmarkEnd w:id="51"/>
-    <w:bookmarkStart w:id="53" w:name="ref-broyles_effective_1991"/>
+    <w:bookmarkEnd w:id="53"/>
+    <w:bookmarkStart w:id="55" w:name="ref-broyles_effective_1991"/>
     <w:p>
       <w:pPr>
         <w:pStyle w:val="Bibliography"/>
@@ -3363,7 +3548,7 @@
       <w:r>
         <w:t xml:space="preserve"> </w:t>
       </w:r>
-      <w:hyperlink r:id="rId52">
+      <w:hyperlink r:id="rId54">
         <w:r>
           <w:rPr>
             <w:rStyle w:val="Hyperlink"/>
@@ -3372,8 +3557,8 @@
         </w:r>
       </w:hyperlink>
     </w:p>
-    <w:bookmarkEnd w:id="53"/>
-    <w:bookmarkStart w:id="55" w:name="ref-bullock_comparative_1977"/>
+    <w:bookmarkEnd w:id="55"/>
+    <w:bookmarkStart w:id="57" w:name="ref-bullock_comparative_1977"/>
     <w:p>
       <w:pPr>
         <w:pStyle w:val="Bibliography"/>
@@ -3455,7 +3640,7 @@
       <w:r>
         <w:t xml:space="preserve"> </w:t>
       </w:r>
-      <w:hyperlink r:id="rId54">
+      <w:hyperlink r:id="rId56">
         <w:r>
           <w:rPr>
             <w:rStyle w:val="Hyperlink"/>
@@ -3464,8 +3649,8 @@
         </w:r>
       </w:hyperlink>
     </w:p>
-    <w:bookmarkEnd w:id="55"/>
-    <w:bookmarkStart w:id="57" w:name="ref-citeRordinal"/>
+    <w:bookmarkEnd w:id="57"/>
+    <w:bookmarkStart w:id="59" w:name="ref-citeRordinal"/>
     <w:p>
       <w:pPr>
         <w:pStyle w:val="Bibliography"/>
@@ -3489,7 +3674,7 @@
       <w:r>
         <w:t xml:space="preserve"> </w:t>
       </w:r>
-      <w:hyperlink r:id="rId56">
+      <w:hyperlink r:id="rId58">
         <w:r>
           <w:rPr>
             <w:rStyle w:val="Hyperlink"/>
@@ -3498,8 +3683,8 @@
         </w:r>
       </w:hyperlink>
     </w:p>
-    <w:bookmarkEnd w:id="57"/>
-    <w:bookmarkStart w:id="59" w:name="ref-de_jong_geitonogamy_1993"/>
+    <w:bookmarkEnd w:id="59"/>
+    <w:bookmarkStart w:id="61" w:name="ref-de_jong_geitonogamy_1993"/>
     <w:p>
       <w:pPr>
         <w:pStyle w:val="Bibliography"/>
@@ -3548,7 +3733,7 @@
       <w:r>
         <w:t xml:space="preserve"> </w:t>
       </w:r>
-      <w:hyperlink r:id="rId58">
+      <w:hyperlink r:id="rId60">
         <w:r>
           <w:rPr>
             <w:rStyle w:val="Hyperlink"/>
@@ -3557,8 +3742,8 @@
         </w:r>
       </w:hyperlink>
     </w:p>
-    <w:bookmarkEnd w:id="59"/>
-    <w:bookmarkStart w:id="61" w:name="ref-de_lange_achyranthes_2004"/>
+    <w:bookmarkEnd w:id="61"/>
+    <w:bookmarkStart w:id="63" w:name="ref-de_lange_achyranthes_2004"/>
     <w:p>
       <w:pPr>
         <w:pStyle w:val="Bibliography"/>
@@ -3649,7 +3834,7 @@
       <w:r>
         <w:t xml:space="preserve"> </w:t>
       </w:r>
-      <w:hyperlink r:id="rId60">
+      <w:hyperlink r:id="rId62">
         <w:r>
           <w:rPr>
             <w:rStyle w:val="Hyperlink"/>
@@ -3658,8 +3843,8 @@
         </w:r>
       </w:hyperlink>
     </w:p>
-    <w:bookmarkEnd w:id="61"/>
-    <w:bookmarkStart w:id="63" w:name="ref-heinrich_foraging_1976"/>
+    <w:bookmarkEnd w:id="63"/>
+    <w:bookmarkStart w:id="65" w:name="ref-heinrich_foraging_1976"/>
     <w:p>
       <w:pPr>
         <w:pStyle w:val="Bibliography"/>
@@ -3729,7 +3914,7 @@
       <w:r>
         <w:t xml:space="preserve"> </w:t>
       </w:r>
-      <w:hyperlink r:id="rId62">
+      <w:hyperlink r:id="rId64">
         <w:r>
           <w:rPr>
             <w:rStyle w:val="Hyperlink"/>
@@ -3738,8 +3923,8 @@
         </w:r>
       </w:hyperlink>
     </w:p>
-    <w:bookmarkEnd w:id="63"/>
-    <w:bookmarkStart w:id="65" w:name="ref-herrera_daily_1990"/>
+    <w:bookmarkEnd w:id="65"/>
+    <w:bookmarkStart w:id="67" w:name="ref-herrera_daily_1990"/>
     <w:p>
       <w:pPr>
         <w:pStyle w:val="Bibliography"/>
@@ -3872,7 +4057,7 @@
       <w:r>
         <w:t xml:space="preserve"> </w:t>
       </w:r>
-      <w:hyperlink r:id="rId64">
+      <w:hyperlink r:id="rId66">
         <w:r>
           <w:rPr>
             <w:rStyle w:val="Hyperlink"/>
@@ -3881,8 +4066,8 @@
         </w:r>
       </w:hyperlink>
     </w:p>
-    <w:bookmarkEnd w:id="65"/>
-    <w:bookmarkStart w:id="67" w:name="ref-hessing_geitonogamous_1988"/>
+    <w:bookmarkEnd w:id="67"/>
+    <w:bookmarkStart w:id="69" w:name="ref-hessing_geitonogamous_1988"/>
     <w:p>
       <w:pPr>
         <w:pStyle w:val="Bibliography"/>
@@ -3970,7 +4155,7 @@
       <w:r>
         <w:t xml:space="preserve"> </w:t>
       </w:r>
-      <w:hyperlink r:id="rId66">
+      <w:hyperlink r:id="rId68">
         <w:r>
           <w:rPr>
             <w:rStyle w:val="Hyperlink"/>
@@ -3979,8 +4164,8 @@
         </w:r>
       </w:hyperlink>
     </w:p>
-    <w:bookmarkEnd w:id="67"/>
-    <w:bookmarkStart w:id="69" w:name="ref-johnson_competition_2022"/>
+    <w:bookmarkEnd w:id="69"/>
+    <w:bookmarkStart w:id="71" w:name="ref-johnson_competition_2022"/>
     <w:p>
       <w:pPr>
         <w:pStyle w:val="Bibliography"/>
@@ -4017,7 +4202,7 @@
       <w:r>
         <w:t xml:space="preserve"> </w:t>
       </w:r>
-      <w:hyperlink r:id="rId68">
+      <w:hyperlink r:id="rId70">
         <w:r>
           <w:rPr>
             <w:rStyle w:val="Hyperlink"/>
@@ -4026,8 +4211,8 @@
         </w:r>
       </w:hyperlink>
     </w:p>
-    <w:bookmarkEnd w:id="69"/>
-    <w:bookmarkStart w:id="71" w:name="ref-kandori_diverse_2002-1"/>
+    <w:bookmarkEnd w:id="71"/>
+    <w:bookmarkStart w:id="73" w:name="ref-kandori_diverse_2002-1"/>
     <w:p>
       <w:pPr>
         <w:pStyle w:val="Bibliography"/>
@@ -4100,7 +4285,7 @@
       <w:r>
         <w:t xml:space="preserve"> </w:t>
       </w:r>
-      <w:hyperlink r:id="rId70">
+      <w:hyperlink r:id="rId72">
         <w:r>
           <w:rPr>
             <w:rStyle w:val="Hyperlink"/>
@@ -4109,8 +4294,8 @@
         </w:r>
       </w:hyperlink>
     </w:p>
-    <w:bookmarkEnd w:id="71"/>
-    <w:bookmarkStart w:id="73" w:name="ref-kandori_invasive_2009"/>
+    <w:bookmarkEnd w:id="73"/>
+    <w:bookmarkStart w:id="75" w:name="ref-kandori_invasive_2009"/>
     <w:p>
       <w:pPr>
         <w:pStyle w:val="Bibliography"/>
@@ -4147,7 +4332,7 @@
       <w:r>
         <w:t xml:space="preserve"> </w:t>
       </w:r>
-      <w:hyperlink r:id="rId72">
+      <w:hyperlink r:id="rId74">
         <w:r>
           <w:rPr>
             <w:rStyle w:val="Hyperlink"/>
@@ -4156,8 +4341,8 @@
         </w:r>
       </w:hyperlink>
     </w:p>
-    <w:bookmarkEnd w:id="73"/>
-    <w:bookmarkStart w:id="75" w:name="ref-karron_influence_1995"/>
+    <w:bookmarkEnd w:id="75"/>
+    <w:bookmarkStart w:id="77" w:name="ref-karron_influence_1995"/>
     <w:p>
       <w:pPr>
         <w:pStyle w:val="Bibliography"/>
@@ -4206,7 +4391,7 @@
       <w:r>
         <w:t xml:space="preserve"> </w:t>
       </w:r>
-      <w:hyperlink r:id="rId74">
+      <w:hyperlink r:id="rId76">
         <w:r>
           <w:rPr>
             <w:rStyle w:val="Hyperlink"/>
@@ -4215,8 +4400,8 @@
         </w:r>
       </w:hyperlink>
     </w:p>
-    <w:bookmarkEnd w:id="75"/>
-    <w:bookmarkStart w:id="77" w:name="ref-levin_competition_1970"/>
+    <w:bookmarkEnd w:id="77"/>
+    <w:bookmarkStart w:id="79" w:name="ref-levin_competition_1970"/>
     <w:p>
       <w:pPr>
         <w:pStyle w:val="Bibliography"/>
@@ -4286,7 +4471,7 @@
       <w:r>
         <w:t xml:space="preserve"> </w:t>
       </w:r>
-      <w:hyperlink r:id="rId76">
+      <w:hyperlink r:id="rId78">
         <w:r>
           <w:rPr>
             <w:rStyle w:val="Hyperlink"/>
@@ -4295,8 +4480,8 @@
         </w:r>
       </w:hyperlink>
     </w:p>
-    <w:bookmarkEnd w:id="77"/>
-    <w:bookmarkStart w:id="79" w:name="ref-matsuki_pollination_2008-1"/>
+    <w:bookmarkEnd w:id="79"/>
+    <w:bookmarkStart w:id="81" w:name="ref-matsuki_pollination_2008-1"/>
     <w:p>
       <w:pPr>
         <w:pStyle w:val="Bibliography"/>
@@ -4333,7 +4518,7 @@
       <w:r>
         <w:t xml:space="preserve"> </w:t>
       </w:r>
-      <w:hyperlink r:id="rId78">
+      <w:hyperlink r:id="rId80">
         <w:r>
           <w:rPr>
             <w:rStyle w:val="Hyperlink"/>
@@ -4342,8 +4527,8 @@
         </w:r>
       </w:hyperlink>
     </w:p>
-    <w:bookmarkEnd w:id="79"/>
-    <w:bookmarkStart w:id="81" w:name="ref-neeman_framework_2010"/>
+    <w:bookmarkEnd w:id="81"/>
+    <w:bookmarkStart w:id="83" w:name="ref-neeman_framework_2010"/>
     <w:p>
       <w:pPr>
         <w:pStyle w:val="Bibliography"/>
@@ -4380,7 +4565,7 @@
       <w:r>
         <w:t xml:space="preserve"> </w:t>
       </w:r>
-      <w:hyperlink r:id="rId80">
+      <w:hyperlink r:id="rId82">
         <w:r>
           <w:rPr>
             <w:rStyle w:val="Hyperlink"/>
@@ -4389,8 +4574,8 @@
         </w:r>
       </w:hyperlink>
     </w:p>
-    <w:bookmarkEnd w:id="81"/>
-    <w:bookmarkStart w:id="83" w:name="ref-nishida_habitat_2020"/>
+    <w:bookmarkEnd w:id="83"/>
+    <w:bookmarkStart w:id="85" w:name="ref-nishida_habitat_2020"/>
     <w:p>
       <w:pPr>
         <w:pStyle w:val="Bibliography"/>
@@ -4439,7 +4624,7 @@
       <w:r>
         <w:t xml:space="preserve"> </w:t>
       </w:r>
-      <w:hyperlink r:id="rId82">
+      <w:hyperlink r:id="rId84">
         <w:r>
           <w:rPr>
             <w:rStyle w:val="Hyperlink"/>
@@ -4448,8 +4633,8 @@
         </w:r>
       </w:hyperlink>
     </w:p>
-    <w:bookmarkEnd w:id="83"/>
-    <w:bookmarkStart w:id="85" w:name="ref-olesen_modularity_2007"/>
+    <w:bookmarkEnd w:id="85"/>
+    <w:bookmarkStart w:id="87" w:name="ref-olesen_modularity_2007"/>
     <w:p>
       <w:pPr>
         <w:pStyle w:val="Bibliography"/>
@@ -4486,7 +4671,7 @@
       <w:r>
         <w:t xml:space="preserve"> </w:t>
       </w:r>
-      <w:hyperlink r:id="rId84">
+      <w:hyperlink r:id="rId86">
         <w:r>
           <w:rPr>
             <w:rStyle w:val="Hyperlink"/>
@@ -4495,8 +4680,8 @@
         </w:r>
       </w:hyperlink>
     </w:p>
-    <w:bookmarkEnd w:id="85"/>
-    <w:bookmarkStart w:id="87" w:name="ref-Rcite"/>
+    <w:bookmarkEnd w:id="87"/>
+    <w:bookmarkStart w:id="89" w:name="ref-Rcite"/>
     <w:p>
       <w:pPr>
         <w:pStyle w:val="Bibliography"/>
@@ -4520,7 +4705,7 @@
       <w:r>
         <w:t xml:space="preserve"> </w:t>
       </w:r>
-      <w:hyperlink r:id="rId86">
+      <w:hyperlink r:id="rId88">
         <w:r>
           <w:rPr>
             <w:rStyle w:val="Hyperlink"/>
@@ -4529,8 +4714,8 @@
         </w:r>
       </w:hyperlink>
     </w:p>
-    <w:bookmarkEnd w:id="87"/>
-    <w:bookmarkStart w:id="89" w:name="ref-shivanna_reproductive_2014"/>
+    <w:bookmarkEnd w:id="89"/>
+    <w:bookmarkStart w:id="91" w:name="ref-shivanna_reproductive_2014"/>
     <w:p>
       <w:pPr>
         <w:pStyle w:val="Bibliography"/>
@@ -4618,7 +4803,7 @@
       <w:r>
         <w:t xml:space="preserve"> </w:t>
       </w:r>
-      <w:hyperlink r:id="rId88">
+      <w:hyperlink r:id="rId90">
         <w:r>
           <w:rPr>
             <w:rStyle w:val="Hyperlink"/>
@@ -4627,8 +4812,8 @@
         </w:r>
       </w:hyperlink>
     </w:p>
-    <w:bookmarkEnd w:id="89"/>
-    <w:bookmarkStart w:id="91" w:name="ref-takakura_effective_2011"/>
+    <w:bookmarkEnd w:id="91"/>
+    <w:bookmarkStart w:id="93" w:name="ref-takakura_effective_2011"/>
     <w:p>
       <w:pPr>
         <w:pStyle w:val="Bibliography"/>
@@ -4677,7 +4862,7 @@
       <w:r>
         <w:t xml:space="preserve"> </w:t>
       </w:r>
-      <w:hyperlink r:id="rId90">
+      <w:hyperlink r:id="rId92">
         <w:r>
           <w:rPr>
             <w:rStyle w:val="Hyperlink"/>
@@ -4686,8 +4871,8 @@
         </w:r>
       </w:hyperlink>
     </w:p>
-    <w:bookmarkEnd w:id="91"/>
-    <w:bookmarkStart w:id="93" w:name="ref-waser_interspecific_1978"/>
+    <w:bookmarkEnd w:id="93"/>
+    <w:bookmarkStart w:id="95" w:name="ref-waser_interspecific_1978"/>
     <w:p>
       <w:pPr>
         <w:pStyle w:val="Bibliography"/>
@@ -4724,7 +4909,7 @@
       <w:r>
         <w:t xml:space="preserve"> </w:t>
       </w:r>
-      <w:hyperlink r:id="rId92">
+      <w:hyperlink r:id="rId94">
         <w:r>
           <w:rPr>
             <w:rStyle w:val="Hyperlink"/>
@@ -4733,8 +4918,8 @@
         </w:r>
       </w:hyperlink>
     </w:p>
-    <w:bookmarkEnd w:id="93"/>
-    <w:bookmarkStart w:id="95" w:name="ref-waser_comparison_1982"/>
+    <w:bookmarkEnd w:id="95"/>
+    <w:bookmarkStart w:id="97" w:name="ref-waser_comparison_1982"/>
     <w:p>
       <w:pPr>
         <w:pStyle w:val="Bibliography"/>
@@ -4771,7 +4956,7 @@
       <w:r>
         <w:t xml:space="preserve"> </w:t>
       </w:r>
-      <w:hyperlink r:id="rId94">
+      <w:hyperlink r:id="rId96">
         <w:r>
           <w:rPr>
             <w:rStyle w:val="Hyperlink"/>
@@ -4780,8 +4965,8 @@
         </w:r>
       </w:hyperlink>
     </w:p>
-    <w:bookmarkEnd w:id="95"/>
-    <w:bookmarkStart w:id="97" w:name="ref-waser_generalization_1996"/>
+    <w:bookmarkEnd w:id="97"/>
+    <w:bookmarkStart w:id="99" w:name="ref-waser_generalization_1996"/>
     <w:p>
       <w:pPr>
         <w:pStyle w:val="Bibliography"/>
@@ -4854,7 +5039,7 @@
       <w:r>
         <w:t xml:space="preserve"> </w:t>
       </w:r>
-      <w:hyperlink r:id="rId96">
+      <w:hyperlink r:id="rId98">
         <w:r>
           <w:rPr>
             <w:rStyle w:val="Hyperlink"/>
@@ -4863,8 +5048,8 @@
         </w:r>
       </w:hyperlink>
     </w:p>
-    <w:bookmarkEnd w:id="97"/>
-    <w:bookmarkStart w:id="99" w:name="ref-citeRtidyverse"/>
+    <w:bookmarkEnd w:id="99"/>
+    <w:bookmarkStart w:id="101" w:name="ref-citeRtidyverse"/>
     <w:p>
       <w:pPr>
         <w:pStyle w:val="Bibliography"/>
@@ -4910,7 +5095,7 @@
       <w:r>
         <w:t xml:space="preserve"> </w:t>
       </w:r>
-      <w:hyperlink r:id="rId98">
+      <w:hyperlink r:id="rId100">
         <w:r>
           <w:rPr>
             <w:rStyle w:val="Hyperlink"/>
@@ -4919,8 +5104,8 @@
         </w:r>
       </w:hyperlink>
     </w:p>
-    <w:bookmarkEnd w:id="99"/>
-    <w:bookmarkStart w:id="100" w:name="ref-willmer2011pollination"/>
+    <w:bookmarkEnd w:id="101"/>
+    <w:bookmarkStart w:id="102" w:name="ref-willmer2011pollination"/>
     <w:p>
       <w:pPr>
         <w:pStyle w:val="Bibliography"/>
@@ -4942,8 +5127,8 @@
         <w:t xml:space="preserve">. Princeton University Press.</w:t>
       </w:r>
     </w:p>
-    <w:bookmarkEnd w:id="100"/>
-    <w:bookmarkStart w:id="102" w:name="ref-yan_assessment_2016"/>
+    <w:bookmarkEnd w:id="102"/>
+    <w:bookmarkStart w:id="104" w:name="ref-yan_assessment_2016"/>
     <w:p>
       <w:pPr>
         <w:pStyle w:val="Bibliography"/>
@@ -5016,7 +5201,7 @@
       <w:r>
         <w:t xml:space="preserve"> </w:t>
       </w:r>
-      <w:hyperlink r:id="rId101">
+      <w:hyperlink r:id="rId103">
         <w:r>
           <w:rPr>
             <w:rStyle w:val="Hyperlink"/>
@@ -5025,8 +5210,8 @@
         </w:r>
       </w:hyperlink>
     </w:p>
-    <w:bookmarkEnd w:id="102"/>
-    <w:bookmarkStart w:id="104" w:name="ref-yang_landscape_2017"/>
+    <w:bookmarkEnd w:id="104"/>
+    <w:bookmarkStart w:id="106" w:name="ref-yang_landscape_2017"/>
     <w:p>
       <w:pPr>
         <w:pStyle w:val="Bibliography"/>
@@ -5093,7 +5278,7 @@
       <w:r>
         <w:t xml:space="preserve"> </w:t>
       </w:r>
-      <w:hyperlink r:id="rId103">
+      <w:hyperlink r:id="rId105">
         <w:r>
           <w:rPr>
             <w:rStyle w:val="Hyperlink"/>
@@ -5102,8 +5287,8 @@
         </w:r>
       </w:hyperlink>
     </w:p>
-    <w:bookmarkEnd w:id="104"/>
-    <w:bookmarkStart w:id="106" w:name="ref-citeRvgam"/>
+    <w:bookmarkEnd w:id="106"/>
+    <w:bookmarkStart w:id="108" w:name="ref-citeRvgam"/>
     <w:p>
       <w:pPr>
         <w:pStyle w:val="Bibliography"/>
@@ -5152,7 +5337,7 @@
       <w:r>
         <w:t xml:space="preserve"> </w:t>
       </w:r>
-      <w:hyperlink r:id="rId105">
+      <w:hyperlink r:id="rId107">
         <w:r>
           <w:rPr>
             <w:rStyle w:val="Hyperlink"/>
@@ -5161,9 +5346,9 @@
         </w:r>
       </w:hyperlink>
     </w:p>
-    <w:bookmarkEnd w:id="106"/>
-    <w:bookmarkEnd w:id="107"/>
     <w:bookmarkEnd w:id="108"/>
+    <w:bookmarkEnd w:id="109"/>
+    <w:bookmarkEnd w:id="110"/>
     <w:sectPr/>
   </w:body>
 </w:document>

--- a/manuscript/manuscript.docx
+++ b/manuscript/manuscript.docx
@@ -2935,7 +2935,7 @@
               <a:graphicData uri="http://schemas.openxmlformats.org/drawingml/2006/picture">
                 <pic:pic>
                   <pic:nvPicPr>
-                    <pic:cNvPr descr="../figures/two_sites.pdf" id="44" name="Picture"/>
+                    <pic:cNvPr descr="../figures/fig2_two_sites.pdf" id="44" name="Picture"/>
                     <pic:cNvPicPr>
                       <a:picLocks noChangeArrowheads="1" noChangeAspect="1"/>
                     </pic:cNvPicPr>
@@ -3040,7 +3040,7 @@
               <a:graphicData uri="http://schemas.openxmlformats.org/drawingml/2006/picture">
                 <pic:pic>
                   <pic:nvPicPr>
-                    <pic:cNvPr descr="../figures/visit_patterns.pdf" id="47" name="Picture"/>
+                    <pic:cNvPr descr="../figures/fig3_visit_patterns.pdf" id="47" name="Picture"/>
                     <pic:cNvPicPr>
                       <a:picLocks noChangeArrowheads="1" noChangeAspect="1"/>
                     </pic:cNvPicPr>
@@ -3112,7 +3112,7 @@
         <w:t xml:space="preserve">“</w:t>
       </w:r>
       <w:r>
-        <w:t xml:space="preserve">Materials &amp; Methods</w:t>
+        <w:t xml:space="preserve">Materials and Methods</w:t>
       </w:r>
       <w:r>
         <w:t xml:space="preserve">”</w:t>
@@ -3146,7 +3146,7 @@
         <w:t xml:space="preserve">“</w:t>
       </w:r>
       <w:r>
-        <w:t xml:space="preserve">Materials &amp; Methods</w:t>
+        <w:t xml:space="preserve">Materials and Methods</w:t>
       </w:r>
       <w:r>
         <w:t xml:space="preserve">”</w:t>
@@ -3177,7 +3177,7 @@
         <w:t xml:space="preserve">“</w:t>
       </w:r>
       <w:r>
-        <w:t xml:space="preserve">Materials &amp; Methods</w:t>
+        <w:t xml:space="preserve">Materials and Methods</w:t>
       </w:r>
       <w:r>
         <w:t xml:space="preserve">”</w:t>
@@ -3406,118 +3406,36 @@
         <w:pStyle w:val="Bibliography"/>
       </w:pPr>
       <w:r>
-        <w:t xml:space="preserve">Broyles, S. B., &amp; Wyatt, R. (1991). Effective</w:t>
-      </w:r>
-      <w:r>
-        <w:t xml:space="preserve"> </w:t>
-      </w:r>
-      <w:r>
-        <w:t xml:space="preserve">Pollen</w:t>
-      </w:r>
-      <w:r>
-        <w:t xml:space="preserve"> </w:t>
-      </w:r>
-      <w:r>
-        <w:t xml:space="preserve">Dispersal</w:t>
-      </w:r>
-      <w:r>
-        <w:t xml:space="preserve"> </w:t>
-      </w:r>
-      <w:r>
-        <w:t xml:space="preserve">in a</w:t>
-      </w:r>
-      <w:r>
-        <w:t xml:space="preserve"> </w:t>
-      </w:r>
-      <w:r>
-        <w:t xml:space="preserve">Natural</w:t>
-      </w:r>
-      <w:r>
-        <w:t xml:space="preserve"> </w:t>
-      </w:r>
-      <w:r>
-        <w:t xml:space="preserve">Population</w:t>
-      </w:r>
-      <w:r>
-        <w:t xml:space="preserve"> </w:t>
-      </w:r>
-      <w:r>
-        <w:t xml:space="preserve">of</w:t>
-      </w:r>
-      <w:r>
-        <w:t xml:space="preserve"> </w:t>
-      </w:r>
-      <w:r>
-        <w:t xml:space="preserve">Asclepias</w:t>
-      </w:r>
-      <w:r>
-        <w:t xml:space="preserve"> </w:t>
-      </w:r>
-      <w:r>
-        <w:t xml:space="preserve">exaltata:</w:t>
-      </w:r>
-      <w:r>
-        <w:t xml:space="preserve"> </w:t>
-      </w:r>
-      <w:r>
-        <w:t xml:space="preserve">The</w:t>
-      </w:r>
-      <w:r>
-        <w:t xml:space="preserve"> </w:t>
-      </w:r>
-      <w:r>
-        <w:t xml:space="preserve">Influence</w:t>
-      </w:r>
-      <w:r>
-        <w:t xml:space="preserve"> </w:t>
-      </w:r>
-      <w:r>
-        <w:t xml:space="preserve">of</w:t>
-      </w:r>
-      <w:r>
-        <w:t xml:space="preserve"> </w:t>
-      </w:r>
-      <w:r>
-        <w:t xml:space="preserve">Pollinator</w:t>
-      </w:r>
-      <w:r>
-        <w:t xml:space="preserve"> </w:t>
-      </w:r>
-      <w:r>
-        <w:t xml:space="preserve">Behavior</w:t>
-      </w:r>
-      <w:r>
-        <w:t xml:space="preserve">,</w:t>
-      </w:r>
-      <w:r>
-        <w:t xml:space="preserve"> </w:t>
-      </w:r>
-      <w:r>
-        <w:t xml:space="preserve">Genetic</w:t>
-      </w:r>
-      <w:r>
-        <w:t xml:space="preserve"> </w:t>
-      </w:r>
-      <w:r>
-        <w:t xml:space="preserve">Similarity</w:t>
-      </w:r>
-      <w:r>
-        <w:t xml:space="preserve">, and</w:t>
-      </w:r>
-      <w:r>
-        <w:t xml:space="preserve"> </w:t>
-      </w:r>
-      <w:r>
-        <w:t xml:space="preserve">Mating</w:t>
-      </w:r>
-      <w:r>
-        <w:t xml:space="preserve"> </w:t>
-      </w:r>
-      <w:r>
-        <w:t xml:space="preserve">Success</w:t>
-      </w:r>
-      <w:r>
-        <w:t xml:space="preserve">.</w:t>
+        <w:t xml:space="preserve">Broyles, S. B., &amp; Wyatt, R. (1991). Effective pollen dispersal in a natural population of</w:t>
+      </w:r>
+      <w:r>
+        <w:t xml:space="preserve"> </w:t>
+      </w:r>
+      <w:r>
+        <w:rPr>
+          <w:iCs/>
+          <w:i/>
+        </w:rPr>
+        <w:t xml:space="preserve">A</w:t>
+      </w:r>
+      <w:r>
+        <w:rPr>
+          <w:iCs/>
+          <w:i/>
+        </w:rPr>
+        <w:t xml:space="preserve">sclepias exaltata</w:t>
+      </w:r>
+      <w:r>
+        <w:t xml:space="preserve">:</w:t>
+      </w:r>
+      <w:r>
+        <w:t xml:space="preserve"> </w:t>
+      </w:r>
+      <w:r>
+        <w:t xml:space="preserve">T</w:t>
+      </w:r>
+      <w:r>
+        <w:t xml:space="preserve">he influence of pollinator behavior, genetic similarity , and mating success.</w:t>
       </w:r>
       <w:r>
         <w:t xml:space="preserve"> </w:t>
@@ -3564,52 +3482,7 @@
         <w:pStyle w:val="Bibliography"/>
       </w:pPr>
       <w:r>
-        <w:t xml:space="preserve">Bullock, S. H., &amp; Primack, R. B. (1977). Comparative</w:t>
-      </w:r>
-      <w:r>
-        <w:t xml:space="preserve"> </w:t>
-      </w:r>
-      <w:r>
-        <w:t xml:space="preserve">Experimental</w:t>
-      </w:r>
-      <w:r>
-        <w:t xml:space="preserve"> </w:t>
-      </w:r>
-      <w:r>
-        <w:t xml:space="preserve">Study</w:t>
-      </w:r>
-      <w:r>
-        <w:t xml:space="preserve"> </w:t>
-      </w:r>
-      <w:r>
-        <w:t xml:space="preserve">of</w:t>
-      </w:r>
-      <w:r>
-        <w:t xml:space="preserve"> </w:t>
-      </w:r>
-      <w:r>
-        <w:t xml:space="preserve">Seed</w:t>
-      </w:r>
-      <w:r>
-        <w:t xml:space="preserve"> </w:t>
-      </w:r>
-      <w:r>
-        <w:t xml:space="preserve">Dispersal</w:t>
-      </w:r>
-      <w:r>
-        <w:t xml:space="preserve"> </w:t>
-      </w:r>
-      <w:r>
-        <w:t xml:space="preserve">on</w:t>
-      </w:r>
-      <w:r>
-        <w:t xml:space="preserve"> </w:t>
-      </w:r>
-      <w:r>
-        <w:t xml:space="preserve">Animals</w:t>
-      </w:r>
-      <w:r>
-        <w:t xml:space="preserve">.</w:t>
+        <w:t xml:space="preserve">Bullock, S. H., &amp; Primack, R. B. (1977). Comparative experimental study of seed dispersal on animals.</w:t>
       </w:r>
       <w:r>
         <w:t xml:space="preserve"> </w:t>
@@ -3850,40 +3723,7 @@
         <w:pStyle w:val="Bibliography"/>
       </w:pPr>
       <w:r>
-        <w:t xml:space="preserve">Heinrich, B. (1976). The</w:t>
-      </w:r>
-      <w:r>
-        <w:t xml:space="preserve"> </w:t>
-      </w:r>
-      <w:r>
-        <w:t xml:space="preserve">Foraging</w:t>
-      </w:r>
-      <w:r>
-        <w:t xml:space="preserve"> </w:t>
-      </w:r>
-      <w:r>
-        <w:t xml:space="preserve">Specializations</w:t>
-      </w:r>
-      <w:r>
-        <w:t xml:space="preserve"> </w:t>
-      </w:r>
-      <w:r>
-        <w:t xml:space="preserve">of</w:t>
-      </w:r>
-      <w:r>
-        <w:t xml:space="preserve"> </w:t>
-      </w:r>
-      <w:r>
-        <w:t xml:space="preserve">Individual</w:t>
-      </w:r>
-      <w:r>
-        <w:t xml:space="preserve"> </w:t>
-      </w:r>
-      <w:r>
-        <w:t xml:space="preserve">Bumblebees</w:t>
-      </w:r>
-      <w:r>
-        <w:t xml:space="preserve">.</w:t>
+        <w:t xml:space="preserve">Heinrich, B. (1976). The foraging specializations of individual bumblebees.</w:t>
       </w:r>
       <w:r>
         <w:t xml:space="preserve"> </w:t>
@@ -3930,103 +3770,7 @@
         <w:pStyle w:val="Bibliography"/>
       </w:pPr>
       <w:r>
-        <w:t xml:space="preserve">Herrera, C. M. (1990). Daily</w:t>
-      </w:r>
-      <w:r>
-        <w:t xml:space="preserve"> </w:t>
-      </w:r>
-      <w:r>
-        <w:t xml:space="preserve">Patterns</w:t>
-      </w:r>
-      <w:r>
-        <w:t xml:space="preserve"> </w:t>
-      </w:r>
-      <w:r>
-        <w:t xml:space="preserve">of</w:t>
-      </w:r>
-      <w:r>
-        <w:t xml:space="preserve"> </w:t>
-      </w:r>
-      <w:r>
-        <w:t xml:space="preserve">Pollinator</w:t>
-      </w:r>
-      <w:r>
-        <w:t xml:space="preserve"> </w:t>
-      </w:r>
-      <w:r>
-        <w:t xml:space="preserve">Activity</w:t>
-      </w:r>
-      <w:r>
-        <w:t xml:space="preserve">,</w:t>
-      </w:r>
-      <w:r>
-        <w:t xml:space="preserve"> </w:t>
-      </w:r>
-      <w:r>
-        <w:t xml:space="preserve">Differential</w:t>
-      </w:r>
-      <w:r>
-        <w:t xml:space="preserve"> </w:t>
-      </w:r>
-      <w:r>
-        <w:t xml:space="preserve">Pollinating</w:t>
-      </w:r>
-      <w:r>
-        <w:t xml:space="preserve"> </w:t>
-      </w:r>
-      <w:r>
-        <w:t xml:space="preserve">Effectiveness</w:t>
-      </w:r>
-      <w:r>
-        <w:t xml:space="preserve">, and</w:t>
-      </w:r>
-      <w:r>
-        <w:t xml:space="preserve"> </w:t>
-      </w:r>
-      <w:r>
-        <w:t xml:space="preserve">Floral</w:t>
-      </w:r>
-      <w:r>
-        <w:t xml:space="preserve"> </w:t>
-      </w:r>
-      <w:r>
-        <w:t xml:space="preserve">Resource</w:t>
-      </w:r>
-      <w:r>
-        <w:t xml:space="preserve"> </w:t>
-      </w:r>
-      <w:r>
-        <w:t xml:space="preserve">Availability</w:t>
-      </w:r>
-      <w:r>
-        <w:t xml:space="preserve">, in a</w:t>
-      </w:r>
-      <w:r>
-        <w:t xml:space="preserve"> </w:t>
-      </w:r>
-      <w:r>
-        <w:t xml:space="preserve">Summer</w:t>
-      </w:r>
-      <w:r>
-        <w:t xml:space="preserve">-</w:t>
-      </w:r>
-      <w:r>
-        <w:t xml:space="preserve">Flowering</w:t>
-      </w:r>
-      <w:r>
-        <w:t xml:space="preserve"> </w:t>
-      </w:r>
-      <w:r>
-        <w:t xml:space="preserve">Mediterranean</w:t>
-      </w:r>
-      <w:r>
-        <w:t xml:space="preserve"> </w:t>
-      </w:r>
-      <w:r>
-        <w:t xml:space="preserve">Shrub</w:t>
-      </w:r>
-      <w:r>
-        <w:t xml:space="preserve">.</w:t>
+        <w:t xml:space="preserve">Herrera, C. M. (1990). Daily patterns of pollinator activity, differential pollinating effectiveness, and floral resource availability, in a summer-flowering mediterranean shrub.</w:t>
       </w:r>
       <w:r>
         <w:t xml:space="preserve"> </w:t>
@@ -4073,55 +3817,24 @@
         <w:pStyle w:val="Bibliography"/>
       </w:pPr>
       <w:r>
-        <w:t xml:space="preserve">Hessing, M. B. (1988).</w:t>
-      </w:r>
-      <w:r>
-        <w:t xml:space="preserve"> </w:t>
-      </w:r>
-      <w:r>
-        <w:t xml:space="preserve">GEITONOGAMOUS</w:t>
-      </w:r>
-      <w:r>
-        <w:t xml:space="preserve"> </w:t>
-      </w:r>
-      <w:r>
-        <w:t xml:space="preserve">POLLINATION</w:t>
-      </w:r>
-      <w:r>
-        <w:t xml:space="preserve"> </w:t>
-      </w:r>
-      <w:r>
-        <w:t xml:space="preserve">AND</w:t>
-      </w:r>
-      <w:r>
-        <w:t xml:space="preserve"> </w:t>
-      </w:r>
-      <w:r>
-        <w:t xml:space="preserve">ITS</w:t>
-      </w:r>
-      <w:r>
-        <w:t xml:space="preserve"> </w:t>
-      </w:r>
-      <w:r>
-        <w:t xml:space="preserve">CONSEQUENCES</w:t>
-      </w:r>
-      <w:r>
-        <w:t xml:space="preserve"> </w:t>
-      </w:r>
-      <w:r>
-        <w:t xml:space="preserve">IN</w:t>
-      </w:r>
-      <w:r>
-        <w:t xml:space="preserve"> </w:t>
-      </w:r>
-      <w:r>
-        <w:t xml:space="preserve">GERANIUM</w:t>
-      </w:r>
-      <w:r>
-        <w:t xml:space="preserve"> </w:t>
-      </w:r>
-      <w:r>
-        <w:t xml:space="preserve">CAESPITOSUM</w:t>
+        <w:t xml:space="preserve">Hessing, M. B. (1988). Geitonogamous pollination and its consequences in</w:t>
+      </w:r>
+      <w:r>
+        <w:t xml:space="preserve"> </w:t>
+      </w:r>
+      <w:r>
+        <w:rPr>
+          <w:iCs/>
+          <w:i/>
+        </w:rPr>
+        <w:t xml:space="preserve">G</w:t>
+      </w:r>
+      <w:r>
+        <w:rPr>
+          <w:iCs/>
+          <w:i/>
+        </w:rPr>
+        <w:t xml:space="preserve">eranium caespitosum</w:t>
       </w:r>
       <w:r>
         <w:t xml:space="preserve">.</w:t>
@@ -4228,21 +3941,14 @@
           <w:iCs/>
           <w:i/>
         </w:rPr>
-        <w:t xml:space="preserve">Geranium</w:t>
-      </w:r>
-      <w:r>
-        <w:rPr>
-          <w:iCs/>
-          <w:i/>
-        </w:rPr>
-        <w:t xml:space="preserve"> </w:t>
-      </w:r>
-      <w:r>
-        <w:rPr>
-          <w:iCs/>
-          <w:i/>
-        </w:rPr>
-        <w:t xml:space="preserve">thunbergii</w:t>
+        <w:t xml:space="preserve">G</w:t>
+      </w:r>
+      <w:r>
+        <w:rPr>
+          <w:iCs/>
+          <w:i/>
+        </w:rPr>
+        <w:t xml:space="preserve">eranium thunbergii</w:t>
       </w:r>
       <w:r>
         <w:t xml:space="preserve"> </w:t>
@@ -4354,13 +4060,21 @@
         <w:t xml:space="preserve"> </w:t>
       </w:r>
       <w:r>
-        <w:t xml:space="preserve">Mimulus</w:t>
-      </w:r>
-      <w:r>
-        <w:t xml:space="preserve"> </w:t>
-      </w:r>
-      <w:r>
-        <w:t xml:space="preserve">ringens.</w:t>
+        <w:rPr>
+          <w:iCs/>
+          <w:i/>
+        </w:rPr>
+        <w:t xml:space="preserve">M</w:t>
+      </w:r>
+      <w:r>
+        <w:rPr>
+          <w:iCs/>
+          <w:i/>
+        </w:rPr>
+        <w:t xml:space="preserve">imulus ringens</w:t>
+      </w:r>
+      <w:r>
+        <w:t xml:space="preserve">.</w:t>
       </w:r>
       <w:r>
         <w:t xml:space="preserve"> </w:t>
@@ -4407,40 +4121,7 @@
         <w:pStyle w:val="Bibliography"/>
       </w:pPr>
       <w:r>
-        <w:t xml:space="preserve">Levin, D. A., &amp; Anderson, W. W. (1970). Competition for</w:t>
-      </w:r>
-      <w:r>
-        <w:t xml:space="preserve"> </w:t>
-      </w:r>
-      <w:r>
-        <w:t xml:space="preserve">Pollinators</w:t>
-      </w:r>
-      <w:r>
-        <w:t xml:space="preserve"> </w:t>
-      </w:r>
-      <w:r>
-        <w:t xml:space="preserve">between</w:t>
-      </w:r>
-      <w:r>
-        <w:t xml:space="preserve"> </w:t>
-      </w:r>
-      <w:r>
-        <w:t xml:space="preserve">Simultaneously</w:t>
-      </w:r>
-      <w:r>
-        <w:t xml:space="preserve"> </w:t>
-      </w:r>
-      <w:r>
-        <w:t xml:space="preserve">Flowering</w:t>
-      </w:r>
-      <w:r>
-        <w:t xml:space="preserve"> </w:t>
-      </w:r>
-      <w:r>
-        <w:t xml:space="preserve">Species</w:t>
-      </w:r>
-      <w:r>
-        <w:t xml:space="preserve">.</w:t>
+        <w:t xml:space="preserve">Levin, D. A., &amp; Anderson, W. W. (1970). Competition for pollinators between simultaneously flowering species.</w:t>
       </w:r>
       <w:r>
         <w:t xml:space="preserve"> </w:t>
@@ -4587,7 +4268,18 @@
         <w:t xml:space="preserve"> </w:t>
       </w:r>
       <w:r>
-        <w:t xml:space="preserve">Geranium</w:t>
+        <w:rPr>
+          <w:iCs/>
+          <w:i/>
+        </w:rPr>
+        <w:t xml:space="preserve">G</w:t>
+      </w:r>
+      <w:r>
+        <w:rPr>
+          <w:iCs/>
+          <w:i/>
+        </w:rPr>
+        <w:t xml:space="preserve">eranium</w:t>
       </w:r>
       <w:r>
         <w:t xml:space="preserve"> </w:t>
@@ -4650,7 +4342,7 @@
           <w:iCs/>
           <w:i/>
         </w:rPr>
-        <w:t xml:space="preserve">Proceedings of the National Academy of Sciences</w:t>
+        <w:t xml:space="preserve">Proceedings of the National Academy of Sciences USA</w:t>
       </w:r>
       <w:r>
         <w:t xml:space="preserve">,</w:t>
@@ -4825,13 +4517,21 @@
         <w:t xml:space="preserve"> </w:t>
       </w:r>
       <w:r>
-        <w:t xml:space="preserve">Taraxacum</w:t>
-      </w:r>
-      <w:r>
-        <w:t xml:space="preserve"> </w:t>
-      </w:r>
-      <w:r>
-        <w:t xml:space="preserve">officinale, on a native congener.</w:t>
+        <w:rPr>
+          <w:iCs/>
+          <w:i/>
+        </w:rPr>
+        <w:t xml:space="preserve">T</w:t>
+      </w:r>
+      <w:r>
+        <w:rPr>
+          <w:iCs/>
+          <w:i/>
+        </w:rPr>
+        <w:t xml:space="preserve">araxacum officinale</w:t>
+      </w:r>
+      <w:r>
+        <w:t xml:space="preserve">, on a native congener.</w:t>
       </w:r>
       <w:r>
         <w:t xml:space="preserve"> </w:t>
@@ -4972,43 +4672,7 @@
         <w:pStyle w:val="Bibliography"/>
       </w:pPr>
       <w:r>
-        <w:t xml:space="preserve">Waser, N. M., Chittka, L., Price, M. V., Williams, N. M., &amp; Ollerton, J. (1996). Generalization in</w:t>
-      </w:r>
-      <w:r>
-        <w:t xml:space="preserve"> </w:t>
-      </w:r>
-      <w:r>
-        <w:t xml:space="preserve">Pollination</w:t>
-      </w:r>
-      <w:r>
-        <w:t xml:space="preserve"> </w:t>
-      </w:r>
-      <w:r>
-        <w:t xml:space="preserve">Systems</w:t>
-      </w:r>
-      <w:r>
-        <w:t xml:space="preserve">, and</w:t>
-      </w:r>
-      <w:r>
-        <w:t xml:space="preserve"> </w:t>
-      </w:r>
-      <w:r>
-        <w:t xml:space="preserve">Why</w:t>
-      </w:r>
-      <w:r>
-        <w:t xml:space="preserve"> </w:t>
-      </w:r>
-      <w:r>
-        <w:t xml:space="preserve">it</w:t>
-      </w:r>
-      <w:r>
-        <w:t xml:space="preserve"> </w:t>
-      </w:r>
-      <w:r>
-        <w:t xml:space="preserve">Matters</w:t>
-      </w:r>
-      <w:r>
-        <w:t xml:space="preserve">.</w:t>
+        <w:t xml:space="preserve">Waser, N. M., Chittka, L., Price, M. V., Williams, N. M., &amp; Ollerton, J. (1996). Generalization in pollination systems, and why it matters.</w:t>
       </w:r>
       <w:r>
         <w:t xml:space="preserve"> </w:t>
